--- a/files_for_elpR/Documents/Data_Preparation_Protocol.docx
+++ b/files_for_elpR/Documents/Data_Preparation_Protocol.docx
@@ -1774,13 +1774,6 @@
           <w:ilvl w:val="1"/>
           <w:numId w:val="1"/>
         </w:numPr>
-        <w:rPr>
-          <w:rStyle w:val="Heading1Char"/>
-          <w:rFonts w:asciiTheme="minorHAnsi" w:eastAsiaTheme="minorHAnsi" w:hAnsiTheme="minorHAnsi" w:cstheme="minorBidi"/>
-          <w:color w:val="auto"/>
-          <w:sz w:val="22"/>
-          <w:szCs w:val="22"/>
-        </w:rPr>
       </w:pPr>
       <w:bookmarkStart w:id="19" w:name="_Toc180405485"/>
       <w:bookmarkStart w:id="20" w:name="_Toc241760120"/>
@@ -1818,7 +1811,10 @@
     <w:p>
       <w:pPr>
         <w:pStyle w:val="ListParagraph"/>
-        <w:ind w:left="360"/>
+        <w:numPr>
+          <w:ilvl w:val="1"/>
+          <w:numId w:val="1"/>
+        </w:numPr>
         <w:rPr>
           <w:rStyle w:val="Heading1Char"/>
           <w:rFonts w:asciiTheme="minorHAnsi" w:eastAsiaTheme="minorHAnsi" w:hAnsiTheme="minorHAnsi" w:cstheme="minorBidi"/>
@@ -1827,6 +1823,177 @@
           <w:szCs w:val="22"/>
         </w:rPr>
       </w:pPr>
+      <w:r>
+        <w:rPr>
+          <w:rStyle w:val="Heading1Char"/>
+          <w:rFonts w:asciiTheme="minorHAnsi" w:eastAsiaTheme="minorHAnsi" w:hAnsiTheme="minorHAnsi" w:cstheme="minorBidi"/>
+          <w:color w:val="auto"/>
+          <w:sz w:val="22"/>
+          <w:szCs w:val="22"/>
+        </w:rPr>
+        <w:lastRenderedPageBreak/>
+        <w:t>I recommend turning off some features on R that have caused some problems with loading the package:</w:t>
+      </w:r>
+    </w:p>
+    <w:p>
+      <w:pPr>
+        <w:pStyle w:val="ListParagraph"/>
+        <w:numPr>
+          <w:ilvl w:val="2"/>
+          <w:numId w:val="1"/>
+        </w:numPr>
+        <w:rPr>
+          <w:rStyle w:val="Heading1Char"/>
+          <w:rFonts w:asciiTheme="minorHAnsi" w:eastAsiaTheme="minorHAnsi" w:hAnsiTheme="minorHAnsi" w:cstheme="minorBidi"/>
+          <w:color w:val="auto"/>
+          <w:sz w:val="22"/>
+          <w:szCs w:val="22"/>
+        </w:rPr>
+      </w:pPr>
+      <w:r>
+        <w:rPr>
+          <w:rStyle w:val="Heading1Char"/>
+          <w:rFonts w:asciiTheme="minorHAnsi" w:eastAsiaTheme="minorHAnsi" w:hAnsiTheme="minorHAnsi" w:cstheme="minorBidi"/>
+          <w:color w:val="auto"/>
+          <w:sz w:val="22"/>
+          <w:szCs w:val="22"/>
+        </w:rPr>
+        <w:t xml:space="preserve">Tool &gt; Global Options </w:t>
+      </w:r>
+      <w:r>
+        <w:rPr>
+          <w:rStyle w:val="Heading1Char"/>
+          <w:rFonts w:asciiTheme="minorHAnsi" w:eastAsiaTheme="minorHAnsi" w:hAnsiTheme="minorHAnsi" w:cstheme="minorBidi"/>
+          <w:b/>
+          <w:bCs/>
+          <w:color w:val="auto"/>
+          <w:sz w:val="22"/>
+          <w:szCs w:val="22"/>
+        </w:rPr>
+        <w:t>uncheck</w:t>
+      </w:r>
+    </w:p>
+    <w:p>
+      <w:pPr>
+        <w:pStyle w:val="ListParagraph"/>
+        <w:numPr>
+          <w:ilvl w:val="3"/>
+          <w:numId w:val="1"/>
+        </w:numPr>
+        <w:rPr>
+          <w:rStyle w:val="Heading1Char"/>
+          <w:rFonts w:asciiTheme="minorHAnsi" w:eastAsiaTheme="minorHAnsi" w:hAnsiTheme="minorHAnsi" w:cstheme="minorBidi"/>
+          <w:color w:val="auto"/>
+          <w:sz w:val="22"/>
+          <w:szCs w:val="22"/>
+        </w:rPr>
+      </w:pPr>
+      <w:r>
+        <w:rPr>
+          <w:rStyle w:val="Heading1Char"/>
+          <w:rFonts w:asciiTheme="minorHAnsi" w:eastAsiaTheme="minorHAnsi" w:hAnsiTheme="minorHAnsi" w:cstheme="minorBidi"/>
+          <w:color w:val="auto"/>
+          <w:sz w:val="22"/>
+          <w:szCs w:val="22"/>
+        </w:rPr>
+        <w:t>Always save history</w:t>
+      </w:r>
+    </w:p>
+    <w:p>
+      <w:pPr>
+        <w:pStyle w:val="ListParagraph"/>
+        <w:numPr>
+          <w:ilvl w:val="3"/>
+          <w:numId w:val="1"/>
+        </w:numPr>
+        <w:rPr>
+          <w:rStyle w:val="Heading1Char"/>
+          <w:rFonts w:asciiTheme="minorHAnsi" w:eastAsiaTheme="minorHAnsi" w:hAnsiTheme="minorHAnsi" w:cstheme="minorBidi"/>
+          <w:color w:val="auto"/>
+          <w:sz w:val="22"/>
+          <w:szCs w:val="22"/>
+        </w:rPr>
+      </w:pPr>
+      <w:r>
+        <w:rPr>
+          <w:rStyle w:val="Heading1Char"/>
+          <w:rFonts w:asciiTheme="minorHAnsi" w:eastAsiaTheme="minorHAnsi" w:hAnsiTheme="minorHAnsi" w:cstheme="minorBidi"/>
+          <w:color w:val="auto"/>
+          <w:sz w:val="22"/>
+          <w:szCs w:val="22"/>
+        </w:rPr>
+        <w:t>Restore .RData into workspace at startup</w:t>
+      </w:r>
+    </w:p>
+    <w:p>
+      <w:pPr>
+        <w:pStyle w:val="ListParagraph"/>
+        <w:ind w:left="1080"/>
+        <w:rPr>
+          <w:rStyle w:val="Heading1Char"/>
+          <w:rFonts w:asciiTheme="minorHAnsi" w:eastAsiaTheme="minorHAnsi" w:hAnsiTheme="minorHAnsi" w:cstheme="minorBidi"/>
+          <w:color w:val="auto"/>
+          <w:sz w:val="22"/>
+          <w:szCs w:val="22"/>
+        </w:rPr>
+      </w:pPr>
+      <w:r>
+        <w:rPr>
+          <w:rStyle w:val="Heading1Char"/>
+          <w:rFonts w:asciiTheme="minorHAnsi" w:eastAsiaTheme="minorHAnsi" w:hAnsiTheme="minorHAnsi" w:cstheme="minorBidi"/>
+          <w:color w:val="auto"/>
+          <w:sz w:val="22"/>
+          <w:szCs w:val="22"/>
+        </w:rPr>
+        <w:drawing>
+          <wp:inline distT="0" distB="0" distL="0" distR="0" wp14:anchorId="1C17E611" wp14:editId="39D3B856">
+            <wp:extent cx="4781550" cy="4992531"/>
+            <wp:effectExtent l="0" t="0" r="0" b="0"/>
+            <wp:docPr id="878188099" name="Picture 1"/>
+            <wp:cNvGraphicFramePr>
+              <a:graphicFrameLocks xmlns:a="http://schemas.openxmlformats.org/drawingml/2006/main" noChangeAspect="1"/>
+            </wp:cNvGraphicFramePr>
+            <a:graphic xmlns:a="http://schemas.openxmlformats.org/drawingml/2006/main">
+              <a:graphicData uri="http://schemas.openxmlformats.org/drawingml/2006/picture">
+                <pic:pic xmlns:pic="http://schemas.openxmlformats.org/drawingml/2006/picture">
+                  <pic:nvPicPr>
+                    <pic:cNvPr id="878188099" name=""/>
+                    <pic:cNvPicPr/>
+                  </pic:nvPicPr>
+                  <pic:blipFill>
+                    <a:blip r:embed="rId12"/>
+                    <a:stretch>
+                      <a:fillRect/>
+                    </a:stretch>
+                  </pic:blipFill>
+                  <pic:spPr>
+                    <a:xfrm>
+                      <a:off x="0" y="0"/>
+                      <a:ext cx="4785077" cy="4996213"/>
+                    </a:xfrm>
+                    <a:prstGeom prst="rect">
+                      <a:avLst/>
+                    </a:prstGeom>
+                  </pic:spPr>
+                </pic:pic>
+              </a:graphicData>
+            </a:graphic>
+          </wp:inline>
+        </w:drawing>
+      </w:r>
+    </w:p>
+    <w:p>
+      <w:pPr>
+        <w:pStyle w:val="ListParagraph"/>
+        <w:ind w:left="360"/>
+        <w:rPr>
+          <w:rStyle w:val="Heading1Char"/>
+          <w:rFonts w:asciiTheme="minorHAnsi" w:eastAsiaTheme="minorHAnsi" w:hAnsiTheme="minorHAnsi" w:cstheme="minorBidi"/>
+          <w:color w:val="auto"/>
+          <w:sz w:val="22"/>
+          <w:szCs w:val="22"/>
+        </w:rPr>
+      </w:pPr>
     </w:p>
     <w:p>
       <w:pPr>
@@ -1843,7 +2010,6 @@
           <w:rStyle w:val="Heading1Char"/>
           <w:caps/>
         </w:rPr>
-        <w:lastRenderedPageBreak/>
         <w:t>Prepare the</w:t>
       </w:r>
       <w:r>
@@ -1930,6 +2096,7 @@
         <w:rPr>
           <w:noProof/>
         </w:rPr>
+        <w:lastRenderedPageBreak/>
         <w:drawing>
           <wp:inline distT="0" distB="0" distL="0" distR="0" wp14:anchorId="54839C8E" wp14:editId="2B8E0862">
             <wp:extent cx="4204231" cy="1877407"/>
@@ -1946,7 +2113,7 @@
                     <pic:cNvPicPr/>
                   </pic:nvPicPr>
                   <pic:blipFill>
-                    <a:blip r:embed="rId12"/>
+                    <a:blip r:embed="rId13"/>
                     <a:stretch>
                       <a:fillRect/>
                     </a:stretch>
@@ -2126,7 +2293,7 @@
       <w:r>
         <w:t xml:space="preserve"> repository is here: </w:t>
       </w:r>
-      <w:hyperlink r:id="rId13" w:history="1">
+      <w:hyperlink r:id="rId14" w:history="1">
         <w:r>
           <w:rPr>
             <w:rStyle w:val="Hyperlink"/>
@@ -2251,7 +2418,6 @@
         <w:rPr>
           <w:noProof/>
         </w:rPr>
-        <w:lastRenderedPageBreak/>
         <w:drawing>
           <wp:inline distT="0" distB="0" distL="0" distR="0" wp14:anchorId="46FC1743" wp14:editId="67D9C5A0">
             <wp:extent cx="4894671" cy="3062819"/>
@@ -2268,7 +2434,7 @@
                     <pic:cNvPicPr/>
                   </pic:nvPicPr>
                   <pic:blipFill>
-                    <a:blip r:embed="rId14" cstate="print">
+                    <a:blip r:embed="rId15" cstate="print">
                       <a:extLst>
                         <a:ext uri="{28A0092B-C50C-407E-A947-70E740481C1C}">
                           <a14:useLocalDpi xmlns:a14="http://schemas.microsoft.com/office/drawing/2010/main" val="0"/>
@@ -2334,6 +2500,7 @@
         </w:numPr>
       </w:pPr>
       <w:r>
+        <w:lastRenderedPageBreak/>
         <w:t xml:space="preserve">Name the file with the simple project name followed by “sites” </w:t>
       </w:r>
     </w:p>
@@ -2536,7 +2703,7 @@
                     <pic:cNvPicPr/>
                   </pic:nvPicPr>
                   <pic:blipFill>
-                    <a:blip r:embed="rId15"/>
+                    <a:blip r:embed="rId16"/>
                     <a:stretch>
                       <a:fillRect/>
                     </a:stretch>
@@ -2599,7 +2766,6 @@
         </w:numPr>
       </w:pPr>
       <w:r>
-        <w:lastRenderedPageBreak/>
         <w:t>If you have already installed dev tools and have used elpR_Shiny on this computer, then i</w:t>
       </w:r>
       <w:r>
@@ -2659,7 +2825,7 @@
                     <pic:cNvPicPr/>
                   </pic:nvPicPr>
                   <pic:blipFill>
-                    <a:blip r:embed="rId16"/>
+                    <a:blip r:embed="rId17"/>
                     <a:stretch>
                       <a:fillRect/>
                     </a:stretch>
@@ -2726,6 +2892,7 @@
         <w:rPr>
           <w:caps/>
         </w:rPr>
+        <w:lastRenderedPageBreak/>
         <w:t>THE APP</w:t>
       </w:r>
       <w:bookmarkEnd w:id="27"/>
@@ -2748,7 +2915,7 @@
                     <pic:cNvPicPr/>
                   </pic:nvPicPr>
                   <pic:blipFill>
-                    <a:blip r:embed="rId17"/>
+                    <a:blip r:embed="rId18"/>
                     <a:stretch>
                       <a:fillRect/>
                     </a:stretch>
@@ -2771,7 +2938,6 @@
     </w:p>
     <w:p>
       <w:r>
-        <w:lastRenderedPageBreak/>
         <w:t>Once you launch the app, take a moment to look at the different options along the left panel, particularly the HELP menu.</w:t>
       </w:r>
     </w:p>
@@ -2791,6 +2957,7 @@
         <w:rPr>
           <w:caps/>
         </w:rPr>
+        <w:lastRenderedPageBreak/>
         <w:t>BASIC Info</w:t>
       </w:r>
       <w:bookmarkEnd w:id="28"/>
@@ -2816,7 +2983,7 @@
                     <pic:cNvPicPr/>
                   </pic:nvPicPr>
                   <pic:blipFill>
-                    <a:blip r:embed="rId18"/>
+                    <a:blip r:embed="rId19"/>
                     <a:stretch>
                       <a:fillRect/>
                     </a:stretch>
@@ -3066,35 +3233,38 @@
     </w:p>
     <w:p>
       <w:r>
+        <w:t>The Sound Check function</w:t>
+      </w:r>
+      <w:r>
+        <w:t xml:space="preserve"> </w:t>
+      </w:r>
+      <w:r>
+        <w:t xml:space="preserve">will </w:t>
+      </w:r>
+      <w:r>
+        <w:t xml:space="preserve">broadly </w:t>
+      </w:r>
+      <w:r>
+        <w:t>c</w:t>
+      </w:r>
+      <w:r>
+        <w:t xml:space="preserve">heck the </w:t>
+      </w:r>
+      <w:r>
+        <w:t>parameters</w:t>
+      </w:r>
+      <w:r>
+        <w:t xml:space="preserve"> of the sound files</w:t>
+      </w:r>
+      <w:r>
+        <w:t xml:space="preserve"> (sample rate, duration, date, file size, etc.). The function will read in all the sounds and </w:t>
+      </w:r>
+      <w:r>
+        <w:t xml:space="preserve">will highlight sound files that are empty (no data), gaps in the recording, recording overlap in time, time stamp issues, wrong sample rate, wrong </w:t>
+      </w:r>
+      <w:r>
         <w:lastRenderedPageBreak/>
-        <w:t>The Sound Check function</w:t>
-      </w:r>
-      <w:r>
-        <w:t xml:space="preserve"> </w:t>
-      </w:r>
-      <w:r>
-        <w:t xml:space="preserve">will </w:t>
-      </w:r>
-      <w:r>
-        <w:t xml:space="preserve">broadly </w:t>
-      </w:r>
-      <w:r>
-        <w:t>c</w:t>
-      </w:r>
-      <w:r>
-        <w:t xml:space="preserve">heck the </w:t>
-      </w:r>
-      <w:r>
-        <w:t>parameters</w:t>
-      </w:r>
-      <w:r>
-        <w:t xml:space="preserve"> of the sound files</w:t>
-      </w:r>
-      <w:r>
-        <w:t xml:space="preserve"> (sample rate, duration, date, file size, etc.). The function will read in all the sounds and </w:t>
-      </w:r>
-      <w:r>
-        <w:t>will highlight sound files that are empty (no data), gaps in the recording, recording overlap in time, time stamp issues, wrong sample rate, wrong duration of the file, etc.</w:t>
+        <w:t>duration of the file, etc.</w:t>
       </w:r>
       <w:r>
         <w:t xml:space="preserve">. </w:t>
@@ -3140,7 +3310,7 @@
                     <pic:cNvPicPr/>
                   </pic:nvPicPr>
                   <pic:blipFill>
-                    <a:blip r:embed="rId19"/>
+                    <a:blip r:embed="rId20"/>
                     <a:stretch>
                       <a:fillRect/>
                     </a:stretch>
@@ -3208,7 +3378,6 @@
           <w:b/>
           <w:bCs/>
         </w:rPr>
-        <w:lastRenderedPageBreak/>
         <w:t>Input 2</w:t>
       </w:r>
       <w:r>
@@ -3254,6 +3423,7 @@
           <w:b/>
           <w:bCs/>
         </w:rPr>
+        <w:lastRenderedPageBreak/>
         <w:t>Input 3</w:t>
       </w:r>
       <w:r>
@@ -3974,7 +4144,6 @@
           <w:b/>
           <w:bCs/>
         </w:rPr>
-        <w:lastRenderedPageBreak/>
         <w:t>Expected File Start Difference minutes</w:t>
       </w:r>
       <w:r>
@@ -4005,6 +4174,7 @@
           <w:b/>
           <w:bCs/>
         </w:rPr>
+        <w:lastRenderedPageBreak/>
         <w:t>Sound Gap Check</w:t>
       </w:r>
       <w:r>
@@ -4566,7 +4736,6 @@
         </w:numPr>
       </w:pPr>
       <w:r>
-        <w:lastRenderedPageBreak/>
         <w:t>Add notes to the bad sounds and investigate why they are considered bad</w:t>
       </w:r>
     </w:p>
@@ -4594,6 +4763,7 @@
     </w:p>
     <w:p>
       <w:r>
+        <w:lastRenderedPageBreak/>
         <w:t xml:space="preserve">This function automatically removes sound files that were marked with “y” in the </w:t>
       </w:r>
       <w:r>
@@ -4727,7 +4897,7 @@
                     <pic:cNvPicPr/>
                   </pic:nvPicPr>
                   <pic:blipFill>
-                    <a:blip r:embed="rId20"/>
+                    <a:blip r:embed="rId21"/>
                     <a:stretch>
                       <a:fillRect/>
                     </a:stretch>
@@ -4902,11 +5072,7 @@
         <w:t xml:space="preserve">folder. </w:t>
       </w:r>
       <w:r>
-        <w:t xml:space="preserve">If you choose </w:t>
-      </w:r>
-      <w:r>
-        <w:lastRenderedPageBreak/>
-        <w:t xml:space="preserve">“yes” to merging the swift files, </w:t>
+        <w:t xml:space="preserve">If you choose “yes” to merging the swift files, </w:t>
       </w:r>
       <w:r>
         <w:t>S</w:t>
@@ -4956,7 +5122,11 @@
         <w:t>No</w:t>
       </w:r>
       <w:r>
-        <w:t xml:space="preserve">” and the script will </w:t>
+        <w:t xml:space="preserve">” and </w:t>
+      </w:r>
+      <w:r>
+        <w:lastRenderedPageBreak/>
+        <w:t xml:space="preserve">the script will </w:t>
       </w:r>
       <w:r>
         <w:t>not rename or move any .txt files. We use this feature to automatically rename the files because the files do not have unique, distinguishing names (they are all the same name) and can overwrite each</w:t>
@@ -5357,7 +5527,6 @@
       <w:bookmarkStart w:id="37" w:name="_Toc180405493"/>
       <w:bookmarkStart w:id="38" w:name="_Toc241760131"/>
       <w:r>
-        <w:lastRenderedPageBreak/>
         <w:t xml:space="preserve">Rumble </w:t>
       </w:r>
       <w:bookmarkEnd w:id="37"/>
@@ -5447,6 +5616,7 @@
         </w:rPr>
       </w:pPr>
       <w:r>
+        <w:lastRenderedPageBreak/>
         <w:t xml:space="preserve">The Selection Tables are </w:t>
       </w:r>
       <w:commentRangeStart w:id="39"/>
@@ -5595,7 +5765,7 @@
                     <pic:cNvPicPr/>
                   </pic:nvPicPr>
                   <pic:blipFill>
-                    <a:blip r:embed="rId21"/>
+                    <a:blip r:embed="rId22"/>
                     <a:stretch>
                       <a:fillRect/>
                     </a:stretch>
@@ -5651,33 +5821,36 @@
           <w:b/>
           <w:bCs/>
         </w:rPr>
+        <w:t xml:space="preserve">Input 1: </w:t>
+      </w:r>
+      <w:r>
+        <w:t xml:space="preserve">Specify the </w:t>
+      </w:r>
+      <w:r>
+        <w:rPr>
+          <w:b/>
+          <w:bCs/>
+        </w:rPr>
+        <w:t>sample rate</w:t>
+      </w:r>
+      <w:r>
+        <w:t xml:space="preserve"> that was used for the sound files the detector was run on. This is a character string, not numeric, so you can use “8kHz” or “4000Hz”. This will be added to the file name so there is a record of the sample rate. Us</w:t>
+      </w:r>
+      <w:r>
+        <w:t>e</w:t>
+      </w:r>
+      <w:r>
+        <w:t xml:space="preserve"> the sample rate of the sound files that the detector was run on</w:t>
+      </w:r>
+      <w:r>
+        <w:t>, not the original file sample rate if it differed</w:t>
+      </w:r>
+      <w:r>
+        <w:t xml:space="preserve">. If </w:t>
+      </w:r>
+      <w:r>
         <w:lastRenderedPageBreak/>
-        <w:t xml:space="preserve">Input 1: </w:t>
-      </w:r>
-      <w:r>
-        <w:t xml:space="preserve">Specify the </w:t>
-      </w:r>
-      <w:r>
-        <w:rPr>
-          <w:b/>
-          <w:bCs/>
-        </w:rPr>
-        <w:t>sample rate</w:t>
-      </w:r>
-      <w:r>
-        <w:t xml:space="preserve"> that was used for the sound files the detector was run on. This is a character string, not numeric, so you can use “8kHz” or “4000Hz”. This will be added to the file name so there is a record of the sample rate. Us</w:t>
-      </w:r>
-      <w:r>
-        <w:t>e</w:t>
-      </w:r>
-      <w:r>
-        <w:t xml:space="preserve"> the sample rate of the sound files that the detector was run on</w:t>
-      </w:r>
-      <w:r>
-        <w:t>, not the original file sample rate if it differed</w:t>
-      </w:r>
-      <w:r>
-        <w:t>. If sound files were decimated from 32 kHz to 8 kHz and the detector was run on the 8 kHz sound files, then use “8kHz” in this line.</w:t>
+        <w:t>sound files were decimated from 32 kHz to 8 kHz and the detector was run on the 8 kHz sound files, then use “8kHz” in this line.</w:t>
       </w:r>
     </w:p>
     <w:p>
@@ -6051,7 +6224,7 @@
                     <pic:cNvPicPr/>
                   </pic:nvPicPr>
                   <pic:blipFill>
-                    <a:blip r:embed="rId22"/>
+                    <a:blip r:embed="rId23"/>
                     <a:stretch>
                       <a:fillRect/>
                     </a:stretch>
@@ -6141,7 +6314,7 @@
                     <pic:cNvPicPr/>
                   </pic:nvPicPr>
                   <pic:blipFill>
-                    <a:blip r:embed="rId23"/>
+                    <a:blip r:embed="rId24"/>
                     <a:stretch>
                       <a:fillRect/>
                     </a:stretch>
@@ -6182,7 +6355,6 @@
           <w:b/>
           <w:bCs/>
         </w:rPr>
-        <w:lastRenderedPageBreak/>
         <w:t>Raw detector output</w:t>
       </w:r>
       <w:r>
@@ -6237,6 +6409,7 @@
           <w:b/>
           <w:bCs/>
         </w:rPr>
+        <w:lastRenderedPageBreak/>
         <w:t>Detector output with score &gt;0.4 for random and non-random dates</w:t>
       </w:r>
       <w:r>
@@ -6347,7 +6520,7 @@
                     <pic:cNvPicPr/>
                   </pic:nvPicPr>
                   <pic:blipFill>
-                    <a:blip r:embed="rId24" cstate="print">
+                    <a:blip r:embed="rId25" cstate="print">
                       <a:extLst>
                         <a:ext uri="{28A0092B-C50C-407E-A947-70E740481C1C}">
                           <a14:useLocalDpi xmlns:a14="http://schemas.microsoft.com/office/drawing/2010/main" val="0"/>
@@ -6393,7 +6566,7 @@
                     <pic:cNvPicPr/>
                   </pic:nvPicPr>
                   <pic:blipFill>
-                    <a:blip r:embed="rId25" cstate="print">
+                    <a:blip r:embed="rId26" cstate="print">
                       <a:extLst>
                         <a:ext uri="{28A0092B-C50C-407E-A947-70E740481C1C}">
                           <a14:useLocalDpi xmlns:a14="http://schemas.microsoft.com/office/drawing/2010/main" val="0"/>
@@ -6470,7 +6643,7 @@
                     <pic:cNvPicPr/>
                   </pic:nvPicPr>
                   <pic:blipFill>
-                    <a:blip r:embed="rId26"/>
+                    <a:blip r:embed="rId27"/>
                     <a:stretch>
                       <a:fillRect/>
                     </a:stretch>
@@ -6535,7 +6708,7 @@
                     <pic:cNvPicPr/>
                   </pic:nvPicPr>
                   <pic:blipFill>
-                    <a:blip r:embed="rId27"/>
+                    <a:blip r:embed="rId28"/>
                     <a:stretch>
                       <a:fillRect/>
                     </a:stretch>
@@ -6614,7 +6787,7 @@
                     <pic:cNvPicPr/>
                   </pic:nvPicPr>
                   <pic:blipFill>
-                    <a:blip r:embed="rId28"/>
+                    <a:blip r:embed="rId29"/>
                     <a:stretch>
                       <a:fillRect/>
                     </a:stretch>

--- a/files_for_elpR/Documents/Data_Preparation_Protocol.docx
+++ b/files_for_elpR/Documents/Data_Preparation_Protocol.docx
@@ -2085,6 +2085,9 @@
       </w:pPr>
       <w:r>
         <w:t>Use the following folder structure</w:t>
+      </w:r>
+      <w:r>
+        <w:t xml:space="preserve"> </w:t>
       </w:r>
     </w:p>
     <w:p>

--- a/files_for_elpR/Documents/Data_Preparation_Protocol.docx
+++ b/files_for_elpR/Documents/Data_Preparation_Protocol.docx
@@ -82,12 +82,12 @@
             <w:fldChar w:fldCharType="begin"/>
           </w:r>
           <w:r>
-            <w:instrText xml:space="preserve"> TOC \o "1-3" \h \z \u </w:instrText>
+            <w:instrText xml:space="preserve"> TOC \o "1-2" \h \z \u </w:instrText>
           </w:r>
           <w:r>
             <w:fldChar w:fldCharType="separate"/>
           </w:r>
-          <w:hyperlink w:anchor="_Toc241760113" w:history="1">
+          <w:hyperlink w:anchor="_Toc242355719" w:history="1">
             <w:r>
               <w:rPr>
                 <w:rStyle w:val="Hyperlink"/>
@@ -116,7 +116,7 @@
                 <w:noProof/>
                 <w:webHidden/>
               </w:rPr>
-              <w:instrText xml:space="preserve"> PAGEREF _Toc241760113 \h </w:instrText>
+              <w:instrText xml:space="preserve"> PAGEREF _Toc242355719 \h </w:instrText>
             </w:r>
             <w:r>
               <w:rPr>
@@ -163,7 +163,7 @@
               <w14:ligatures w14:val="standardContextual"/>
             </w:rPr>
           </w:pPr>
-          <w:hyperlink w:anchor="_Toc241760118" w:history="1">
+          <w:hyperlink w:anchor="_Toc242355720" w:history="1">
             <w:r>
               <w:rPr>
                 <w:rStyle w:val="Hyperlink"/>
@@ -212,7 +212,7 @@
                 <w:noProof/>
                 <w:webHidden/>
               </w:rPr>
-              <w:instrText xml:space="preserve"> PAGEREF _Toc241760118 \h </w:instrText>
+              <w:instrText xml:space="preserve"> PAGEREF _Toc242355720 \h </w:instrText>
             </w:r>
             <w:r>
               <w:rPr>
@@ -232,7 +232,7 @@
                 <w:noProof/>
                 <w:webHidden/>
               </w:rPr>
-              <w:t>2</w:t>
+              <w:t>1</w:t>
             </w:r>
             <w:r>
               <w:rPr>
@@ -259,7 +259,7 @@
               <w14:ligatures w14:val="standardContextual"/>
             </w:rPr>
           </w:pPr>
-          <w:hyperlink w:anchor="_Toc241760121" w:history="1">
+          <w:hyperlink w:anchor="_Toc242355721" w:history="1">
             <w:r>
               <w:rPr>
                 <w:rStyle w:val="Hyperlink"/>
@@ -313,7 +313,7 @@
                 <w:noProof/>
                 <w:webHidden/>
               </w:rPr>
-              <w:instrText xml:space="preserve"> PAGEREF _Toc241760121 \h </w:instrText>
+              <w:instrText xml:space="preserve"> PAGEREF _Toc242355721 \h </w:instrText>
             </w:r>
             <w:r>
               <w:rPr>
@@ -360,7 +360,7 @@
               <w14:ligatures w14:val="standardContextual"/>
             </w:rPr>
           </w:pPr>
-          <w:hyperlink w:anchor="_Toc241760122" w:history="1">
+          <w:hyperlink w:anchor="_Toc242355722" w:history="1">
             <w:r>
               <w:rPr>
                 <w:rStyle w:val="Hyperlink"/>
@@ -406,7 +406,7 @@
                 <w:noProof/>
                 <w:webHidden/>
               </w:rPr>
-              <w:instrText xml:space="preserve"> PAGEREF _Toc241760122 \h </w:instrText>
+              <w:instrText xml:space="preserve"> PAGEREF _Toc242355722 \h </w:instrText>
             </w:r>
             <w:r>
               <w:rPr>
@@ -426,7 +426,7 @@
                 <w:noProof/>
                 <w:webHidden/>
               </w:rPr>
-              <w:t>2</w:t>
+              <w:t>3</w:t>
             </w:r>
             <w:r>
               <w:rPr>
@@ -453,7 +453,7 @@
               <w14:ligatures w14:val="standardContextual"/>
             </w:rPr>
           </w:pPr>
-          <w:hyperlink w:anchor="_Toc241760123" w:history="1">
+          <w:hyperlink w:anchor="_Toc242355723" w:history="1">
             <w:r>
               <w:rPr>
                 <w:rStyle w:val="Hyperlink"/>
@@ -501,7 +501,7 @@
                 <w:noProof/>
                 <w:webHidden/>
               </w:rPr>
-              <w:instrText xml:space="preserve"> PAGEREF _Toc241760123 \h </w:instrText>
+              <w:instrText xml:space="preserve"> PAGEREF _Toc242355723 \h </w:instrText>
             </w:r>
             <w:r>
               <w:rPr>
@@ -521,7 +521,7 @@
                 <w:noProof/>
                 <w:webHidden/>
               </w:rPr>
-              <w:t>3</w:t>
+              <w:t>4</w:t>
             </w:r>
             <w:r>
               <w:rPr>
@@ -548,7 +548,7 @@
               <w14:ligatures w14:val="standardContextual"/>
             </w:rPr>
           </w:pPr>
-          <w:hyperlink w:anchor="_Toc241760124" w:history="1">
+          <w:hyperlink w:anchor="_Toc242355724" w:history="1">
             <w:r>
               <w:rPr>
                 <w:rStyle w:val="Hyperlink"/>
@@ -596,7 +596,7 @@
                 <w:noProof/>
                 <w:webHidden/>
               </w:rPr>
-              <w:instrText xml:space="preserve"> PAGEREF _Toc241760124 \h </w:instrText>
+              <w:instrText xml:space="preserve"> PAGEREF _Toc242355724 \h </w:instrText>
             </w:r>
             <w:r>
               <w:rPr>
@@ -616,7 +616,7 @@
                 <w:noProof/>
                 <w:webHidden/>
               </w:rPr>
-              <w:t>4</w:t>
+              <w:t>5</w:t>
             </w:r>
             <w:r>
               <w:rPr>
@@ -643,7 +643,7 @@
               <w14:ligatures w14:val="standardContextual"/>
             </w:rPr>
           </w:pPr>
-          <w:hyperlink w:anchor="_Toc241760125" w:history="1">
+          <w:hyperlink w:anchor="_Toc242355725" w:history="1">
             <w:r>
               <w:rPr>
                 <w:rStyle w:val="Hyperlink"/>
@@ -691,7 +691,7 @@
                 <w:noProof/>
                 <w:webHidden/>
               </w:rPr>
-              <w:instrText xml:space="preserve"> PAGEREF _Toc241760125 \h </w:instrText>
+              <w:instrText xml:space="preserve"> PAGEREF _Toc242355725 \h </w:instrText>
             </w:r>
             <w:r>
               <w:rPr>
@@ -711,7 +711,7 @@
                 <w:noProof/>
                 <w:webHidden/>
               </w:rPr>
-              <w:t>5</w:t>
+              <w:t>6</w:t>
             </w:r>
             <w:r>
               <w:rPr>
@@ -738,7 +738,7 @@
               <w14:ligatures w14:val="standardContextual"/>
             </w:rPr>
           </w:pPr>
-          <w:hyperlink w:anchor="_Toc241760126" w:history="1">
+          <w:hyperlink w:anchor="_Toc242355726" w:history="1">
             <w:r>
               <w:rPr>
                 <w:rStyle w:val="Hyperlink"/>
@@ -786,7 +786,7 @@
                 <w:noProof/>
                 <w:webHidden/>
               </w:rPr>
-              <w:instrText xml:space="preserve"> PAGEREF _Toc241760126 \h </w:instrText>
+              <w:instrText xml:space="preserve"> PAGEREF _Toc242355726 \h </w:instrText>
             </w:r>
             <w:r>
               <w:rPr>
@@ -806,7 +806,7 @@
                 <w:noProof/>
                 <w:webHidden/>
               </w:rPr>
-              <w:t>5</w:t>
+              <w:t>6</w:t>
             </w:r>
             <w:r>
               <w:rPr>
@@ -833,7 +833,7 @@
               <w14:ligatures w14:val="standardContextual"/>
             </w:rPr>
           </w:pPr>
-          <w:hyperlink w:anchor="_Toc241760127" w:history="1">
+          <w:hyperlink w:anchor="_Toc242355727" w:history="1">
             <w:r>
               <w:rPr>
                 <w:rStyle w:val="Hyperlink"/>
@@ -879,7 +879,7 @@
                 <w:noProof/>
                 <w:webHidden/>
               </w:rPr>
-              <w:instrText xml:space="preserve"> PAGEREF _Toc241760127 \h </w:instrText>
+              <w:instrText xml:space="preserve"> PAGEREF _Toc242355727 \h </w:instrText>
             </w:r>
             <w:r>
               <w:rPr>
@@ -926,7 +926,7 @@
               <w14:ligatures w14:val="standardContextual"/>
             </w:rPr>
           </w:pPr>
-          <w:hyperlink w:anchor="_Toc241760128" w:history="1">
+          <w:hyperlink w:anchor="_Toc242355728" w:history="1">
             <w:r>
               <w:rPr>
                 <w:rStyle w:val="Hyperlink"/>
@@ -972,7 +972,7 @@
                 <w:noProof/>
                 <w:webHidden/>
               </w:rPr>
-              <w:instrText xml:space="preserve"> PAGEREF _Toc241760128 \h </w:instrText>
+              <w:instrText xml:space="preserve"> PAGEREF _Toc242355728 \h </w:instrText>
             </w:r>
             <w:r>
               <w:rPr>
@@ -992,7 +992,7 @@
                 <w:noProof/>
                 <w:webHidden/>
               </w:rPr>
-              <w:t>10</w:t>
+              <w:t>11</w:t>
             </w:r>
             <w:r>
               <w:rPr>
@@ -1019,7 +1019,7 @@
               <w14:ligatures w14:val="standardContextual"/>
             </w:rPr>
           </w:pPr>
-          <w:hyperlink w:anchor="_Toc241760129" w:history="1">
+          <w:hyperlink w:anchor="_Toc242355729" w:history="1">
             <w:r>
               <w:rPr>
                 <w:rStyle w:val="Hyperlink"/>
@@ -1044,7 +1044,7 @@
                 <w:rStyle w:val="Hyperlink"/>
                 <w:noProof/>
               </w:rPr>
-              <w:t>PREPARE DETECTOR OUTPUT FOR REVIEW IN RAVEN</w:t>
+              <w:t>RESTRUCTURE: PREPARE DETECTOR OUTPUT FOR REVIEW IN RAVEN</w:t>
             </w:r>
             <w:r>
               <w:rPr>
@@ -1065,7 +1065,7 @@
                 <w:noProof/>
                 <w:webHidden/>
               </w:rPr>
-              <w:instrText xml:space="preserve"> PAGEREF _Toc241760129 \h </w:instrText>
+              <w:instrText xml:space="preserve"> PAGEREF _Toc242355729 \h </w:instrText>
             </w:r>
             <w:r>
               <w:rPr>
@@ -1085,7 +1085,7 @@
                 <w:noProof/>
                 <w:webHidden/>
               </w:rPr>
-              <w:t>10</w:t>
+              <w:t>11</w:t>
             </w:r>
             <w:r>
               <w:rPr>
@@ -1111,13 +1111,13 @@
               <w14:ligatures w14:val="standardContextual"/>
             </w:rPr>
           </w:pPr>
-          <w:hyperlink w:anchor="_Toc241760130" w:history="1">
+          <w:hyperlink w:anchor="_Toc242355730" w:history="1">
             <w:r>
               <w:rPr>
                 <w:rStyle w:val="Hyperlink"/>
                 <w:noProof/>
               </w:rPr>
-              <w:t>Gunshot Detector</w:t>
+              <w:t>Rumble Selection Table Restructure</w:t>
             </w:r>
             <w:r>
               <w:rPr>
@@ -1138,7 +1138,7 @@
                 <w:noProof/>
                 <w:webHidden/>
               </w:rPr>
-              <w:instrText xml:space="preserve"> PAGEREF _Toc241760130 \h </w:instrText>
+              <w:instrText xml:space="preserve"> PAGEREF _Toc242355730 \h </w:instrText>
             </w:r>
             <w:r>
               <w:rPr>
@@ -1158,7 +1158,7 @@
                 <w:noProof/>
                 <w:webHidden/>
               </w:rPr>
-              <w:t>10</w:t>
+              <w:t>12</w:t>
             </w:r>
             <w:r>
               <w:rPr>
@@ -1184,13 +1184,13 @@
               <w14:ligatures w14:val="standardContextual"/>
             </w:rPr>
           </w:pPr>
-          <w:hyperlink w:anchor="_Toc241760131" w:history="1">
+          <w:hyperlink w:anchor="_Toc242355731" w:history="1">
             <w:r>
               <w:rPr>
                 <w:rStyle w:val="Hyperlink"/>
                 <w:noProof/>
               </w:rPr>
-              <w:t>Rumble Selection Table Restructure</w:t>
+              <w:t>Gunshot Detector</w:t>
             </w:r>
             <w:r>
               <w:rPr>
@@ -1211,7 +1211,7 @@
                 <w:noProof/>
                 <w:webHidden/>
               </w:rPr>
-              <w:instrText xml:space="preserve"> PAGEREF _Toc241760131 \h </w:instrText>
+              <w:instrText xml:space="preserve"> PAGEREF _Toc242355731 \h </w:instrText>
             </w:r>
             <w:r>
               <w:rPr>
@@ -1231,7 +1231,80 @@
                 <w:noProof/>
                 <w:webHidden/>
               </w:rPr>
-              <w:t>10</w:t>
+              <w:t>15</w:t>
+            </w:r>
+            <w:r>
+              <w:rPr>
+                <w:noProof/>
+                <w:webHidden/>
+              </w:rPr>
+              <w:fldChar w:fldCharType="end"/>
+            </w:r>
+          </w:hyperlink>
+        </w:p>
+        <w:p>
+          <w:pPr>
+            <w:pStyle w:val="TOC2"/>
+            <w:tabs>
+              <w:tab w:val="right" w:leader="dot" w:pos="9350"/>
+            </w:tabs>
+            <w:rPr>
+              <w:rFonts w:eastAsiaTheme="minorEastAsia"/>
+              <w:noProof/>
+              <w:kern w:val="2"/>
+              <w:sz w:val="24"/>
+              <w:szCs w:val="24"/>
+              <w14:ligatures w14:val="standardContextual"/>
+            </w:rPr>
+          </w:pPr>
+          <w:hyperlink w:anchor="_Toc242355732" w:history="1">
+            <w:r>
+              <w:rPr>
+                <w:rStyle w:val="Hyperlink"/>
+                <w:noProof/>
+              </w:rPr>
+              <w:t>General Restructure</w:t>
+            </w:r>
+            <w:r>
+              <w:rPr>
+                <w:noProof/>
+                <w:webHidden/>
+              </w:rPr>
+              <w:tab/>
+            </w:r>
+            <w:r>
+              <w:rPr>
+                <w:noProof/>
+                <w:webHidden/>
+              </w:rPr>
+              <w:fldChar w:fldCharType="begin"/>
+            </w:r>
+            <w:r>
+              <w:rPr>
+                <w:noProof/>
+                <w:webHidden/>
+              </w:rPr>
+              <w:instrText xml:space="preserve"> PAGEREF _Toc242355732 \h </w:instrText>
+            </w:r>
+            <w:r>
+              <w:rPr>
+                <w:noProof/>
+                <w:webHidden/>
+              </w:rPr>
+            </w:r>
+            <w:r>
+              <w:rPr>
+                <w:noProof/>
+                <w:webHidden/>
+              </w:rPr>
+              <w:fldChar w:fldCharType="separate"/>
+            </w:r>
+            <w:r>
+              <w:rPr>
+                <w:noProof/>
+                <w:webHidden/>
+              </w:rPr>
+              <w:t>16</w:t>
             </w:r>
             <w:r>
               <w:rPr>
@@ -1258,7 +1331,7 @@
               <w14:ligatures w14:val="standardContextual"/>
             </w:rPr>
           </w:pPr>
-          <w:hyperlink w:anchor="_Toc241760132" w:history="1">
+          <w:hyperlink w:anchor="_Toc242355733" w:history="1">
             <w:r>
               <w:rPr>
                 <w:rStyle w:val="Hyperlink"/>
@@ -1304,7 +1377,7 @@
                 <w:noProof/>
                 <w:webHidden/>
               </w:rPr>
-              <w:instrText xml:space="preserve"> PAGEREF _Toc241760132 \h </w:instrText>
+              <w:instrText xml:space="preserve"> PAGEREF _Toc242355733 \h </w:instrText>
             </w:r>
             <w:r>
               <w:rPr>
@@ -1324,7 +1397,7 @@
                 <w:noProof/>
                 <w:webHidden/>
               </w:rPr>
-              <w:t>15</w:t>
+              <w:t>16</w:t>
             </w:r>
             <w:r>
               <w:rPr>
@@ -1351,7 +1424,7 @@
               <w14:ligatures w14:val="standardContextual"/>
             </w:rPr>
           </w:pPr>
-          <w:hyperlink w:anchor="_Toc241760133" w:history="1">
+          <w:hyperlink w:anchor="_Toc242355734" w:history="1">
             <w:r>
               <w:rPr>
                 <w:rStyle w:val="Hyperlink"/>
@@ -1397,7 +1470,7 @@
                 <w:noProof/>
                 <w:webHidden/>
               </w:rPr>
-              <w:instrText xml:space="preserve"> PAGEREF _Toc241760133 \h </w:instrText>
+              <w:instrText xml:space="preserve"> PAGEREF _Toc242355734 \h </w:instrText>
             </w:r>
             <w:r>
               <w:rPr>
@@ -1417,7 +1490,7 @@
                 <w:noProof/>
                 <w:webHidden/>
               </w:rPr>
-              <w:t>15</w:t>
+              <w:t>17</w:t>
             </w:r>
             <w:r>
               <w:rPr>
@@ -1443,7 +1516,7 @@
               <w14:ligatures w14:val="standardContextual"/>
             </w:rPr>
           </w:pPr>
-          <w:hyperlink w:anchor="_Toc241760134" w:history="1">
+          <w:hyperlink w:anchor="_Toc242355735" w:history="1">
             <w:r>
               <w:rPr>
                 <w:rStyle w:val="Hyperlink"/>
@@ -1470,7 +1543,7 @@
                 <w:noProof/>
                 <w:webHidden/>
               </w:rPr>
-              <w:instrText xml:space="preserve"> PAGEREF _Toc241760134 \h </w:instrText>
+              <w:instrText xml:space="preserve"> PAGEREF _Toc242355735 \h </w:instrText>
             </w:r>
             <w:r>
               <w:rPr>
@@ -1490,7 +1563,7 @@
                 <w:noProof/>
                 <w:webHidden/>
               </w:rPr>
-              <w:t>19</w:t>
+              <w:t>21</w:t>
             </w:r>
             <w:r>
               <w:rPr>
@@ -1503,11 +1576,6 @@
         </w:p>
         <w:p>
           <w:r>
-            <w:rPr>
-              <w:b/>
-              <w:bCs/>
-              <w:noProof/>
-            </w:rPr>
             <w:fldChar w:fldCharType="end"/>
           </w:r>
         </w:p>
@@ -1516,7 +1584,6 @@
     <w:p/>
     <w:p>
       <w:pPr>
-        <w:pStyle w:val="Heading1"/>
         <w:rPr>
           <w:rStyle w:val="Heading1Char"/>
           <w:rFonts w:eastAsiaTheme="minorHAnsi" w:cstheme="majorHAnsi"/>
@@ -1525,7 +1592,7 @@
         </w:rPr>
       </w:pPr>
       <w:bookmarkStart w:id="0" w:name="_Toc180405478"/>
-      <w:bookmarkStart w:id="1" w:name="_Toc241760113"/>
+      <w:bookmarkStart w:id="1" w:name="_Toc242355719"/>
       <w:r>
         <w:rPr>
           <w:rStyle w:val="Heading1Char"/>
@@ -1543,8 +1610,82 @@
         <w:pStyle w:val="ListParagraph"/>
         <w:numPr>
           <w:ilvl w:val="0"/>
-          <w:numId w:val="12"/>
-        </w:numPr>
+          <w:numId w:val="27"/>
+        </w:numPr>
+      </w:pPr>
+      <w:bookmarkStart w:id="2" w:name="_Toc180405479"/>
+      <w:bookmarkStart w:id="3" w:name="_Toc241753374"/>
+      <w:bookmarkStart w:id="4" w:name="_Toc241760114"/>
+      <w:bookmarkStart w:id="5" w:name="_Toc242355532"/>
+      <w:commentRangeStart w:id="6"/>
+      <w:r>
+        <w:t>For continuous sound files only</w:t>
+      </w:r>
+      <w:bookmarkEnd w:id="2"/>
+      <w:bookmarkEnd w:id="3"/>
+      <w:bookmarkEnd w:id="4"/>
+      <w:bookmarkEnd w:id="5"/>
+      <w:commentRangeEnd w:id="6"/>
+      <w:r>
+        <w:rPr>
+          <w:rStyle w:val="CommentReference"/>
+          <w:sz w:val="22"/>
+          <w:szCs w:val="22"/>
+        </w:rPr>
+        <w:commentReference w:id="6"/>
+      </w:r>
+    </w:p>
+    <w:p>
+      <w:pPr>
+        <w:pStyle w:val="ListParagraph"/>
+        <w:numPr>
+          <w:ilvl w:val="0"/>
+          <w:numId w:val="27"/>
+        </w:numPr>
+      </w:pPr>
+      <w:bookmarkStart w:id="7" w:name="_Toc180405481"/>
+      <w:bookmarkStart w:id="8" w:name="_Toc241753376"/>
+      <w:bookmarkStart w:id="9" w:name="_Toc241760116"/>
+      <w:bookmarkStart w:id="10" w:name="_Toc242355533"/>
+      <w:r>
+        <w:t>Currently only .wav files will work (working on .flac)</w:t>
+      </w:r>
+      <w:bookmarkEnd w:id="7"/>
+      <w:bookmarkEnd w:id="8"/>
+      <w:bookmarkEnd w:id="9"/>
+      <w:bookmarkEnd w:id="10"/>
+    </w:p>
+    <w:p>
+      <w:pPr>
+        <w:pStyle w:val="ListParagraph"/>
+        <w:numPr>
+          <w:ilvl w:val="0"/>
+          <w:numId w:val="27"/>
+        </w:numPr>
+      </w:pPr>
+      <w:bookmarkStart w:id="11" w:name="_Toc242355534"/>
+      <w:r>
+        <w:t>This application works with Raven Pro Sound Selection Tables only</w:t>
+      </w:r>
+      <w:bookmarkEnd w:id="11"/>
+    </w:p>
+    <w:p>
+      <w:pPr>
+        <w:pStyle w:val="ListParagraph"/>
+        <w:numPr>
+          <w:ilvl w:val="0"/>
+          <w:numId w:val="27"/>
+        </w:numPr>
+      </w:pPr>
+      <w:bookmarkStart w:id="12" w:name="_Toc242355535"/>
+      <w:r>
+        <w:t>Required columns: Selection, View, Begin Time (s), End Time (s), High Freq (Hz), Low Freq (H), Begin Path, File Offset (s)</w:t>
+      </w:r>
+      <w:bookmarkEnd w:id="12"/>
+    </w:p>
+    <w:p>
+      <w:pPr>
+        <w:pStyle w:val="ListParagraph"/>
         <w:rPr>
           <w:rStyle w:val="Heading1Char"/>
           <w:rFonts w:asciiTheme="minorHAnsi" w:eastAsiaTheme="minorHAnsi" w:hAnsiTheme="minorHAnsi" w:cstheme="minorHAnsi"/>
@@ -1553,151 +1694,6 @@
           <w:szCs w:val="24"/>
         </w:rPr>
       </w:pPr>
-      <w:bookmarkStart w:id="2" w:name="_Toc180405479"/>
-      <w:bookmarkStart w:id="3" w:name="_Toc241753374"/>
-      <w:bookmarkStart w:id="4" w:name="_Toc241760114"/>
-      <w:commentRangeStart w:id="5"/>
-      <w:r>
-        <w:rPr>
-          <w:rStyle w:val="Heading1Char"/>
-          <w:rFonts w:asciiTheme="minorHAnsi" w:eastAsiaTheme="minorHAnsi" w:hAnsiTheme="minorHAnsi" w:cstheme="minorHAnsi"/>
-          <w:color w:val="auto"/>
-          <w:sz w:val="24"/>
-          <w:szCs w:val="24"/>
-        </w:rPr>
-        <w:t>For continuous data only</w:t>
-      </w:r>
-      <w:bookmarkEnd w:id="2"/>
-      <w:bookmarkEnd w:id="3"/>
-      <w:bookmarkEnd w:id="4"/>
-    </w:p>
-    <w:p>
-      <w:pPr>
-        <w:pStyle w:val="ListParagraph"/>
-        <w:numPr>
-          <w:ilvl w:val="0"/>
-          <w:numId w:val="12"/>
-        </w:numPr>
-        <w:rPr>
-          <w:rStyle w:val="Heading1Char"/>
-          <w:rFonts w:asciiTheme="minorHAnsi" w:eastAsiaTheme="minorHAnsi" w:hAnsiTheme="minorHAnsi" w:cstheme="minorHAnsi"/>
-          <w:color w:val="auto"/>
-          <w:sz w:val="24"/>
-          <w:szCs w:val="24"/>
-        </w:rPr>
-      </w:pPr>
-      <w:bookmarkStart w:id="6" w:name="_Toc180405480"/>
-      <w:bookmarkStart w:id="7" w:name="_Toc241753375"/>
-      <w:bookmarkStart w:id="8" w:name="_Toc241760115"/>
-      <w:r>
-        <w:rPr>
-          <w:rStyle w:val="Heading1Char"/>
-          <w:rFonts w:asciiTheme="minorHAnsi" w:eastAsiaTheme="minorHAnsi" w:hAnsiTheme="minorHAnsi" w:cstheme="minorHAnsi"/>
-          <w:color w:val="auto"/>
-          <w:sz w:val="24"/>
-          <w:szCs w:val="24"/>
-        </w:rPr>
-        <w:t>For Swift recording only</w:t>
-      </w:r>
-      <w:bookmarkEnd w:id="6"/>
-      <w:bookmarkEnd w:id="7"/>
-      <w:bookmarkEnd w:id="8"/>
-    </w:p>
-    <w:p>
-      <w:pPr>
-        <w:pStyle w:val="ListParagraph"/>
-        <w:numPr>
-          <w:ilvl w:val="0"/>
-          <w:numId w:val="12"/>
-        </w:numPr>
-        <w:rPr>
-          <w:rStyle w:val="Heading1Char"/>
-          <w:rFonts w:asciiTheme="minorHAnsi" w:eastAsiaTheme="minorHAnsi" w:hAnsiTheme="minorHAnsi" w:cstheme="minorHAnsi"/>
-          <w:color w:val="auto"/>
-          <w:sz w:val="24"/>
-          <w:szCs w:val="24"/>
-        </w:rPr>
-      </w:pPr>
-      <w:bookmarkStart w:id="9" w:name="_Toc180405481"/>
-      <w:bookmarkStart w:id="10" w:name="_Toc241753376"/>
-      <w:bookmarkStart w:id="11" w:name="_Toc241760116"/>
-      <w:r>
-        <w:rPr>
-          <w:rStyle w:val="Heading1Char"/>
-          <w:rFonts w:asciiTheme="minorHAnsi" w:eastAsiaTheme="minorHAnsi" w:hAnsiTheme="minorHAnsi" w:cstheme="minorHAnsi"/>
-          <w:color w:val="auto"/>
-          <w:sz w:val="24"/>
-          <w:szCs w:val="24"/>
-        </w:rPr>
-        <w:t>Currently only .wav files will work (working on .flac)</w:t>
-      </w:r>
-      <w:bookmarkEnd w:id="9"/>
-      <w:bookmarkEnd w:id="10"/>
-      <w:bookmarkEnd w:id="11"/>
-    </w:p>
-    <w:p>
-      <w:pPr>
-        <w:pStyle w:val="ListParagraph"/>
-        <w:numPr>
-          <w:ilvl w:val="0"/>
-          <w:numId w:val="12"/>
-        </w:numPr>
-        <w:rPr>
-          <w:rStyle w:val="Heading1Char"/>
-          <w:rFonts w:asciiTheme="minorHAnsi" w:eastAsiaTheme="minorHAnsi" w:hAnsiTheme="minorHAnsi" w:cstheme="minorHAnsi"/>
-          <w:color w:val="auto"/>
-          <w:sz w:val="24"/>
-          <w:szCs w:val="24"/>
-        </w:rPr>
-      </w:pPr>
-      <w:bookmarkStart w:id="12" w:name="_Toc180405482"/>
-      <w:bookmarkStart w:id="13" w:name="_Toc241753377"/>
-      <w:bookmarkStart w:id="14" w:name="_Toc241760117"/>
-      <w:r>
-        <w:rPr>
-          <w:rStyle w:val="Heading1Char"/>
-          <w:rFonts w:asciiTheme="minorHAnsi" w:eastAsiaTheme="minorHAnsi" w:hAnsiTheme="minorHAnsi" w:cstheme="minorHAnsi"/>
-          <w:color w:val="auto"/>
-          <w:sz w:val="24"/>
-          <w:szCs w:val="24"/>
-        </w:rPr>
-        <w:t>Requires Hori-harm or gunshot detector output for the</w:t>
-      </w:r>
-      <w:bookmarkEnd w:id="12"/>
-      <w:bookmarkEnd w:id="13"/>
-      <w:bookmarkEnd w:id="14"/>
-      <w:r>
-        <w:rPr>
-          <w:rStyle w:val="Heading1Char"/>
-          <w:rFonts w:asciiTheme="minorHAnsi" w:eastAsiaTheme="minorHAnsi" w:hAnsiTheme="minorHAnsi" w:cstheme="minorHAnsi"/>
-          <w:color w:val="auto"/>
-          <w:sz w:val="24"/>
-          <w:szCs w:val="24"/>
-        </w:rPr>
-        <w:t xml:space="preserve"> </w:t>
-      </w:r>
-      <w:commentRangeEnd w:id="5"/>
-      <w:r>
-        <w:rPr>
-          <w:rStyle w:val="CommentReference"/>
-          <w:rFonts w:cstheme="minorHAnsi"/>
-          <w:sz w:val="24"/>
-          <w:szCs w:val="24"/>
-        </w:rPr>
-        <w:commentReference w:id="5"/>
-      </w:r>
-    </w:p>
-    <w:p>
-      <w:pPr>
-        <w:pStyle w:val="ListParagraph"/>
-        <w:rPr>
-          <w:rStyle w:val="Heading1Char"/>
-          <w:rFonts w:asciiTheme="minorHAnsi" w:eastAsiaTheme="minorHAnsi" w:hAnsiTheme="minorHAnsi" w:cstheme="minorHAnsi"/>
-          <w:color w:val="auto"/>
-          <w:sz w:val="24"/>
-          <w:szCs w:val="24"/>
-        </w:rPr>
-      </w:pPr>
     </w:p>
     <w:p>
       <w:pPr>
@@ -1713,8 +1709,8 @@
           <w:color w:val="auto"/>
         </w:rPr>
       </w:pPr>
-      <w:bookmarkStart w:id="15" w:name="_Toc180405483"/>
-      <w:bookmarkStart w:id="16" w:name="_Toc241760118"/>
+      <w:bookmarkStart w:id="13" w:name="_Toc180405483"/>
+      <w:bookmarkStart w:id="14" w:name="_Toc242355720"/>
       <w:r>
         <w:rPr>
           <w:rStyle w:val="Heading1Char"/>
@@ -1723,38 +1719,24 @@
         </w:rPr>
         <w:t>Download R and R Studio on your computer</w:t>
       </w:r>
+      <w:bookmarkEnd w:id="13"/>
+      <w:bookmarkEnd w:id="14"/>
+    </w:p>
+    <w:p>
+      <w:pPr>
+        <w:pStyle w:val="ListParagraph"/>
+        <w:numPr>
+          <w:ilvl w:val="0"/>
+          <w:numId w:val="28"/>
+        </w:numPr>
+      </w:pPr>
+      <w:bookmarkStart w:id="15" w:name="_Toc180405484"/>
+      <w:bookmarkStart w:id="16" w:name="_Toc241760119"/>
+      <w:r>
+        <w:t>R:</w:t>
+      </w:r>
       <w:bookmarkEnd w:id="15"/>
       <w:bookmarkEnd w:id="16"/>
-    </w:p>
-    <w:p>
-      <w:pPr>
-        <w:pStyle w:val="ListParagraph"/>
-        <w:numPr>
-          <w:ilvl w:val="1"/>
-          <w:numId w:val="1"/>
-        </w:numPr>
-        <w:rPr>
-          <w:rStyle w:val="Heading1Char"/>
-          <w:rFonts w:asciiTheme="minorHAnsi" w:eastAsiaTheme="minorHAnsi" w:hAnsiTheme="minorHAnsi" w:cstheme="minorBidi"/>
-          <w:color w:val="auto"/>
-          <w:sz w:val="22"/>
-          <w:szCs w:val="22"/>
-        </w:rPr>
-      </w:pPr>
-      <w:bookmarkStart w:id="17" w:name="_Toc180405484"/>
-      <w:bookmarkStart w:id="18" w:name="_Toc241760119"/>
-      <w:r>
-        <w:rPr>
-          <w:rStyle w:val="Heading1Char"/>
-          <w:rFonts w:asciiTheme="minorHAnsi" w:eastAsiaTheme="minorHAnsi" w:hAnsiTheme="minorHAnsi" w:cstheme="minorBidi"/>
-          <w:color w:val="auto"/>
-          <w:sz w:val="22"/>
-          <w:szCs w:val="22"/>
-        </w:rPr>
-        <w:t>R:</w:t>
-      </w:r>
-      <w:bookmarkEnd w:id="17"/>
-      <w:bookmarkEnd w:id="18"/>
       <w:r>
         <w:t xml:space="preserve"> </w:t>
       </w:r>
@@ -1771,32 +1753,19 @@
       <w:pPr>
         <w:pStyle w:val="ListParagraph"/>
         <w:numPr>
-          <w:ilvl w:val="1"/>
-          <w:numId w:val="1"/>
-        </w:numPr>
-      </w:pPr>
-      <w:bookmarkStart w:id="19" w:name="_Toc180405485"/>
-      <w:bookmarkStart w:id="20" w:name="_Toc241760120"/>
-      <w:r>
-        <w:rPr>
-          <w:rStyle w:val="Heading1Char"/>
-          <w:rFonts w:asciiTheme="minorHAnsi" w:eastAsiaTheme="minorHAnsi" w:hAnsiTheme="minorHAnsi" w:cstheme="minorBidi"/>
-          <w:color w:val="auto"/>
-          <w:sz w:val="22"/>
-          <w:szCs w:val="22"/>
-        </w:rPr>
+          <w:ilvl w:val="0"/>
+          <w:numId w:val="28"/>
+        </w:numPr>
+      </w:pPr>
+      <w:bookmarkStart w:id="17" w:name="_Toc180405485"/>
+      <w:bookmarkStart w:id="18" w:name="_Toc241760120"/>
+      <w:r>
+        <w:lastRenderedPageBreak/>
         <w:t>R Studio:</w:t>
       </w:r>
-      <w:bookmarkEnd w:id="19"/>
-      <w:bookmarkEnd w:id="20"/>
-      <w:r>
-        <w:rPr>
-          <w:rStyle w:val="Heading1Char"/>
-          <w:rFonts w:asciiTheme="minorHAnsi" w:eastAsiaTheme="minorHAnsi" w:hAnsiTheme="minorHAnsi" w:cstheme="minorBidi"/>
-          <w:color w:val="auto"/>
-          <w:sz w:val="22"/>
-          <w:szCs w:val="22"/>
-        </w:rPr>
+      <w:bookmarkEnd w:id="17"/>
+      <w:bookmarkEnd w:id="18"/>
+      <w:r>
         <w:t xml:space="preserve"> </w:t>
       </w:r>
       <w:hyperlink r:id="rId11" w:history="1">
@@ -1812,9 +1781,52 @@
       <w:pPr>
         <w:pStyle w:val="ListParagraph"/>
         <w:numPr>
-          <w:ilvl w:val="1"/>
-          <w:numId w:val="1"/>
-        </w:numPr>
+          <w:ilvl w:val="0"/>
+          <w:numId w:val="28"/>
+        </w:numPr>
+      </w:pPr>
+      <w:r>
+        <w:t>I recommend turning off some features on R that have caused some problems with loading the package:</w:t>
+      </w:r>
+    </w:p>
+    <w:p>
+      <w:pPr>
+        <w:pStyle w:val="ListParagraph"/>
+        <w:numPr>
+          <w:ilvl w:val="0"/>
+          <w:numId w:val="28"/>
+        </w:numPr>
+      </w:pPr>
+      <w:r>
+        <w:t>Tool &gt; Global Options uncheck</w:t>
+      </w:r>
+    </w:p>
+    <w:p>
+      <w:pPr>
+        <w:pStyle w:val="ListParagraph"/>
+        <w:numPr>
+          <w:ilvl w:val="0"/>
+          <w:numId w:val="28"/>
+        </w:numPr>
+      </w:pPr>
+      <w:r>
+        <w:t>Always save history</w:t>
+      </w:r>
+    </w:p>
+    <w:p>
+      <w:pPr>
+        <w:pStyle w:val="ListParagraph"/>
+        <w:numPr>
+          <w:ilvl w:val="0"/>
+          <w:numId w:val="28"/>
+        </w:numPr>
+      </w:pPr>
+      <w:r>
+        <w:t>Restore .RData into workspace at startup</w:t>
+      </w:r>
+    </w:p>
+    <w:p>
+      <w:pPr>
         <w:rPr>
           <w:rStyle w:val="Heading1Char"/>
           <w:rFonts w:asciiTheme="minorHAnsi" w:eastAsiaTheme="minorHAnsi" w:hAnsiTheme="minorHAnsi" w:cstheme="minorBidi"/>
@@ -1825,126 +1837,79 @@
       </w:pPr>
       <w:r>
         <w:rPr>
-          <w:rStyle w:val="Heading1Char"/>
-          <w:rFonts w:asciiTheme="minorHAnsi" w:eastAsiaTheme="minorHAnsi" w:hAnsiTheme="minorHAnsi" w:cstheme="minorBidi"/>
-          <w:color w:val="auto"/>
-          <w:sz w:val="22"/>
-          <w:szCs w:val="22"/>
-        </w:rPr>
-        <w:lastRenderedPageBreak/>
-        <w:t>I recommend turning off some features on R that have caused some problems with loading the package:</w:t>
-      </w:r>
-    </w:p>
-    <w:p>
-      <w:pPr>
-        <w:pStyle w:val="ListParagraph"/>
-        <w:numPr>
-          <w:ilvl w:val="2"/>
-          <w:numId w:val="1"/>
-        </w:numPr>
-        <w:rPr>
-          <w:rStyle w:val="Heading1Char"/>
-          <w:rFonts w:asciiTheme="minorHAnsi" w:eastAsiaTheme="minorHAnsi" w:hAnsiTheme="minorHAnsi" w:cstheme="minorBidi"/>
-          <w:color w:val="auto"/>
-          <w:sz w:val="22"/>
-          <w:szCs w:val="22"/>
-        </w:rPr>
-      </w:pPr>
-      <w:r>
-        <w:rPr>
-          <w:rStyle w:val="Heading1Char"/>
-          <w:rFonts w:asciiTheme="minorHAnsi" w:eastAsiaTheme="minorHAnsi" w:hAnsiTheme="minorHAnsi" w:cstheme="minorBidi"/>
-          <w:color w:val="auto"/>
-          <w:sz w:val="22"/>
-          <w:szCs w:val="22"/>
-        </w:rPr>
-        <w:t xml:space="preserve">Tool &gt; Global Options </w:t>
-      </w:r>
-      <w:r>
-        <w:rPr>
-          <w:rStyle w:val="Heading1Char"/>
-          <w:rFonts w:asciiTheme="minorHAnsi" w:eastAsiaTheme="minorHAnsi" w:hAnsiTheme="minorHAnsi" w:cstheme="minorBidi"/>
-          <w:b/>
-          <w:bCs/>
-          <w:color w:val="auto"/>
-          <w:sz w:val="22"/>
-          <w:szCs w:val="22"/>
-        </w:rPr>
-        <w:t>uncheck</w:t>
-      </w:r>
-    </w:p>
-    <w:p>
-      <w:pPr>
-        <w:pStyle w:val="ListParagraph"/>
-        <w:numPr>
-          <w:ilvl w:val="3"/>
-          <w:numId w:val="1"/>
-        </w:numPr>
-        <w:rPr>
-          <w:rStyle w:val="Heading1Char"/>
-          <w:rFonts w:asciiTheme="minorHAnsi" w:eastAsiaTheme="minorHAnsi" w:hAnsiTheme="minorHAnsi" w:cstheme="minorBidi"/>
-          <w:color w:val="auto"/>
-          <w:sz w:val="22"/>
-          <w:szCs w:val="22"/>
-        </w:rPr>
-      </w:pPr>
-      <w:r>
-        <w:rPr>
-          <w:rStyle w:val="Heading1Char"/>
-          <w:rFonts w:asciiTheme="minorHAnsi" w:eastAsiaTheme="minorHAnsi" w:hAnsiTheme="minorHAnsi" w:cstheme="minorBidi"/>
-          <w:color w:val="auto"/>
-          <w:sz w:val="22"/>
-          <w:szCs w:val="22"/>
-        </w:rPr>
-        <w:t>Always save history</w:t>
-      </w:r>
-    </w:p>
-    <w:p>
-      <w:pPr>
-        <w:pStyle w:val="ListParagraph"/>
-        <w:numPr>
-          <w:ilvl w:val="3"/>
-          <w:numId w:val="1"/>
-        </w:numPr>
-        <w:rPr>
-          <w:rStyle w:val="Heading1Char"/>
-          <w:rFonts w:asciiTheme="minorHAnsi" w:eastAsiaTheme="minorHAnsi" w:hAnsiTheme="minorHAnsi" w:cstheme="minorBidi"/>
-          <w:color w:val="auto"/>
-          <w:sz w:val="22"/>
-          <w:szCs w:val="22"/>
-        </w:rPr>
-      </w:pPr>
-      <w:r>
-        <w:rPr>
-          <w:rStyle w:val="Heading1Char"/>
-          <w:rFonts w:asciiTheme="minorHAnsi" w:eastAsiaTheme="minorHAnsi" w:hAnsiTheme="minorHAnsi" w:cstheme="minorBidi"/>
-          <w:color w:val="auto"/>
-          <w:sz w:val="22"/>
-          <w:szCs w:val="22"/>
-        </w:rPr>
-        <w:t>Restore .RData into workspace at startup</w:t>
-      </w:r>
-    </w:p>
-    <w:p>
-      <w:pPr>
-        <w:pStyle w:val="ListParagraph"/>
-        <w:ind w:left="1080"/>
-        <w:rPr>
-          <w:rStyle w:val="Heading1Char"/>
-          <w:rFonts w:asciiTheme="minorHAnsi" w:eastAsiaTheme="minorHAnsi" w:hAnsiTheme="minorHAnsi" w:cstheme="minorBidi"/>
-          <w:color w:val="auto"/>
-          <w:sz w:val="22"/>
-          <w:szCs w:val="22"/>
-        </w:rPr>
-      </w:pPr>
-      <w:r>
-        <w:rPr>
-          <w:rStyle w:val="Heading1Char"/>
-          <w:rFonts w:asciiTheme="minorHAnsi" w:eastAsiaTheme="minorHAnsi" w:hAnsiTheme="minorHAnsi" w:cstheme="minorBidi"/>
-          <w:color w:val="auto"/>
-          <w:sz w:val="22"/>
-          <w:szCs w:val="22"/>
-        </w:rPr>
+          <w:noProof/>
+        </w:rPr>
+        <mc:AlternateContent>
+          <mc:Choice Requires="wps">
+            <w:drawing>
+              <wp:anchor distT="0" distB="0" distL="114300" distR="114300" simplePos="0" relativeHeight="251659264" behindDoc="0" locked="0" layoutInCell="1" allowOverlap="1" wp14:anchorId="20E155AE" wp14:editId="0A486305">
+                <wp:simplePos x="0" y="0"/>
+                <wp:positionH relativeFrom="column">
+                  <wp:posOffset>1136287</wp:posOffset>
+                </wp:positionH>
+                <wp:positionV relativeFrom="paragraph">
+                  <wp:posOffset>1990725</wp:posOffset>
+                </wp:positionV>
+                <wp:extent cx="2311603" cy="1155801"/>
+                <wp:effectExtent l="0" t="0" r="12700" b="25400"/>
+                <wp:wrapNone/>
+                <wp:docPr id="495590606" name="Rectangle 1"/>
+                <wp:cNvGraphicFramePr/>
+                <a:graphic xmlns:a="http://schemas.openxmlformats.org/drawingml/2006/main">
+                  <a:graphicData uri="http://schemas.microsoft.com/office/word/2010/wordprocessingShape">
+                    <wps:wsp>
+                      <wps:cNvSpPr/>
+                      <wps:spPr>
+                        <a:xfrm>
+                          <a:off x="0" y="0"/>
+                          <a:ext cx="2311603" cy="1155801"/>
+                        </a:xfrm>
+                        <a:prstGeom prst="rect">
+                          <a:avLst/>
+                        </a:prstGeom>
+                        <a:noFill/>
+                        <a:ln>
+                          <a:solidFill>
+                            <a:srgbClr val="EE0000"/>
+                          </a:solidFill>
+                        </a:ln>
+                      </wps:spPr>
+                      <wps:style>
+                        <a:lnRef idx="2">
+                          <a:schemeClr val="accent1">
+                            <a:shade val="15000"/>
+                          </a:schemeClr>
+                        </a:lnRef>
+                        <a:fillRef idx="1">
+                          <a:schemeClr val="accent1"/>
+                        </a:fillRef>
+                        <a:effectRef idx="0">
+                          <a:schemeClr val="accent1"/>
+                        </a:effectRef>
+                        <a:fontRef idx="minor">
+                          <a:schemeClr val="lt1"/>
+                        </a:fontRef>
+                      </wps:style>
+                      <wps:bodyPr rot="0" spcFirstLastPara="0" vertOverflow="overflow" horzOverflow="overflow" vert="horz" wrap="square" lIns="91440" tIns="45720" rIns="91440" bIns="45720" numCol="1" spcCol="0" rtlCol="0" fromWordArt="0" anchor="ctr" anchorCtr="0" forceAA="0" compatLnSpc="1">
+                        <a:prstTxWarp prst="textNoShape">
+                          <a:avLst/>
+                        </a:prstTxWarp>
+                        <a:noAutofit/>
+                      </wps:bodyPr>
+                    </wps:wsp>
+                  </a:graphicData>
+                </a:graphic>
+              </wp:anchor>
+            </w:drawing>
+          </mc:Choice>
+          <mc:Fallback>
+            <w:pict>
+              <v:rect w14:anchorId="3867144A" id="Rectangle 1" o:spid="_x0000_s1026" style="position:absolute;margin-left:89.45pt;margin-top:156.75pt;width:182pt;height:91pt;z-index:251659264;visibility:visible;mso-wrap-style:square;mso-wrap-distance-left:9pt;mso-wrap-distance-top:0;mso-wrap-distance-right:9pt;mso-wrap-distance-bottom:0;mso-position-horizontal:absolute;mso-position-horizontal-relative:text;mso-position-vertical:absolute;mso-position-vertical-relative:text;v-text-anchor:middle" o:gfxdata="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" filled="f" strokecolor="#e00" strokeweight="1pt"/>
+            </w:pict>
+          </mc:Fallback>
+        </mc:AlternateContent>
+      </w:r>
+      <w:r>
         <w:drawing>
           <wp:inline distT="0" distB="0" distL="0" distR="0" wp14:anchorId="1C17E611" wp14:editId="39D3B856">
             <wp:extent cx="4781550" cy="4992531"/>
@@ -2003,8 +1968,8 @@
           <w:numId w:val="1"/>
         </w:numPr>
       </w:pPr>
-      <w:bookmarkStart w:id="21" w:name="_Toc180405486"/>
-      <w:bookmarkStart w:id="22" w:name="_Toc241760121"/>
+      <w:bookmarkStart w:id="19" w:name="_Toc180405486"/>
+      <w:bookmarkStart w:id="20" w:name="_Toc242355721"/>
       <w:r>
         <w:rPr>
           <w:rStyle w:val="Heading1Char"/>
@@ -2030,8 +1995,8 @@
         </w:rPr>
         <w:t>FILES</w:t>
       </w:r>
-      <w:bookmarkEnd w:id="21"/>
-      <w:bookmarkEnd w:id="22"/>
+      <w:bookmarkEnd w:id="19"/>
+      <w:bookmarkEnd w:id="20"/>
     </w:p>
     <w:p>
       <w:pPr>
@@ -2226,8 +2191,8 @@
           <w:numId w:val="1"/>
         </w:numPr>
       </w:pPr>
-      <w:bookmarkStart w:id="23" w:name="_Toc180405487"/>
-      <w:bookmarkStart w:id="24" w:name="_Toc241760122"/>
+      <w:bookmarkStart w:id="21" w:name="_Toc180405487"/>
+      <w:bookmarkStart w:id="22" w:name="_Toc242355722"/>
       <w:r>
         <w:t>DOWNLOAD/UPDATE</w:t>
       </w:r>
@@ -2246,8 +2211,8 @@
       <w:r>
         <w:t>FOLDER</w:t>
       </w:r>
-      <w:bookmarkEnd w:id="23"/>
-      <w:bookmarkEnd w:id="24"/>
+      <w:bookmarkEnd w:id="21"/>
+      <w:bookmarkEnd w:id="22"/>
     </w:p>
     <w:p>
       <w:pPr>
@@ -2308,6 +2273,31 @@
     <w:p>
       <w:pPr>
         <w:pStyle w:val="ListParagraph"/>
+        <w:ind w:left="1080"/>
+      </w:pPr>
+      <w:r>
+        <w:t xml:space="preserve">Note: Since this repository is currently set to </w:t>
+      </w:r>
+      <w:r>
+        <w:rPr>
+          <w:i/>
+          <w:iCs/>
+        </w:rPr>
+        <w:t>Private</w:t>
+      </w:r>
+      <w:r>
+        <w:t xml:space="preserve"> you will need a</w:t>
+      </w:r>
+      <w:r>
+        <w:t xml:space="preserve"> GitHub</w:t>
+      </w:r>
+      <w:r>
+        <w:t xml:space="preserve"> account to access it.</w:t>
+      </w:r>
+    </w:p>
+    <w:p>
+      <w:pPr>
+        <w:pStyle w:val="ListParagraph"/>
         <w:numPr>
           <w:ilvl w:val="0"/>
           <w:numId w:val="4"/>
@@ -2394,13 +2384,7 @@
         <w:t>files_for_elpR</w:t>
       </w:r>
       <w:r>
-        <w:t xml:space="preserve"> folder </w:t>
-      </w:r>
-      <w:r>
-        <w:t xml:space="preserve">should </w:t>
-      </w:r>
-      <w:r>
-        <w:t>automatically contain the following folders:</w:t>
+        <w:t xml:space="preserve"> folder should automatically contain the following folders:</w:t>
       </w:r>
     </w:p>
     <w:p>
@@ -2422,7 +2406,7 @@
           <w:noProof/>
         </w:rPr>
         <w:drawing>
-          <wp:inline distT="0" distB="0" distL="0" distR="0" wp14:anchorId="46FC1743" wp14:editId="67D9C5A0">
+          <wp:inline distT="0" distB="0" distL="0" distR="0" wp14:anchorId="46FC1743" wp14:editId="71850430">
             <wp:extent cx="4894671" cy="3062819"/>
             <wp:effectExtent l="0" t="0" r="0" b="4445"/>
             <wp:docPr id="1504796613" name="Picture 1"/>
@@ -2482,6 +2466,7 @@
         </w:numPr>
       </w:pPr>
       <w:r>
+        <w:lastRenderedPageBreak/>
         <w:t>In the “sites” folder, create a .txt file with a list of the sites if it does not already exist</w:t>
       </w:r>
       <w:r>
@@ -2503,7 +2488,6 @@
         </w:numPr>
       </w:pPr>
       <w:r>
-        <w:lastRenderedPageBreak/>
         <w:t xml:space="preserve">Name the file with the simple project name followed by “sites” </w:t>
       </w:r>
     </w:p>
@@ -2564,8 +2548,8 @@
           <w:caps/>
         </w:rPr>
       </w:pPr>
-      <w:bookmarkStart w:id="25" w:name="_Toc180405488"/>
-      <w:bookmarkStart w:id="26" w:name="_Toc241760123"/>
+      <w:bookmarkStart w:id="23" w:name="_Toc180405488"/>
+      <w:bookmarkStart w:id="24" w:name="_Toc242355723"/>
       <w:r>
         <w:rPr>
           <w:rStyle w:val="Heading1Char"/>
@@ -2573,7 +2557,7 @@
         </w:rPr>
         <w:t>Open the elpR app</w:t>
       </w:r>
-      <w:bookmarkEnd w:id="26"/>
+      <w:bookmarkEnd w:id="24"/>
     </w:p>
     <w:p>
       <w:pPr>
@@ -2584,13 +2568,7 @@
         </w:numPr>
       </w:pPr>
       <w:r>
-        <w:t>Navigate to</w:t>
-      </w:r>
-      <w:r>
-        <w:t xml:space="preserve"> unzipped</w:t>
-      </w:r>
-      <w:r>
-        <w:t xml:space="preserve"> </w:t>
+        <w:t xml:space="preserve">Navigate to unzipped </w:t>
       </w:r>
       <w:r>
         <w:rPr>
@@ -2622,10 +2600,7 @@
         <w:t>elpR2</w:t>
       </w:r>
       <w:r>
-        <w:t xml:space="preserve"> folder and open the </w:t>
-      </w:r>
-      <w:r>
-        <w:t>‘</w:t>
+        <w:t xml:space="preserve"> folder and open the ‘</w:t>
       </w:r>
       <w:r>
         <w:rPr>
@@ -2690,6 +2665,9 @@
         <w:ind w:left="1800"/>
       </w:pPr>
       <w:r>
+        <w:rPr>
+          <w:noProof/>
+        </w:rPr>
         <w:drawing>
           <wp:inline distT="0" distB="0" distL="0" distR="0" wp14:anchorId="042887DC" wp14:editId="630C19D1">
             <wp:extent cx="2896235" cy="2407006"/>
@@ -2890,7 +2868,7 @@
           <w:caps/>
         </w:rPr>
       </w:pPr>
-      <w:bookmarkStart w:id="27" w:name="_Toc241760124"/>
+      <w:bookmarkStart w:id="25" w:name="_Toc242355724"/>
       <w:r>
         <w:rPr>
           <w:caps/>
@@ -2898,10 +2876,13 @@
         <w:lastRenderedPageBreak/>
         <w:t>THE APP</w:t>
       </w:r>
-      <w:bookmarkEnd w:id="27"/>
-    </w:p>
-    <w:p>
-      <w:r>
+      <w:bookmarkEnd w:id="25"/>
+    </w:p>
+    <w:p>
+      <w:r>
+        <w:rPr>
+          <w:noProof/>
+        </w:rPr>
         <w:drawing>
           <wp:inline distT="0" distB="0" distL="0" distR="0" wp14:anchorId="3384CA0E" wp14:editId="4C9E99FA">
             <wp:extent cx="5943600" cy="4694555"/>
@@ -2955,7 +2936,7 @@
           <w:caps/>
         </w:rPr>
       </w:pPr>
-      <w:bookmarkStart w:id="28" w:name="_Toc241760125"/>
+      <w:bookmarkStart w:id="26" w:name="_Toc242355725"/>
       <w:r>
         <w:rPr>
           <w:caps/>
@@ -2963,13 +2944,16 @@
         <w:lastRenderedPageBreak/>
         <w:t>BASIC Info</w:t>
       </w:r>
-      <w:bookmarkEnd w:id="28"/>
+      <w:bookmarkEnd w:id="26"/>
     </w:p>
     <w:p>
       <w:pPr>
         <w:jc w:val="center"/>
       </w:pPr>
       <w:r>
+        <w:rPr>
+          <w:noProof/>
+        </w:rPr>
         <w:drawing>
           <wp:inline distT="0" distB="0" distL="0" distR="0" wp14:anchorId="64211DF1" wp14:editId="0B2210EC">
             <wp:extent cx="4611756" cy="4207735"/>
@@ -3021,10 +3005,7 @@
         </w:numPr>
       </w:pPr>
       <w:r>
-        <w:t>Update the required fields</w:t>
-      </w:r>
-      <w:r>
-        <w:t>:</w:t>
+        <w:t>Update the required fields:</w:t>
       </w:r>
     </w:p>
     <w:p>
@@ -3066,10 +3047,7 @@
         <w:t xml:space="preserve"> the folder path in the blank cell (e.g.,</w:t>
       </w:r>
       <w:r>
-        <w:t xml:space="preserve"> </w:t>
-      </w:r>
-      <w:r>
-        <w:t>D:\elpR\elpR_Shiny\files_for_elpR</w:t>
+        <w:t xml:space="preserve"> D:\elpR\elpR_Shiny\files_for_elpR</w:t>
       </w:r>
       <w:r>
         <w:t xml:space="preserve">) or </w:t>
@@ -3223,7 +3201,7 @@
           <w:caps/>
         </w:rPr>
       </w:pPr>
-      <w:bookmarkStart w:id="29" w:name="_Toc241760126"/>
+      <w:bookmarkStart w:id="27" w:name="_Toc242355726"/>
       <w:r>
         <w:rPr>
           <w:rStyle w:val="Heading1Char"/>
@@ -3231,8 +3209,8 @@
         </w:rPr>
         <w:t>Sound Check</w:t>
       </w:r>
-      <w:bookmarkEnd w:id="25"/>
-      <w:bookmarkEnd w:id="29"/>
+      <w:bookmarkEnd w:id="23"/>
+      <w:bookmarkEnd w:id="27"/>
     </w:p>
     <w:p>
       <w:r>
@@ -3297,6 +3275,9 @@
     </w:p>
     <w:p>
       <w:r>
+        <w:rPr>
+          <w:noProof/>
+        </w:rPr>
         <w:drawing>
           <wp:inline distT="0" distB="0" distL="0" distR="0" wp14:anchorId="21471C3A" wp14:editId="00DD9A44">
             <wp:extent cx="5943600" cy="6169025"/>
@@ -4750,16 +4731,16 @@
           <w:numId w:val="1"/>
         </w:numPr>
       </w:pPr>
-      <w:bookmarkStart w:id="30" w:name="_Toc180405489"/>
-      <w:bookmarkStart w:id="31" w:name="_Toc241760127"/>
+      <w:bookmarkStart w:id="28" w:name="_Toc180405489"/>
+      <w:bookmarkStart w:id="29" w:name="_Toc242355727"/>
       <w:r>
         <w:rPr>
           <w:rStyle w:val="Heading1Char"/>
         </w:rPr>
         <w:t>EXCLUDE BAD SOUNDS</w:t>
       </w:r>
-      <w:bookmarkEnd w:id="30"/>
-      <w:bookmarkEnd w:id="31"/>
+      <w:bookmarkEnd w:id="28"/>
+      <w:bookmarkEnd w:id="29"/>
       <w:r>
         <w:t xml:space="preserve"> </w:t>
       </w:r>
@@ -4884,6 +4865,9 @@
         <w:jc w:val="center"/>
       </w:pPr>
       <w:r>
+        <w:rPr>
+          <w:noProof/>
+        </w:rPr>
         <w:drawing>
           <wp:inline distT="0" distB="0" distL="0" distR="0" wp14:anchorId="430A76C2" wp14:editId="18BD9732">
             <wp:extent cx="5943600" cy="4283075"/>
@@ -5078,22 +5062,13 @@
         <w:t xml:space="preserve">If you choose “yes” to merging the swift files, </w:t>
       </w:r>
       <w:r>
-        <w:t>S</w:t>
-      </w:r>
-      <w:r>
-        <w:t xml:space="preserve">wift </w:t>
+        <w:t xml:space="preserve">Swift </w:t>
       </w:r>
       <w:r>
         <w:t xml:space="preserve">config </w:t>
       </w:r>
       <w:r>
-        <w:t xml:space="preserve">files </w:t>
-      </w:r>
-      <w:r>
-        <w:t xml:space="preserve">will </w:t>
-      </w:r>
-      <w:r>
-        <w:t xml:space="preserve">be merged into one file. This will not delete the original swift files, but will create a merged copy of them as a .txt file in the </w:t>
+        <w:t xml:space="preserve">files will be merged into one file. This will not delete the original swift files, but will create a merged copy of them as a .txt file in the </w:t>
       </w:r>
       <w:r>
         <w:rPr>
@@ -5103,10 +5078,7 @@
         <w:t xml:space="preserve">\swift_files </w:t>
       </w:r>
       <w:r>
-        <w:t>folder.</w:t>
-      </w:r>
-      <w:r>
-        <w:t xml:space="preserve"> </w:t>
+        <w:t xml:space="preserve">folder. </w:t>
       </w:r>
       <w:r>
         <w:t xml:space="preserve">If </w:t>
@@ -5302,88 +5274,94 @@
           <w:szCs w:val="22"/>
         </w:rPr>
       </w:pPr>
-      <w:bookmarkStart w:id="32" w:name="_Toc180405490"/>
-      <w:bookmarkStart w:id="33" w:name="_Toc241760128"/>
+      <w:bookmarkStart w:id="30" w:name="_Toc180405490"/>
+      <w:bookmarkStart w:id="31" w:name="_Toc242355728"/>
       <w:r>
         <w:rPr>
           <w:rStyle w:val="Heading1Char"/>
         </w:rPr>
         <w:t>RUN THE GUNSHOT AND RUMBLE DETECTORS</w:t>
+      </w:r>
+      <w:bookmarkEnd w:id="30"/>
+      <w:bookmarkEnd w:id="31"/>
+    </w:p>
+    <w:p>
+      <w:pPr>
+        <w:pStyle w:val="ListParagraph"/>
+        <w:numPr>
+          <w:ilvl w:val="1"/>
+          <w:numId w:val="1"/>
+        </w:numPr>
+      </w:pPr>
+      <w:r>
+        <w:t xml:space="preserve">Do this </w:t>
+      </w:r>
+      <w:r>
+        <w:t xml:space="preserve">after the bad sound files </w:t>
+      </w:r>
+      <w:r>
+        <w:t xml:space="preserve">(those marked with a ‘y’ in the sound check spreadsheet) </w:t>
+      </w:r>
+      <w:r>
+        <w:t>have been moved to the extra files folder</w:t>
+      </w:r>
+    </w:p>
+    <w:p>
+      <w:pPr>
+        <w:pStyle w:val="ListParagraph"/>
+        <w:numPr>
+          <w:ilvl w:val="1"/>
+          <w:numId w:val="1"/>
+        </w:numPr>
+      </w:pPr>
+      <w:r>
+        <w:t>Remember that the hori-harm and gunshot detectors require 8 kHz sound files, so you should have resampled the sounds before running Sound Check.</w:t>
+      </w:r>
+    </w:p>
+    <w:p>
+      <w:pPr>
+        <w:pStyle w:val="ListParagraph"/>
+      </w:pPr>
+    </w:p>
+    <w:p>
+      <w:pPr>
+        <w:pStyle w:val="Heading1"/>
+        <w:numPr>
+          <w:ilvl w:val="0"/>
+          <w:numId w:val="1"/>
+        </w:numPr>
+      </w:pPr>
+      <w:bookmarkStart w:id="32" w:name="_Toc180405491"/>
+      <w:bookmarkStart w:id="33" w:name="_Toc242355729"/>
+      <w:r>
+        <w:rPr>
+          <w:rStyle w:val="Heading1Char"/>
+        </w:rPr>
+        <w:t xml:space="preserve">RESTRUCTURE: </w:t>
+      </w:r>
+      <w:commentRangeStart w:id="34"/>
+      <w:r>
+        <w:rPr>
+          <w:rStyle w:val="Heading1Char"/>
+        </w:rPr>
+        <w:t>PREPARE DETECTOR OUTPUT FOR REVIEW</w:t>
+      </w:r>
+      <w:r>
+        <w:rPr>
+          <w:rStyle w:val="Heading1Char"/>
+        </w:rPr>
+        <w:t xml:space="preserve"> IN RAVEN</w:t>
       </w:r>
       <w:bookmarkEnd w:id="32"/>
       <w:bookmarkEnd w:id="33"/>
-    </w:p>
-    <w:p>
-      <w:pPr>
-        <w:pStyle w:val="ListParagraph"/>
-        <w:numPr>
-          <w:ilvl w:val="1"/>
-          <w:numId w:val="1"/>
-        </w:numPr>
-      </w:pPr>
-      <w:r>
-        <w:t xml:space="preserve">Do this </w:t>
-      </w:r>
-      <w:r>
-        <w:t xml:space="preserve">after the bad sound files </w:t>
-      </w:r>
-      <w:r>
-        <w:t xml:space="preserve">(those marked with a ‘y’ in the sound check spreadsheet) </w:t>
-      </w:r>
-      <w:r>
-        <w:t>have been moved to the extra files folder</w:t>
-      </w:r>
-    </w:p>
-    <w:p>
-      <w:pPr>
-        <w:pStyle w:val="ListParagraph"/>
-        <w:numPr>
-          <w:ilvl w:val="1"/>
-          <w:numId w:val="1"/>
-        </w:numPr>
-      </w:pPr>
-      <w:r>
-        <w:t>Remember that the hori-harm and gunshot detectors require 8 kHz sound files, so you should have resampled the sounds before running Sound Check.</w:t>
-      </w:r>
-    </w:p>
-    <w:p>
-      <w:pPr>
-        <w:pStyle w:val="ListParagraph"/>
-      </w:pPr>
-    </w:p>
-    <w:p>
-      <w:pPr>
-        <w:pStyle w:val="Heading1"/>
-        <w:numPr>
-          <w:ilvl w:val="0"/>
-          <w:numId w:val="1"/>
-        </w:numPr>
-      </w:pPr>
-      <w:bookmarkStart w:id="34" w:name="_Toc180405491"/>
-      <w:bookmarkStart w:id="35" w:name="_Toc241760129"/>
-      <w:commentRangeStart w:id="36"/>
-      <w:r>
-        <w:rPr>
-          <w:rStyle w:val="Heading1Char"/>
-        </w:rPr>
-        <w:t>PREPARE DETECTOR OUTPUT FOR REVIEW</w:t>
-      </w:r>
-      <w:r>
-        <w:rPr>
-          <w:rStyle w:val="Heading1Char"/>
-        </w:rPr>
-        <w:t xml:space="preserve"> IN RAVEN</w:t>
-      </w:r>
-      <w:bookmarkEnd w:id="34"/>
-      <w:bookmarkEnd w:id="35"/>
-      <w:commentRangeEnd w:id="36"/>
+      <w:commentRangeEnd w:id="34"/>
       <w:r>
         <w:rPr>
           <w:rStyle w:val="CommentReference"/>
           <w:sz w:val="32"/>
           <w:szCs w:val="32"/>
         </w:rPr>
-        <w:commentReference w:id="36"/>
+        <w:commentReference w:id="34"/>
       </w:r>
     </w:p>
     <w:p>
@@ -5527,16 +5505,17 @@
       <w:pPr>
         <w:pStyle w:val="Heading2"/>
       </w:pPr>
-      <w:bookmarkStart w:id="37" w:name="_Toc180405493"/>
-      <w:bookmarkStart w:id="38" w:name="_Toc241760131"/>
-      <w:r>
+      <w:bookmarkStart w:id="35" w:name="_Toc180405493"/>
+      <w:bookmarkStart w:id="36" w:name="_Toc242355730"/>
+      <w:r>
+        <w:lastRenderedPageBreak/>
         <w:t xml:space="preserve">Rumble </w:t>
       </w:r>
-      <w:bookmarkEnd w:id="37"/>
+      <w:bookmarkEnd w:id="35"/>
       <w:r>
         <w:t>Selection Table Restructure</w:t>
       </w:r>
-      <w:bookmarkEnd w:id="38"/>
+      <w:bookmarkEnd w:id="36"/>
     </w:p>
     <w:p>
       <w:r>
@@ -5619,10 +5598,9 @@
         </w:rPr>
       </w:pPr>
       <w:r>
-        <w:lastRenderedPageBreak/>
         <w:t xml:space="preserve">The Selection Tables are </w:t>
       </w:r>
-      <w:commentRangeStart w:id="39"/>
+      <w:commentRangeStart w:id="37"/>
       <w:r>
         <w:t xml:space="preserve">required to be in </w:t>
       </w:r>
@@ -5648,7 +5626,7 @@
         </w:rPr>
         <w:t xml:space="preserve"> “HH_detecions_brut</w:t>
       </w:r>
-      <w:commentRangeEnd w:id="39"/>
+      <w:commentRangeEnd w:id="37"/>
       <w:r>
         <w:rPr>
           <w:rStyle w:val="CommentReference"/>
@@ -5657,7 +5635,7 @@
           <w:sz w:val="22"/>
           <w:szCs w:val="22"/>
         </w:rPr>
-        <w:commentReference w:id="39"/>
+        <w:commentReference w:id="37"/>
       </w:r>
       <w:r>
         <w:rPr>
@@ -5751,6 +5729,7 @@
         <w:rPr>
           <w:i/>
           <w:iCs/>
+          <w:noProof/>
         </w:rPr>
         <w:drawing>
           <wp:inline distT="0" distB="0" distL="0" distR="0" wp14:anchorId="2CC4917C" wp14:editId="7A474A6E">
@@ -5824,6 +5803,7 @@
           <w:b/>
           <w:bCs/>
         </w:rPr>
+        <w:lastRenderedPageBreak/>
         <w:t xml:space="preserve">Input 1: </w:t>
       </w:r>
       <w:r>
@@ -5849,11 +5829,7 @@
         <w:t>, not the original file sample rate if it differed</w:t>
       </w:r>
       <w:r>
-        <w:t xml:space="preserve">. If </w:t>
-      </w:r>
-      <w:r>
-        <w:lastRenderedPageBreak/>
-        <w:t>sound files were decimated from 32 kHz to 8 kHz and the detector was run on the 8 kHz sound files, then use “8kHz” in this line.</w:t>
+        <w:t>. If sound files were decimated from 32 kHz to 8 kHz and the detector was run on the 8 kHz sound files, then use “8kHz” in this line.</w:t>
       </w:r>
     </w:p>
     <w:p>
@@ -6358,6 +6334,7 @@
           <w:b/>
           <w:bCs/>
         </w:rPr>
+        <w:lastRenderedPageBreak/>
         <w:t>Raw detector output</w:t>
       </w:r>
       <w:r>
@@ -6412,7 +6389,6 @@
           <w:b/>
           <w:bCs/>
         </w:rPr>
-        <w:lastRenderedPageBreak/>
         <w:t>Detector output with score &gt;0.4 for random and non-random dates</w:t>
       </w:r>
       <w:r>
@@ -6822,14 +6798,83 @@
       <w:pPr>
         <w:pStyle w:val="Heading2"/>
       </w:pPr>
-      <w:bookmarkStart w:id="40" w:name="_Toc241760132"/>
-      <w:bookmarkStart w:id="41" w:name="_Toc180405492"/>
-      <w:bookmarkStart w:id="42" w:name="_Toc241760130"/>
+      <w:bookmarkStart w:id="38" w:name="_Toc180405492"/>
+      <w:bookmarkStart w:id="39" w:name="_Toc242355731"/>
       <w:r>
         <w:t>Gunshot Detector</w:t>
       </w:r>
-      <w:bookmarkEnd w:id="41"/>
-      <w:bookmarkEnd w:id="42"/>
+      <w:bookmarkEnd w:id="38"/>
+      <w:bookmarkEnd w:id="39"/>
+    </w:p>
+    <w:p>
+      <w:r>
+        <w:rPr>
+          <w:b/>
+          <w:bCs/>
+          <w:caps/>
+          <w:color w:val="FF0000"/>
+        </w:rPr>
+        <w:t>WARNING</w:t>
+      </w:r>
+      <w:r>
+        <w:t xml:space="preserve">: </w:t>
+      </w:r>
+      <w:r>
+        <w:t xml:space="preserve">Make sure the </w:t>
+      </w:r>
+      <w:r>
+        <w:rPr>
+          <w:i/>
+          <w:iCs/>
+          <w:u w:val="single"/>
+        </w:rPr>
+        <w:t>\Selection_Tables\</w:t>
+      </w:r>
+      <w:r>
+        <w:rPr>
+          <w:i/>
+          <w:iCs/>
+          <w:u w:val="single"/>
+        </w:rPr>
+        <w:t>gunshot</w:t>
+      </w:r>
+      <w:r>
+        <w:rPr>
+          <w:i/>
+          <w:iCs/>
+          <w:u w:val="single"/>
+        </w:rPr>
+        <w:t>\raw</w:t>
+      </w:r>
+      <w:r>
+        <w:t xml:space="preserve"> folder is empty </w:t>
+      </w:r>
+      <w:r>
+        <w:t>(except for the .gitignore file) before running the script</w:t>
+      </w:r>
+      <w:r>
+        <w:t xml:space="preserve">. If there are any files from </w:t>
+      </w:r>
+      <w:r>
+        <w:t xml:space="preserve">other </w:t>
+      </w:r>
+      <w:r>
+        <w:t xml:space="preserve">deployments in the folder, </w:t>
+      </w:r>
+      <w:r>
+        <w:t xml:space="preserve">make sure you have a copy of them elsewhere and </w:t>
+      </w:r>
+      <w:r>
+        <w:t>delete them</w:t>
+      </w:r>
+      <w:r>
+        <w:t xml:space="preserve"> from the raw folder before running this function. </w:t>
+      </w:r>
+    </w:p>
+    <w:p>
+      <w:r>
+        <w:t>This function currently only works on the gunshot template detector output, but other gunshot detector output files will be incorporated in the future.</w:t>
+      </w:r>
     </w:p>
     <w:p>
       <w:pPr>
@@ -6840,7 +6885,43 @@
         </w:numPr>
       </w:pPr>
       <w:r>
+        <w:rPr>
+          <w:b/>
+          <w:bCs/>
+        </w:rPr>
         <w:t xml:space="preserve">Copy </w:t>
+      </w:r>
+      <w:r>
+        <w:rPr>
+          <w:b/>
+          <w:bCs/>
+        </w:rPr>
+        <w:t>the raw detector selection tables</w:t>
+      </w:r>
+      <w:r>
+        <w:t xml:space="preserve"> to </w:t>
+      </w:r>
+      <w:r>
+        <w:rPr>
+          <w:i/>
+          <w:iCs/>
+        </w:rPr>
+        <w:t>elpR_Shiny\files_for_elpR\Selection_Tables\gunshot\raw</w:t>
+      </w:r>
+    </w:p>
+    <w:p>
+      <w:pPr>
+        <w:pStyle w:val="ListParagraph"/>
+        <w:numPr>
+          <w:ilvl w:val="4"/>
+          <w:numId w:val="1"/>
+        </w:numPr>
+      </w:pPr>
+      <w:r>
+        <w:t>The</w:t>
+      </w:r>
+      <w:r>
+        <w:t xml:space="preserve"> selection tables do not need to be in a subfolder within the raw folder.</w:t>
       </w:r>
     </w:p>
     <w:p>
@@ -6850,6 +6931,157 @@
           <w:ilvl w:val="3"/>
           <w:numId w:val="1"/>
         </w:numPr>
+        <w:rPr>
+          <w:i/>
+          <w:iCs/>
+        </w:rPr>
+      </w:pPr>
+      <w:r>
+        <w:t xml:space="preserve">Make sure the corresponding </w:t>
+      </w:r>
+      <w:r>
+        <w:rPr>
+          <w:b/>
+          <w:bCs/>
+        </w:rPr>
+        <w:t>sound check file</w:t>
+      </w:r>
+      <w:r>
+        <w:t xml:space="preserve"> exists in </w:t>
+      </w:r>
+      <w:r>
+        <w:rPr>
+          <w:i/>
+          <w:iCs/>
+        </w:rPr>
+        <w:t>elpR_Shiny\files_for_elpR\sound_check</w:t>
+      </w:r>
+    </w:p>
+    <w:p>
+      <w:pPr>
+        <w:pStyle w:val="ListParagraph"/>
+        <w:numPr>
+          <w:ilvl w:val="3"/>
+          <w:numId w:val="1"/>
+        </w:numPr>
+        <w:rPr>
+          <w:i/>
+          <w:iCs/>
+        </w:rPr>
+      </w:pPr>
+      <w:r>
+        <w:t>Open the elpR App</w:t>
+      </w:r>
+    </w:p>
+    <w:p>
+      <w:pPr>
+        <w:pStyle w:val="ListParagraph"/>
+        <w:numPr>
+          <w:ilvl w:val="3"/>
+          <w:numId w:val="1"/>
+        </w:numPr>
+        <w:rPr>
+          <w:i/>
+          <w:iCs/>
+        </w:rPr>
+      </w:pPr>
+      <w:r>
+        <w:t xml:space="preserve">Fill out the </w:t>
+      </w:r>
+      <w:r>
+        <w:rPr>
+          <w:b/>
+          <w:bCs/>
+        </w:rPr>
+        <w:t>Basic Info</w:t>
+      </w:r>
+      <w:r>
+        <w:t xml:space="preserve"> section of the App</w:t>
+      </w:r>
+    </w:p>
+    <w:p>
+      <w:pPr>
+        <w:pStyle w:val="ListParagraph"/>
+        <w:numPr>
+          <w:ilvl w:val="3"/>
+          <w:numId w:val="1"/>
+        </w:numPr>
+        <w:rPr>
+          <w:i/>
+          <w:iCs/>
+        </w:rPr>
+      </w:pPr>
+      <w:r>
+        <w:t xml:space="preserve">Click on </w:t>
+      </w:r>
+      <w:r>
+        <w:rPr>
+          <w:b/>
+          <w:bCs/>
+        </w:rPr>
+        <w:t>Restructure &gt; Gunshots</w:t>
+      </w:r>
+      <w:r>
+        <w:t xml:space="preserve"> in the App</w:t>
+      </w:r>
+    </w:p>
+    <w:p/>
+    <w:p>
+      <w:r>
+        <w:lastRenderedPageBreak/>
+        <w:drawing>
+          <wp:inline distT="0" distB="0" distL="0" distR="0" wp14:anchorId="5EBD0BB9" wp14:editId="33570541">
+            <wp:extent cx="5943600" cy="5772150"/>
+            <wp:effectExtent l="0" t="0" r="0" b="0"/>
+            <wp:docPr id="414172120" name="Picture 1"/>
+            <wp:cNvGraphicFramePr>
+              <a:graphicFrameLocks xmlns:a="http://schemas.openxmlformats.org/drawingml/2006/main" noChangeAspect="1"/>
+            </wp:cNvGraphicFramePr>
+            <a:graphic xmlns:a="http://schemas.openxmlformats.org/drawingml/2006/main">
+              <a:graphicData uri="http://schemas.openxmlformats.org/drawingml/2006/picture">
+                <pic:pic xmlns:pic="http://schemas.openxmlformats.org/drawingml/2006/picture">
+                  <pic:nvPicPr>
+                    <pic:cNvPr id="414172120" name=""/>
+                    <pic:cNvPicPr/>
+                  </pic:nvPicPr>
+                  <pic:blipFill>
+                    <a:blip r:embed="rId30"/>
+                    <a:stretch>
+                      <a:fillRect/>
+                    </a:stretch>
+                  </pic:blipFill>
+                  <pic:spPr>
+                    <a:xfrm>
+                      <a:off x="0" y="0"/>
+                      <a:ext cx="5943600" cy="5772150"/>
+                    </a:xfrm>
+                    <a:prstGeom prst="rect">
+                      <a:avLst/>
+                    </a:prstGeom>
+                  </pic:spPr>
+                </pic:pic>
+              </a:graphicData>
+            </a:graphic>
+          </wp:inline>
+        </w:drawing>
+      </w:r>
+    </w:p>
+    <w:p>
+      <w:pPr>
+        <w:pStyle w:val="ListParagraph"/>
+        <w:numPr>
+          <w:ilvl w:val="3"/>
+          <w:numId w:val="1"/>
+        </w:numPr>
+      </w:pPr>
+    </w:p>
+    <w:p>
+      <w:pPr>
+        <w:pStyle w:val="ListParagraph"/>
+        <w:numPr>
+          <w:ilvl w:val="3"/>
+          <w:numId w:val="1"/>
+        </w:numPr>
       </w:pPr>
       <w:r>
         <w:t>Gunshot detector output tables by site</w:t>
@@ -6859,9 +7091,11 @@
       <w:pPr>
         <w:pStyle w:val="Heading2"/>
       </w:pPr>
+      <w:bookmarkStart w:id="40" w:name="_Toc242355732"/>
       <w:r>
         <w:t>General Restructure</w:t>
       </w:r>
+      <w:bookmarkEnd w:id="40"/>
     </w:p>
     <w:p/>
     <w:p>
@@ -6875,13 +7109,14 @@
           <w:rStyle w:val="Heading1Char"/>
         </w:rPr>
       </w:pPr>
+      <w:bookmarkStart w:id="41" w:name="_Toc242355733"/>
       <w:r>
         <w:rPr>
           <w:rStyle w:val="Heading1Char"/>
         </w:rPr>
         <w:t>ANNOTATE DETECTOR OUTPUT IN RAVEN</w:t>
       </w:r>
-      <w:bookmarkEnd w:id="40"/>
+      <w:bookmarkEnd w:id="41"/>
     </w:p>
     <w:p/>
     <w:p>
@@ -6892,11 +7127,12 @@
           <w:numId w:val="1"/>
         </w:numPr>
       </w:pPr>
-      <w:bookmarkStart w:id="43" w:name="_Toc241760133"/>
+      <w:bookmarkStart w:id="42" w:name="_Toc242355734"/>
       <w:r>
         <w:rPr>
           <w:rStyle w:val="Heading1Char"/>
         </w:rPr>
+        <w:lastRenderedPageBreak/>
         <w:t>SUMMARIZE AND PLOT DATA</w:t>
       </w:r>
       <w:r>
@@ -6905,7 +7141,7 @@
         </w:rPr>
         <w:t xml:space="preserve"> (only for elephant rumbles right now)</w:t>
       </w:r>
-      <w:bookmarkEnd w:id="43"/>
+      <w:bookmarkEnd w:id="42"/>
     </w:p>
     <w:p>
       <w:r>
@@ -7210,7 +7446,6 @@
         </w:numPr>
       </w:pPr>
       <w:r>
-        <w:lastRenderedPageBreak/>
         <w:t>Provide project-specific details</w:t>
       </w:r>
     </w:p>
@@ -7421,6 +7656,7 @@
         </w:numPr>
       </w:pPr>
       <w:r>
+        <w:lastRenderedPageBreak/>
         <w:t xml:space="preserve">Next, open the </w:t>
       </w:r>
       <w:r>
@@ -7651,18 +7887,18 @@
           <w:numId w:val="9"/>
         </w:numPr>
       </w:pPr>
-      <w:commentRangeStart w:id="44"/>
+      <w:commentRangeStart w:id="43"/>
       <w:r>
         <w:t>If the hour is considered day (06:00 – 18:00) or night (18:00 – 06:00)</w:t>
       </w:r>
-      <w:commentRangeEnd w:id="44"/>
+      <w:commentRangeEnd w:id="43"/>
       <w:r>
         <w:rPr>
           <w:rStyle w:val="CommentReference"/>
           <w:sz w:val="22"/>
           <w:szCs w:val="22"/>
         </w:rPr>
-        <w:commentReference w:id="44"/>
+        <w:commentReference w:id="43"/>
       </w:r>
     </w:p>
     <w:p>
@@ -7828,7 +8064,6 @@
         </w:numPr>
       </w:pPr>
       <w:r>
-        <w:lastRenderedPageBreak/>
         <w:t>Includes:</w:t>
       </w:r>
     </w:p>
@@ -7867,18 +8102,18 @@
       <w:r>
         <w:t>WeekDate (</w:t>
       </w:r>
-      <w:commentRangeStart w:id="45"/>
+      <w:commentRangeStart w:id="44"/>
       <w:r>
         <w:t>first date in week</w:t>
       </w:r>
-      <w:commentRangeEnd w:id="45"/>
+      <w:commentRangeEnd w:id="44"/>
       <w:r>
         <w:rPr>
           <w:rStyle w:val="CommentReference"/>
           <w:sz w:val="22"/>
           <w:szCs w:val="22"/>
         </w:rPr>
-        <w:commentReference w:id="45"/>
+        <w:commentReference w:id="44"/>
       </w:r>
       <w:r>
         <w:t>)</w:t>
@@ -8001,6 +8236,7 @@
         </w:numPr>
       </w:pPr>
       <w:r>
+        <w:lastRenderedPageBreak/>
         <w:t>Year</w:t>
       </w:r>
     </w:p>
@@ -8296,7 +8532,6 @@
         </w:numPr>
       </w:pPr>
       <w:r>
-        <w:lastRenderedPageBreak/>
         <w:t>maxDailyRumbles</w:t>
       </w:r>
       <w:r>
@@ -8473,7 +8708,7 @@
           <w:szCs w:val="22"/>
         </w:rPr>
       </w:pPr>
-      <w:commentRangeStart w:id="46"/>
+      <w:commentRangeStart w:id="45"/>
       <w:r>
         <w:rPr>
           <w:rStyle w:val="gpwvoe5cb5b"/>
@@ -8485,7 +8720,7 @@
         </w:rPr>
         <w:t>SumNightRumblesPerDaysSampled</w:t>
       </w:r>
-      <w:commentRangeEnd w:id="46"/>
+      <w:commentRangeEnd w:id="45"/>
       <w:r>
         <w:rPr>
           <w:rStyle w:val="CommentReference"/>
@@ -8495,7 +8730,7 @@
           <w:szCs w:val="22"/>
           <w:bdr w:val="none" w:sz="0" w:space="0" w:color="auto" w:frame="1"/>
         </w:rPr>
-        <w:commentReference w:id="46"/>
+        <w:commentReference w:id="45"/>
       </w:r>
       <w:r>
         <w:rPr>
@@ -8610,6 +8845,7 @@
           <w:szCs w:val="22"/>
           <w:bdr w:val="none" w:sz="0" w:space="0" w:color="auto" w:frame="1"/>
         </w:rPr>
+        <w:lastRenderedPageBreak/>
         <w:t>Total and mean weekly rumbles per strata</w:t>
       </w:r>
     </w:p>
@@ -8929,19 +9165,19 @@
           <w:numId w:val="2"/>
         </w:numPr>
       </w:pPr>
-      <w:bookmarkStart w:id="47" w:name="_Hlk181255735"/>
-      <w:commentRangeStart w:id="48"/>
+      <w:bookmarkStart w:id="46" w:name="_Hlk181255735"/>
+      <w:commentRangeStart w:id="47"/>
       <w:r>
         <w:t>Shiny app with buttons</w:t>
       </w:r>
-      <w:commentRangeEnd w:id="48"/>
+      <w:commentRangeEnd w:id="47"/>
       <w:r>
         <w:rPr>
           <w:rStyle w:val="CommentReference"/>
           <w:sz w:val="22"/>
           <w:szCs w:val="22"/>
         </w:rPr>
-        <w:commentReference w:id="48"/>
+        <w:commentReference w:id="47"/>
       </w:r>
     </w:p>
     <w:p>
@@ -9108,17 +9344,17 @@
       <w:r>
         <w:t>Allow interactive plot in window so user can hover over data points and get information</w:t>
       </w:r>
-      <w:bookmarkEnd w:id="47"/>
+      <w:bookmarkEnd w:id="46"/>
     </w:p>
     <w:p>
       <w:pPr>
         <w:pStyle w:val="Heading1"/>
       </w:pPr>
-      <w:bookmarkStart w:id="49" w:name="_Toc241760134"/>
+      <w:bookmarkStart w:id="48" w:name="_Toc242355735"/>
       <w:r>
         <w:t>Improvement Suggestions</w:t>
       </w:r>
-      <w:bookmarkEnd w:id="49"/>
+      <w:bookmarkEnd w:id="48"/>
     </w:p>
     <w:p>
       <w:pPr>
@@ -9144,7 +9380,7 @@
 
 <file path=word/comments.xml><?xml version="1.0" encoding="utf-8"?>
 <w:comments xmlns:wpc="http://schemas.microsoft.com/office/word/2010/wordprocessingCanvas" xmlns:cx="http://schemas.microsoft.com/office/drawing/2014/chartex" xmlns:cx1="http://schemas.microsoft.com/office/drawing/2015/9/8/chartex" xmlns:cx2="http://schemas.microsoft.com/office/drawing/2015/10/21/chartex" xmlns:cx3="http://schemas.microsoft.com/office/drawing/2016/5/9/chartex" xmlns:cx4="http://schemas.microsoft.com/office/drawing/2016/5/10/chartex" xmlns:cx5="http://schemas.microsoft.com/office/drawing/2016/5/11/chartex" xmlns:cx6="http://schemas.microsoft.com/office/drawing/2016/5/12/chartex" xmlns:cx7="http://schemas.microsoft.com/office/drawing/2016/5/13/chartex" xmlns:cx8="http://schemas.microsoft.com/office/drawing/2016/5/14/chartex" xmlns:mc="http://schemas.openxmlformats.org/markup-compatibility/2006" xmlns:aink="http://schemas.microsoft.com/office/drawing/2016/ink" xmlns:am3d="http://schemas.microsoft.com/office/drawing/2017/model3d" xmlns:o="urn:schemas-microsoft-com:office:office" xmlns:oel="http://schemas.microsoft.com/office/2019/extlst" xmlns:r="http://schemas.openxmlformats.org/officeDocument/2006/relationships" xmlns:m="http://schemas.openxmlformats.org/officeDocument/2006/math" xmlns:v="urn:schemas-microsoft-com:vml" xmlns:wp14="http://schemas.microsoft.com/office/word/2010/wordprocessingDrawing" xmlns:wp="http://schemas.openxmlformats.org/drawingml/2006/wordprocessingDrawing" xmlns:w10="urn:schemas-microsoft-com:office:word" xmlns:w="http://schemas.openxmlformats.org/wordprocessingml/2006/main" xmlns:w14="http://schemas.microsoft.com/office/word/2010/wordml" xmlns:w15="http://schemas.microsoft.com/office/word/2012/wordml" xmlns:w16cex="http://schemas.microsoft.com/office/word/2018/wordml/cex" xmlns:w16cid="http://schemas.microsoft.com/office/word/2016/wordml/cid" xmlns:w16="http://schemas.microsoft.com/office/word/2018/wordml" xmlns:w16du="http://schemas.microsoft.com/office/word/2023/wordml/word16du" xmlns:w16sdtdh="http://schemas.microsoft.com/office/word/2020/wordml/sdtdatahash" xmlns:w16sdtfl="http://schemas.microsoft.com/office/word/2024/wordml/sdtformatlock" xmlns:w16se="http://schemas.microsoft.com/office/word/2015/wordml/symex" xmlns:wpg="http://schemas.microsoft.com/office/word/2010/wordprocessingGroup" xmlns:wpi="http://schemas.microsoft.com/office/word/2010/wordprocessingInk" xmlns:wne="http://schemas.microsoft.com/office/word/2006/wordml" xmlns:wps="http://schemas.microsoft.com/office/word/2010/wordprocessingShape" mc:Ignorable="w14 w15 w16se w16cid w16 w16cex w16sdtdh w16sdtfl w16du wp14">
-  <w:comment w:id="5" w:author="Bobbi Jacqueline Estabrook" w:date="2023-11-20T17:22:00Z" w:initials="BJE">
+  <w:comment w:id="6" w:author="Bobbi Jacqueline Estabrook" w:date="2026-10-08T11:05:00Z" w:initials="BE">
     <w:p>
       <w:pPr>
         <w:pStyle w:val="CommentText"/>
@@ -9156,11 +9392,11 @@
         <w:annotationRef/>
       </w:r>
       <w:r>
-        <w:t>Move this to specific sections that it's relevant to.</w:t>
+        <w:t>Check that this is true still</w:t>
       </w:r>
     </w:p>
   </w:comment>
-  <w:comment w:id="36" w:author="Bobbi Jacqueline Estabrook" w:date="2023-11-20T17:24:00Z" w:initials="BJE">
+  <w:comment w:id="34" w:author="Bobbi Jacqueline Estabrook" w:date="2023-11-20T17:24:00Z" w:initials="BJE">
     <w:p>
       <w:pPr>
         <w:pStyle w:val="CommentText"/>
@@ -9176,7 +9412,7 @@
       </w:r>
     </w:p>
   </w:comment>
-  <w:comment w:id="39" w:author="Bobbi Jacqueline Estabrook" w:date="2023-11-20T17:26:00Z" w:initials="BJE">
+  <w:comment w:id="37" w:author="Bobbi Jacqueline Estabrook" w:date="2023-11-20T17:26:00Z" w:initials="BJE">
     <w:p>
       <w:pPr>
         <w:pStyle w:val="CommentText"/>
@@ -9192,7 +9428,7 @@
       </w:r>
     </w:p>
   </w:comment>
-  <w:comment w:id="44" w:author="Bobbi Jacqueline Estabrook" w:date="2025-09-19T14:32:00Z" w:initials="BE">
+  <w:comment w:id="43" w:author="Bobbi Jacqueline Estabrook" w:date="2025-09-19T14:32:00Z" w:initials="BE">
     <w:p>
       <w:pPr>
         <w:pStyle w:val="CommentText"/>
@@ -9208,7 +9444,7 @@
       </w:r>
     </w:p>
   </w:comment>
-  <w:comment w:id="45" w:author="Bobbi Jacqueline Estabrook" w:date="2025-09-19T14:43:00Z" w:initials="BE">
+  <w:comment w:id="44" w:author="Bobbi Jacqueline Estabrook" w:date="2025-09-19T14:43:00Z" w:initials="BE">
     <w:p>
       <w:pPr>
         <w:pStyle w:val="CommentText"/>
@@ -9224,7 +9460,7 @@
       </w:r>
     </w:p>
   </w:comment>
-  <w:comment w:id="46" w:author="Bobbi Jacqueline Estabrook" w:date="2025-09-19T15:07:00Z" w:initials="BE">
+  <w:comment w:id="45" w:author="Bobbi Jacqueline Estabrook" w:date="2025-09-19T15:07:00Z" w:initials="BE">
     <w:p>
       <w:pPr>
         <w:pStyle w:val="CommentText"/>
@@ -9240,7 +9476,7 @@
       </w:r>
     </w:p>
   </w:comment>
-  <w:comment w:id="48" w:author="Bobbi Jacqueline Estabrook" w:date="2025-09-18T10:46:00Z" w:initials="BE">
+  <w:comment w:id="47" w:author="Bobbi Jacqueline Estabrook" w:date="2025-09-18T10:46:00Z" w:initials="BE">
     <w:p>
       <w:pPr>
         <w:pStyle w:val="CommentText"/>
@@ -9261,7 +9497,7 @@
 
 <file path=word/commentsExtended.xml><?xml version="1.0" encoding="utf-8"?>
 <w15:commentsEx xmlns:wpc="http://schemas.microsoft.com/office/word/2010/wordprocessingCanvas" xmlns:cx="http://schemas.microsoft.com/office/drawing/2014/chartex" xmlns:cx1="http://schemas.microsoft.com/office/drawing/2015/9/8/chartex" xmlns:cx2="http://schemas.microsoft.com/office/drawing/2015/10/21/chartex" xmlns:cx3="http://schemas.microsoft.com/office/drawing/2016/5/9/chartex" xmlns:cx4="http://schemas.microsoft.com/office/drawing/2016/5/10/chartex" xmlns:cx5="http://schemas.microsoft.com/office/drawing/2016/5/11/chartex" xmlns:cx6="http://schemas.microsoft.com/office/drawing/2016/5/12/chartex" xmlns:cx7="http://schemas.microsoft.com/office/drawing/2016/5/13/chartex" xmlns:cx8="http://schemas.microsoft.com/office/drawing/2016/5/14/chartex" xmlns:mc="http://schemas.openxmlformats.org/markup-compatibility/2006" xmlns:aink="http://schemas.microsoft.com/office/drawing/2016/ink" xmlns:am3d="http://schemas.microsoft.com/office/drawing/2017/model3d" xmlns:o="urn:schemas-microsoft-com:office:office" xmlns:oel="http://schemas.microsoft.com/office/2019/extlst" xmlns:r="http://schemas.openxmlformats.org/officeDocument/2006/relationships" xmlns:m="http://schemas.openxmlformats.org/officeDocument/2006/math" xmlns:v="urn:schemas-microsoft-com:vml" xmlns:wp14="http://schemas.microsoft.com/office/word/2010/wordprocessingDrawing" xmlns:wp="http://schemas.openxmlformats.org/drawingml/2006/wordprocessingDrawing" xmlns:w10="urn:schemas-microsoft-com:office:word" xmlns:w="http://schemas.openxmlformats.org/wordprocessingml/2006/main" xmlns:w14="http://schemas.microsoft.com/office/word/2010/wordml" xmlns:w15="http://schemas.microsoft.com/office/word/2012/wordml" xmlns:w16cex="http://schemas.microsoft.com/office/word/2018/wordml/cex" xmlns:w16cid="http://schemas.microsoft.com/office/word/2016/wordml/cid" xmlns:w16="http://schemas.microsoft.com/office/word/2018/wordml" xmlns:w16du="http://schemas.microsoft.com/office/word/2023/wordml/word16du" xmlns:w16sdtdh="http://schemas.microsoft.com/office/word/2020/wordml/sdtdatahash" xmlns:w16sdtfl="http://schemas.microsoft.com/office/word/2024/wordml/sdtformatlock" xmlns:w16se="http://schemas.microsoft.com/office/word/2015/wordml/symex" xmlns:wpg="http://schemas.microsoft.com/office/word/2010/wordprocessingGroup" xmlns:wpi="http://schemas.microsoft.com/office/word/2010/wordprocessingInk" xmlns:wne="http://schemas.microsoft.com/office/word/2006/wordml" xmlns:wps="http://schemas.microsoft.com/office/word/2010/wordprocessingShape" mc:Ignorable="w14 w15 w16se w16cid w16 w16cex w16sdtdh w16sdtfl w16du wp14">
-  <w15:commentEx w15:paraId="41E4A9F8" w15:done="0"/>
+  <w15:commentEx w15:paraId="22C63A40" w15:done="0"/>
   <w15:commentEx w15:paraId="498AFC91" w15:done="0"/>
   <w15:commentEx w15:paraId="2504569C" w15:done="0"/>
   <w15:commentEx w15:paraId="210774CC" w15:done="0"/>
@@ -9273,7 +9509,7 @@
 
 <file path=word/commentsExtensible.xml><?xml version="1.0" encoding="utf-8"?>
 <w16cex:commentsExtensible xmlns:wpc="http://schemas.microsoft.com/office/word/2010/wordprocessingCanvas" xmlns:cx="http://schemas.microsoft.com/office/drawing/2014/chartex" xmlns:cx1="http://schemas.microsoft.com/office/drawing/2015/9/8/chartex" xmlns:cx2="http://schemas.microsoft.com/office/drawing/2015/10/21/chartex" xmlns:cx3="http://schemas.microsoft.com/office/drawing/2016/5/9/chartex" xmlns:cx4="http://schemas.microsoft.com/office/drawing/2016/5/10/chartex" xmlns:cx5="http://schemas.microsoft.com/office/drawing/2016/5/11/chartex" xmlns:cx6="http://schemas.microsoft.com/office/drawing/2016/5/12/chartex" xmlns:cx7="http://schemas.microsoft.com/office/drawing/2016/5/13/chartex" xmlns:cx8="http://schemas.microsoft.com/office/drawing/2016/5/14/chartex" xmlns:cr="http://schemas.microsoft.com/office/comments/2020/reactions" xmlns:mc="http://schemas.openxmlformats.org/markup-compatibility/2006" xmlns:aink="http://schemas.microsoft.com/office/drawing/2016/ink" xmlns:am3d="http://schemas.microsoft.com/office/drawing/2017/model3d" xmlns:o="urn:schemas-microsoft-com:office:office" xmlns:oel="http://schemas.microsoft.com/office/2019/extlst" xmlns:r="http://schemas.openxmlformats.org/officeDocument/2006/relationships" xmlns:m="http://schemas.openxmlformats.org/officeDocument/2006/math" xmlns:v="urn:schemas-microsoft-com:vml" xmlns:wp14="http://schemas.microsoft.com/office/word/2010/wordprocessingDrawing" xmlns:wp="http://schemas.openxmlformats.org/drawingml/2006/wordprocessingDrawing" xmlns:w10="urn:schemas-microsoft-com:office:word" xmlns:w="http://schemas.openxmlformats.org/wordprocessingml/2006/main" xmlns:w14="http://schemas.microsoft.com/office/word/2010/wordml" xmlns:w15="http://schemas.microsoft.com/office/word/2012/wordml" xmlns:w16cex="http://schemas.microsoft.com/office/word/2018/wordml/cex" xmlns:w16cid="http://schemas.microsoft.com/office/word/2016/wordml/cid" xmlns:w16="http://schemas.microsoft.com/office/word/2018/wordml" xmlns:w16du="http://schemas.microsoft.com/office/word/2023/wordml/word16du" xmlns:w16sdtdh="http://schemas.microsoft.com/office/word/2020/wordml/sdtdatahash" xmlns:w16sdtfl="http://schemas.microsoft.com/office/word/2024/wordml/sdtformatlock" xmlns:w16se="http://schemas.microsoft.com/office/word/2015/wordml/symex" xmlns:wpg="http://schemas.microsoft.com/office/word/2010/wordprocessingGroup" xmlns:wpi="http://schemas.microsoft.com/office/word/2010/wordprocessingInk" xmlns:wne="http://schemas.microsoft.com/office/word/2006/wordml" xmlns:wps="http://schemas.microsoft.com/office/word/2010/wordprocessingShape" mc:Ignorable="w14 w15 w16se w16cid w16 w16cex w16sdtdh w16sdtfl cr w16du wp14">
-  <w16cex:commentExtensible w16cex:durableId="29061448" w16cex:dateUtc="2023-11-20T22:22:00Z"/>
+  <w16cex:commentExtensible w16cex:durableId="25396ED4" w16cex:dateUtc="2026-10-08T15:05:00Z"/>
   <w16cex:commentExtensible w16cex:durableId="290614EB" w16cex:dateUtc="2023-11-20T22:24:00Z"/>
   <w16cex:commentExtensible w16cex:durableId="29061547" w16cex:dateUtc="2023-11-20T22:26:00Z"/>
   <w16cex:commentExtensible w16cex:durableId="7474B162" w16cex:dateUtc="2025-09-19T18:32:00Z"/>
@@ -9285,7 +9521,7 @@
 
 <file path=word/commentsIds.xml><?xml version="1.0" encoding="utf-8"?>
 <w16cid:commentsIds xmlns:wpc="http://schemas.microsoft.com/office/word/2010/wordprocessingCanvas" xmlns:cx="http://schemas.microsoft.com/office/drawing/2014/chartex" xmlns:cx1="http://schemas.microsoft.com/office/drawing/2015/9/8/chartex" xmlns:cx2="http://schemas.microsoft.com/office/drawing/2015/10/21/chartex" xmlns:cx3="http://schemas.microsoft.com/office/drawing/2016/5/9/chartex" xmlns:cx4="http://schemas.microsoft.com/office/drawing/2016/5/10/chartex" xmlns:cx5="http://schemas.microsoft.com/office/drawing/2016/5/11/chartex" xmlns:cx6="http://schemas.microsoft.com/office/drawing/2016/5/12/chartex" xmlns:cx7="http://schemas.microsoft.com/office/drawing/2016/5/13/chartex" xmlns:cx8="http://schemas.microsoft.com/office/drawing/2016/5/14/chartex" xmlns:mc="http://schemas.openxmlformats.org/markup-compatibility/2006" xmlns:aink="http://schemas.microsoft.com/office/drawing/2016/ink" xmlns:am3d="http://schemas.microsoft.com/office/drawing/2017/model3d" xmlns:o="urn:schemas-microsoft-com:office:office" xmlns:oel="http://schemas.microsoft.com/office/2019/extlst" xmlns:r="http://schemas.openxmlformats.org/officeDocument/2006/relationships" xmlns:m="http://schemas.openxmlformats.org/officeDocument/2006/math" xmlns:v="urn:schemas-microsoft-com:vml" xmlns:wp14="http://schemas.microsoft.com/office/word/2010/wordprocessingDrawing" xmlns:wp="http://schemas.openxmlformats.org/drawingml/2006/wordprocessingDrawing" xmlns:w10="urn:schemas-microsoft-com:office:word" xmlns:w="http://schemas.openxmlformats.org/wordprocessingml/2006/main" xmlns:w14="http://schemas.microsoft.com/office/word/2010/wordml" xmlns:w15="http://schemas.microsoft.com/office/word/2012/wordml" xmlns:w16cex="http://schemas.microsoft.com/office/word/2018/wordml/cex" xmlns:w16cid="http://schemas.microsoft.com/office/word/2016/wordml/cid" xmlns:w16="http://schemas.microsoft.com/office/word/2018/wordml" xmlns:w16du="http://schemas.microsoft.com/office/word/2023/wordml/word16du" xmlns:w16sdtdh="http://schemas.microsoft.com/office/word/2020/wordml/sdtdatahash" xmlns:w16sdtfl="http://schemas.microsoft.com/office/word/2024/wordml/sdtformatlock" xmlns:w16se="http://schemas.microsoft.com/office/word/2015/wordml/symex" xmlns:wpg="http://schemas.microsoft.com/office/word/2010/wordprocessingGroup" xmlns:wpi="http://schemas.microsoft.com/office/word/2010/wordprocessingInk" xmlns:wne="http://schemas.microsoft.com/office/word/2006/wordml" xmlns:wps="http://schemas.microsoft.com/office/word/2010/wordprocessingShape" mc:Ignorable="w14 w15 w16se w16cid w16 w16cex w16sdtdh w16sdtfl w16du wp14">
-  <w16cid:commentId w16cid:paraId="41E4A9F8" w16cid:durableId="29061448"/>
+  <w16cid:commentId w16cid:paraId="22C63A40" w16cid:durableId="25396ED4"/>
   <w16cid:commentId w16cid:paraId="498AFC91" w16cid:durableId="290614EB"/>
   <w16cid:commentId w16cid:paraId="2504569C" w16cid:durableId="29061547"/>
   <w16cid:commentId w16cid:paraId="210774CC" w16cid:durableId="7474B162"/>
@@ -11002,6 +11238,119 @@
     </w:lvl>
   </w:abstractNum>
   <w:abstractNum w:abstractNumId="16" w15:restartNumberingAfterBreak="0">
+    <w:nsid w:val="55E85F28"/>
+    <w:multiLevelType w:val="hybridMultilevel"/>
+    <w:tmpl w:val="B6FC9A52"/>
+    <w:lvl w:ilvl="0" w:tplc="04090001">
+      <w:start w:val="1"/>
+      <w:numFmt w:val="bullet"/>
+      <w:lvlText w:val=""/>
+      <w:lvlJc w:val="left"/>
+      <w:pPr>
+        <w:ind w:left="720" w:hanging="360"/>
+      </w:pPr>
+      <w:rPr>
+        <w:rFonts w:ascii="Symbol" w:hAnsi="Symbol" w:hint="default"/>
+      </w:rPr>
+    </w:lvl>
+    <w:lvl w:ilvl="1" w:tplc="04090003" w:tentative="1">
+      <w:start w:val="1"/>
+      <w:numFmt w:val="bullet"/>
+      <w:lvlText w:val="o"/>
+      <w:lvlJc w:val="left"/>
+      <w:pPr>
+        <w:ind w:left="1440" w:hanging="360"/>
+      </w:pPr>
+      <w:rPr>
+        <w:rFonts w:ascii="Courier New" w:hAnsi="Courier New" w:cs="Courier New" w:hint="default"/>
+      </w:rPr>
+    </w:lvl>
+    <w:lvl w:ilvl="2" w:tplc="04090005" w:tentative="1">
+      <w:start w:val="1"/>
+      <w:numFmt w:val="bullet"/>
+      <w:lvlText w:val=""/>
+      <w:lvlJc w:val="left"/>
+      <w:pPr>
+        <w:ind w:left="2160" w:hanging="360"/>
+      </w:pPr>
+      <w:rPr>
+        <w:rFonts w:ascii="Wingdings" w:hAnsi="Wingdings" w:hint="default"/>
+      </w:rPr>
+    </w:lvl>
+    <w:lvl w:ilvl="3" w:tplc="04090001" w:tentative="1">
+      <w:start w:val="1"/>
+      <w:numFmt w:val="bullet"/>
+      <w:lvlText w:val=""/>
+      <w:lvlJc w:val="left"/>
+      <w:pPr>
+        <w:ind w:left="2880" w:hanging="360"/>
+      </w:pPr>
+      <w:rPr>
+        <w:rFonts w:ascii="Symbol" w:hAnsi="Symbol" w:hint="default"/>
+      </w:rPr>
+    </w:lvl>
+    <w:lvl w:ilvl="4" w:tplc="04090003" w:tentative="1">
+      <w:start w:val="1"/>
+      <w:numFmt w:val="bullet"/>
+      <w:lvlText w:val="o"/>
+      <w:lvlJc w:val="left"/>
+      <w:pPr>
+        <w:ind w:left="3600" w:hanging="360"/>
+      </w:pPr>
+      <w:rPr>
+        <w:rFonts w:ascii="Courier New" w:hAnsi="Courier New" w:cs="Courier New" w:hint="default"/>
+      </w:rPr>
+    </w:lvl>
+    <w:lvl w:ilvl="5" w:tplc="04090005" w:tentative="1">
+      <w:start w:val="1"/>
+      <w:numFmt w:val="bullet"/>
+      <w:lvlText w:val=""/>
+      <w:lvlJc w:val="left"/>
+      <w:pPr>
+        <w:ind w:left="4320" w:hanging="360"/>
+      </w:pPr>
+      <w:rPr>
+        <w:rFonts w:ascii="Wingdings" w:hAnsi="Wingdings" w:hint="default"/>
+      </w:rPr>
+    </w:lvl>
+    <w:lvl w:ilvl="6" w:tplc="04090001" w:tentative="1">
+      <w:start w:val="1"/>
+      <w:numFmt w:val="bullet"/>
+      <w:lvlText w:val=""/>
+      <w:lvlJc w:val="left"/>
+      <w:pPr>
+        <w:ind w:left="5040" w:hanging="360"/>
+      </w:pPr>
+      <w:rPr>
+        <w:rFonts w:ascii="Symbol" w:hAnsi="Symbol" w:hint="default"/>
+      </w:rPr>
+    </w:lvl>
+    <w:lvl w:ilvl="7" w:tplc="04090003" w:tentative="1">
+      <w:start w:val="1"/>
+      <w:numFmt w:val="bullet"/>
+      <w:lvlText w:val="o"/>
+      <w:lvlJc w:val="left"/>
+      <w:pPr>
+        <w:ind w:left="5760" w:hanging="360"/>
+      </w:pPr>
+      <w:rPr>
+        <w:rFonts w:ascii="Courier New" w:hAnsi="Courier New" w:cs="Courier New" w:hint="default"/>
+      </w:rPr>
+    </w:lvl>
+    <w:lvl w:ilvl="8" w:tplc="04090005" w:tentative="1">
+      <w:start w:val="1"/>
+      <w:numFmt w:val="bullet"/>
+      <w:lvlText w:val=""/>
+      <w:lvlJc w:val="left"/>
+      <w:pPr>
+        <w:ind w:left="6480" w:hanging="360"/>
+      </w:pPr>
+      <w:rPr>
+        <w:rFonts w:ascii="Wingdings" w:hAnsi="Wingdings" w:hint="default"/>
+      </w:rPr>
+    </w:lvl>
+  </w:abstractNum>
+  <w:abstractNum w:abstractNumId="17" w15:restartNumberingAfterBreak="0">
     <w:nsid w:val="5AFF3733"/>
     <w:multiLevelType w:val="multilevel"/>
     <w:tmpl w:val="0409001D"/>
@@ -11087,7 +11436,7 @@
       </w:pPr>
     </w:lvl>
   </w:abstractNum>
-  <w:abstractNum w:abstractNumId="17" w15:restartNumberingAfterBreak="0">
+  <w:abstractNum w:abstractNumId="18" w15:restartNumberingAfterBreak="0">
     <w:nsid w:val="5F5A5515"/>
     <w:multiLevelType w:val="multilevel"/>
     <w:tmpl w:val="EB20C912"/>
@@ -11190,7 +11539,7 @@
       </w:pPr>
     </w:lvl>
   </w:abstractNum>
-  <w:abstractNum w:abstractNumId="18" w15:restartNumberingAfterBreak="0">
+  <w:abstractNum w:abstractNumId="19" w15:restartNumberingAfterBreak="0">
     <w:nsid w:val="62507383"/>
     <w:multiLevelType w:val="multilevel"/>
     <w:tmpl w:val="E9D09544"/>
@@ -11293,7 +11642,233 @@
       </w:pPr>
     </w:lvl>
   </w:abstractNum>
-  <w:abstractNum w:abstractNumId="19" w15:restartNumberingAfterBreak="0">
+  <w:abstractNum w:abstractNumId="20" w15:restartNumberingAfterBreak="0">
+    <w:nsid w:val="62F76A8D"/>
+    <w:multiLevelType w:val="hybridMultilevel"/>
+    <w:tmpl w:val="041CF1E6"/>
+    <w:lvl w:ilvl="0" w:tplc="04090001">
+      <w:start w:val="1"/>
+      <w:numFmt w:val="bullet"/>
+      <w:lvlText w:val=""/>
+      <w:lvlJc w:val="left"/>
+      <w:pPr>
+        <w:ind w:left="720" w:hanging="360"/>
+      </w:pPr>
+      <w:rPr>
+        <w:rFonts w:ascii="Symbol" w:hAnsi="Symbol" w:hint="default"/>
+      </w:rPr>
+    </w:lvl>
+    <w:lvl w:ilvl="1" w:tplc="04090003" w:tentative="1">
+      <w:start w:val="1"/>
+      <w:numFmt w:val="bullet"/>
+      <w:lvlText w:val="o"/>
+      <w:lvlJc w:val="left"/>
+      <w:pPr>
+        <w:ind w:left="1440" w:hanging="360"/>
+      </w:pPr>
+      <w:rPr>
+        <w:rFonts w:ascii="Courier New" w:hAnsi="Courier New" w:cs="Courier New" w:hint="default"/>
+      </w:rPr>
+    </w:lvl>
+    <w:lvl w:ilvl="2" w:tplc="04090005" w:tentative="1">
+      <w:start w:val="1"/>
+      <w:numFmt w:val="bullet"/>
+      <w:lvlText w:val=""/>
+      <w:lvlJc w:val="left"/>
+      <w:pPr>
+        <w:ind w:left="2160" w:hanging="360"/>
+      </w:pPr>
+      <w:rPr>
+        <w:rFonts w:ascii="Wingdings" w:hAnsi="Wingdings" w:hint="default"/>
+      </w:rPr>
+    </w:lvl>
+    <w:lvl w:ilvl="3" w:tplc="04090001" w:tentative="1">
+      <w:start w:val="1"/>
+      <w:numFmt w:val="bullet"/>
+      <w:lvlText w:val=""/>
+      <w:lvlJc w:val="left"/>
+      <w:pPr>
+        <w:ind w:left="2880" w:hanging="360"/>
+      </w:pPr>
+      <w:rPr>
+        <w:rFonts w:ascii="Symbol" w:hAnsi="Symbol" w:hint="default"/>
+      </w:rPr>
+    </w:lvl>
+    <w:lvl w:ilvl="4" w:tplc="04090003" w:tentative="1">
+      <w:start w:val="1"/>
+      <w:numFmt w:val="bullet"/>
+      <w:lvlText w:val="o"/>
+      <w:lvlJc w:val="left"/>
+      <w:pPr>
+        <w:ind w:left="3600" w:hanging="360"/>
+      </w:pPr>
+      <w:rPr>
+        <w:rFonts w:ascii="Courier New" w:hAnsi="Courier New" w:cs="Courier New" w:hint="default"/>
+      </w:rPr>
+    </w:lvl>
+    <w:lvl w:ilvl="5" w:tplc="04090005" w:tentative="1">
+      <w:start w:val="1"/>
+      <w:numFmt w:val="bullet"/>
+      <w:lvlText w:val=""/>
+      <w:lvlJc w:val="left"/>
+      <w:pPr>
+        <w:ind w:left="4320" w:hanging="360"/>
+      </w:pPr>
+      <w:rPr>
+        <w:rFonts w:ascii="Wingdings" w:hAnsi="Wingdings" w:hint="default"/>
+      </w:rPr>
+    </w:lvl>
+    <w:lvl w:ilvl="6" w:tplc="04090001" w:tentative="1">
+      <w:start w:val="1"/>
+      <w:numFmt w:val="bullet"/>
+      <w:lvlText w:val=""/>
+      <w:lvlJc w:val="left"/>
+      <w:pPr>
+        <w:ind w:left="5040" w:hanging="360"/>
+      </w:pPr>
+      <w:rPr>
+        <w:rFonts w:ascii="Symbol" w:hAnsi="Symbol" w:hint="default"/>
+      </w:rPr>
+    </w:lvl>
+    <w:lvl w:ilvl="7" w:tplc="04090003" w:tentative="1">
+      <w:start w:val="1"/>
+      <w:numFmt w:val="bullet"/>
+      <w:lvlText w:val="o"/>
+      <w:lvlJc w:val="left"/>
+      <w:pPr>
+        <w:ind w:left="5760" w:hanging="360"/>
+      </w:pPr>
+      <w:rPr>
+        <w:rFonts w:ascii="Courier New" w:hAnsi="Courier New" w:cs="Courier New" w:hint="default"/>
+      </w:rPr>
+    </w:lvl>
+    <w:lvl w:ilvl="8" w:tplc="04090005" w:tentative="1">
+      <w:start w:val="1"/>
+      <w:numFmt w:val="bullet"/>
+      <w:lvlText w:val=""/>
+      <w:lvlJc w:val="left"/>
+      <w:pPr>
+        <w:ind w:left="6480" w:hanging="360"/>
+      </w:pPr>
+      <w:rPr>
+        <w:rFonts w:ascii="Wingdings" w:hAnsi="Wingdings" w:hint="default"/>
+      </w:rPr>
+    </w:lvl>
+  </w:abstractNum>
+  <w:abstractNum w:abstractNumId="21" w15:restartNumberingAfterBreak="0">
+    <w:nsid w:val="647B7E44"/>
+    <w:multiLevelType w:val="hybridMultilevel"/>
+    <w:tmpl w:val="74704F26"/>
+    <w:lvl w:ilvl="0" w:tplc="04090001">
+      <w:start w:val="1"/>
+      <w:numFmt w:val="bullet"/>
+      <w:lvlText w:val=""/>
+      <w:lvlJc w:val="left"/>
+      <w:pPr>
+        <w:ind w:left="720" w:hanging="360"/>
+      </w:pPr>
+      <w:rPr>
+        <w:rFonts w:ascii="Symbol" w:hAnsi="Symbol" w:hint="default"/>
+      </w:rPr>
+    </w:lvl>
+    <w:lvl w:ilvl="1" w:tplc="04090003" w:tentative="1">
+      <w:start w:val="1"/>
+      <w:numFmt w:val="bullet"/>
+      <w:lvlText w:val="o"/>
+      <w:lvlJc w:val="left"/>
+      <w:pPr>
+        <w:ind w:left="1440" w:hanging="360"/>
+      </w:pPr>
+      <w:rPr>
+        <w:rFonts w:ascii="Courier New" w:hAnsi="Courier New" w:cs="Courier New" w:hint="default"/>
+      </w:rPr>
+    </w:lvl>
+    <w:lvl w:ilvl="2" w:tplc="04090005" w:tentative="1">
+      <w:start w:val="1"/>
+      <w:numFmt w:val="bullet"/>
+      <w:lvlText w:val=""/>
+      <w:lvlJc w:val="left"/>
+      <w:pPr>
+        <w:ind w:left="2160" w:hanging="360"/>
+      </w:pPr>
+      <w:rPr>
+        <w:rFonts w:ascii="Wingdings" w:hAnsi="Wingdings" w:hint="default"/>
+      </w:rPr>
+    </w:lvl>
+    <w:lvl w:ilvl="3" w:tplc="04090001" w:tentative="1">
+      <w:start w:val="1"/>
+      <w:numFmt w:val="bullet"/>
+      <w:lvlText w:val=""/>
+      <w:lvlJc w:val="left"/>
+      <w:pPr>
+        <w:ind w:left="2880" w:hanging="360"/>
+      </w:pPr>
+      <w:rPr>
+        <w:rFonts w:ascii="Symbol" w:hAnsi="Symbol" w:hint="default"/>
+      </w:rPr>
+    </w:lvl>
+    <w:lvl w:ilvl="4" w:tplc="04090003" w:tentative="1">
+      <w:start w:val="1"/>
+      <w:numFmt w:val="bullet"/>
+      <w:lvlText w:val="o"/>
+      <w:lvlJc w:val="left"/>
+      <w:pPr>
+        <w:ind w:left="3600" w:hanging="360"/>
+      </w:pPr>
+      <w:rPr>
+        <w:rFonts w:ascii="Courier New" w:hAnsi="Courier New" w:cs="Courier New" w:hint="default"/>
+      </w:rPr>
+    </w:lvl>
+    <w:lvl w:ilvl="5" w:tplc="04090005" w:tentative="1">
+      <w:start w:val="1"/>
+      <w:numFmt w:val="bullet"/>
+      <w:lvlText w:val=""/>
+      <w:lvlJc w:val="left"/>
+      <w:pPr>
+        <w:ind w:left="4320" w:hanging="360"/>
+      </w:pPr>
+      <w:rPr>
+        <w:rFonts w:ascii="Wingdings" w:hAnsi="Wingdings" w:hint="default"/>
+      </w:rPr>
+    </w:lvl>
+    <w:lvl w:ilvl="6" w:tplc="04090001" w:tentative="1">
+      <w:start w:val="1"/>
+      <w:numFmt w:val="bullet"/>
+      <w:lvlText w:val=""/>
+      <w:lvlJc w:val="left"/>
+      <w:pPr>
+        <w:ind w:left="5040" w:hanging="360"/>
+      </w:pPr>
+      <w:rPr>
+        <w:rFonts w:ascii="Symbol" w:hAnsi="Symbol" w:hint="default"/>
+      </w:rPr>
+    </w:lvl>
+    <w:lvl w:ilvl="7" w:tplc="04090003" w:tentative="1">
+      <w:start w:val="1"/>
+      <w:numFmt w:val="bullet"/>
+      <w:lvlText w:val="o"/>
+      <w:lvlJc w:val="left"/>
+      <w:pPr>
+        <w:ind w:left="5760" w:hanging="360"/>
+      </w:pPr>
+      <w:rPr>
+        <w:rFonts w:ascii="Courier New" w:hAnsi="Courier New" w:cs="Courier New" w:hint="default"/>
+      </w:rPr>
+    </w:lvl>
+    <w:lvl w:ilvl="8" w:tplc="04090005" w:tentative="1">
+      <w:start w:val="1"/>
+      <w:numFmt w:val="bullet"/>
+      <w:lvlText w:val=""/>
+      <w:lvlJc w:val="left"/>
+      <w:pPr>
+        <w:ind w:left="6480" w:hanging="360"/>
+      </w:pPr>
+      <w:rPr>
+        <w:rFonts w:ascii="Wingdings" w:hAnsi="Wingdings" w:hint="default"/>
+      </w:rPr>
+    </w:lvl>
+  </w:abstractNum>
+  <w:abstractNum w:abstractNumId="22" w15:restartNumberingAfterBreak="0">
     <w:nsid w:val="677A0156"/>
     <w:multiLevelType w:val="multilevel"/>
     <w:tmpl w:val="0409001D"/>
@@ -11379,7 +11954,7 @@
       </w:pPr>
     </w:lvl>
   </w:abstractNum>
-  <w:abstractNum w:abstractNumId="20" w15:restartNumberingAfterBreak="0">
+  <w:abstractNum w:abstractNumId="23" w15:restartNumberingAfterBreak="0">
     <w:nsid w:val="6E5469DE"/>
     <w:multiLevelType w:val="multilevel"/>
     <w:tmpl w:val="C29A3954"/>
@@ -11471,7 +12046,7 @@
       </w:pPr>
     </w:lvl>
   </w:abstractNum>
-  <w:abstractNum w:abstractNumId="21" w15:restartNumberingAfterBreak="0">
+  <w:abstractNum w:abstractNumId="24" w15:restartNumberingAfterBreak="0">
     <w:nsid w:val="716E4A73"/>
     <w:multiLevelType w:val="hybridMultilevel"/>
     <w:tmpl w:val="DACC4D02"/>
@@ -11487,6 +12062,119 @@
         <w:rFonts w:ascii="Symbol" w:hAnsi="Symbol" w:hint="default"/>
       </w:rPr>
     </w:lvl>
+    <w:lvl w:ilvl="1" w:tplc="04090003">
+      <w:start w:val="1"/>
+      <w:numFmt w:val="bullet"/>
+      <w:lvlText w:val="o"/>
+      <w:lvlJc w:val="left"/>
+      <w:pPr>
+        <w:ind w:left="1440" w:hanging="360"/>
+      </w:pPr>
+      <w:rPr>
+        <w:rFonts w:ascii="Courier New" w:hAnsi="Courier New" w:cs="Courier New" w:hint="default"/>
+      </w:rPr>
+    </w:lvl>
+    <w:lvl w:ilvl="2" w:tplc="04090005" w:tentative="1">
+      <w:start w:val="1"/>
+      <w:numFmt w:val="bullet"/>
+      <w:lvlText w:val=""/>
+      <w:lvlJc w:val="left"/>
+      <w:pPr>
+        <w:ind w:left="2160" w:hanging="360"/>
+      </w:pPr>
+      <w:rPr>
+        <w:rFonts w:ascii="Wingdings" w:hAnsi="Wingdings" w:hint="default"/>
+      </w:rPr>
+    </w:lvl>
+    <w:lvl w:ilvl="3" w:tplc="04090001" w:tentative="1">
+      <w:start w:val="1"/>
+      <w:numFmt w:val="bullet"/>
+      <w:lvlText w:val=""/>
+      <w:lvlJc w:val="left"/>
+      <w:pPr>
+        <w:ind w:left="2880" w:hanging="360"/>
+      </w:pPr>
+      <w:rPr>
+        <w:rFonts w:ascii="Symbol" w:hAnsi="Symbol" w:hint="default"/>
+      </w:rPr>
+    </w:lvl>
+    <w:lvl w:ilvl="4" w:tplc="04090003" w:tentative="1">
+      <w:start w:val="1"/>
+      <w:numFmt w:val="bullet"/>
+      <w:lvlText w:val="o"/>
+      <w:lvlJc w:val="left"/>
+      <w:pPr>
+        <w:ind w:left="3600" w:hanging="360"/>
+      </w:pPr>
+      <w:rPr>
+        <w:rFonts w:ascii="Courier New" w:hAnsi="Courier New" w:cs="Courier New" w:hint="default"/>
+      </w:rPr>
+    </w:lvl>
+    <w:lvl w:ilvl="5" w:tplc="04090005" w:tentative="1">
+      <w:start w:val="1"/>
+      <w:numFmt w:val="bullet"/>
+      <w:lvlText w:val=""/>
+      <w:lvlJc w:val="left"/>
+      <w:pPr>
+        <w:ind w:left="4320" w:hanging="360"/>
+      </w:pPr>
+      <w:rPr>
+        <w:rFonts w:ascii="Wingdings" w:hAnsi="Wingdings" w:hint="default"/>
+      </w:rPr>
+    </w:lvl>
+    <w:lvl w:ilvl="6" w:tplc="04090001" w:tentative="1">
+      <w:start w:val="1"/>
+      <w:numFmt w:val="bullet"/>
+      <w:lvlText w:val=""/>
+      <w:lvlJc w:val="left"/>
+      <w:pPr>
+        <w:ind w:left="5040" w:hanging="360"/>
+      </w:pPr>
+      <w:rPr>
+        <w:rFonts w:ascii="Symbol" w:hAnsi="Symbol" w:hint="default"/>
+      </w:rPr>
+    </w:lvl>
+    <w:lvl w:ilvl="7" w:tplc="04090003" w:tentative="1">
+      <w:start w:val="1"/>
+      <w:numFmt w:val="bullet"/>
+      <w:lvlText w:val="o"/>
+      <w:lvlJc w:val="left"/>
+      <w:pPr>
+        <w:ind w:left="5760" w:hanging="360"/>
+      </w:pPr>
+      <w:rPr>
+        <w:rFonts w:ascii="Courier New" w:hAnsi="Courier New" w:cs="Courier New" w:hint="default"/>
+      </w:rPr>
+    </w:lvl>
+    <w:lvl w:ilvl="8" w:tplc="04090005" w:tentative="1">
+      <w:start w:val="1"/>
+      <w:numFmt w:val="bullet"/>
+      <w:lvlText w:val=""/>
+      <w:lvlJc w:val="left"/>
+      <w:pPr>
+        <w:ind w:left="6480" w:hanging="360"/>
+      </w:pPr>
+      <w:rPr>
+        <w:rFonts w:ascii="Wingdings" w:hAnsi="Wingdings" w:hint="default"/>
+      </w:rPr>
+    </w:lvl>
+  </w:abstractNum>
+  <w:abstractNum w:abstractNumId="25" w15:restartNumberingAfterBreak="0">
+    <w:nsid w:val="729D47CB"/>
+    <w:multiLevelType w:val="hybridMultilevel"/>
+    <w:tmpl w:val="0C50CC0C"/>
+    <w:lvl w:ilvl="0" w:tplc="04090001">
+      <w:start w:val="1"/>
+      <w:numFmt w:val="bullet"/>
+      <w:lvlText w:val=""/>
+      <w:lvlJc w:val="left"/>
+      <w:pPr>
+        <w:ind w:left="720" w:hanging="360"/>
+      </w:pPr>
+      <w:rPr>
+        <w:rFonts w:ascii="Symbol" w:hAnsi="Symbol" w:hint="default"/>
+      </w:rPr>
+    </w:lvl>
     <w:lvl w:ilvl="1" w:tplc="04090003" w:tentative="1">
       <w:start w:val="1"/>
       <w:numFmt w:val="bullet"/>
@@ -11584,7 +12272,120 @@
       </w:rPr>
     </w:lvl>
   </w:abstractNum>
-  <w:abstractNum w:abstractNumId="22" w15:restartNumberingAfterBreak="0">
+  <w:abstractNum w:abstractNumId="26" w15:restartNumberingAfterBreak="0">
+    <w:nsid w:val="74541EB6"/>
+    <w:multiLevelType w:val="hybridMultilevel"/>
+    <w:tmpl w:val="B928C0E4"/>
+    <w:lvl w:ilvl="0" w:tplc="04090001">
+      <w:start w:val="1"/>
+      <w:numFmt w:val="bullet"/>
+      <w:lvlText w:val=""/>
+      <w:lvlJc w:val="left"/>
+      <w:pPr>
+        <w:ind w:left="720" w:hanging="360"/>
+      </w:pPr>
+      <w:rPr>
+        <w:rFonts w:ascii="Symbol" w:hAnsi="Symbol" w:hint="default"/>
+      </w:rPr>
+    </w:lvl>
+    <w:lvl w:ilvl="1" w:tplc="04090003" w:tentative="1">
+      <w:start w:val="1"/>
+      <w:numFmt w:val="bullet"/>
+      <w:lvlText w:val="o"/>
+      <w:lvlJc w:val="left"/>
+      <w:pPr>
+        <w:ind w:left="1440" w:hanging="360"/>
+      </w:pPr>
+      <w:rPr>
+        <w:rFonts w:ascii="Courier New" w:hAnsi="Courier New" w:cs="Courier New" w:hint="default"/>
+      </w:rPr>
+    </w:lvl>
+    <w:lvl w:ilvl="2" w:tplc="04090005" w:tentative="1">
+      <w:start w:val="1"/>
+      <w:numFmt w:val="bullet"/>
+      <w:lvlText w:val=""/>
+      <w:lvlJc w:val="left"/>
+      <w:pPr>
+        <w:ind w:left="2160" w:hanging="360"/>
+      </w:pPr>
+      <w:rPr>
+        <w:rFonts w:ascii="Wingdings" w:hAnsi="Wingdings" w:hint="default"/>
+      </w:rPr>
+    </w:lvl>
+    <w:lvl w:ilvl="3" w:tplc="04090001" w:tentative="1">
+      <w:start w:val="1"/>
+      <w:numFmt w:val="bullet"/>
+      <w:lvlText w:val=""/>
+      <w:lvlJc w:val="left"/>
+      <w:pPr>
+        <w:ind w:left="2880" w:hanging="360"/>
+      </w:pPr>
+      <w:rPr>
+        <w:rFonts w:ascii="Symbol" w:hAnsi="Symbol" w:hint="default"/>
+      </w:rPr>
+    </w:lvl>
+    <w:lvl w:ilvl="4" w:tplc="04090003" w:tentative="1">
+      <w:start w:val="1"/>
+      <w:numFmt w:val="bullet"/>
+      <w:lvlText w:val="o"/>
+      <w:lvlJc w:val="left"/>
+      <w:pPr>
+        <w:ind w:left="3600" w:hanging="360"/>
+      </w:pPr>
+      <w:rPr>
+        <w:rFonts w:ascii="Courier New" w:hAnsi="Courier New" w:cs="Courier New" w:hint="default"/>
+      </w:rPr>
+    </w:lvl>
+    <w:lvl w:ilvl="5" w:tplc="04090005" w:tentative="1">
+      <w:start w:val="1"/>
+      <w:numFmt w:val="bullet"/>
+      <w:lvlText w:val=""/>
+      <w:lvlJc w:val="left"/>
+      <w:pPr>
+        <w:ind w:left="4320" w:hanging="360"/>
+      </w:pPr>
+      <w:rPr>
+        <w:rFonts w:ascii="Wingdings" w:hAnsi="Wingdings" w:hint="default"/>
+      </w:rPr>
+    </w:lvl>
+    <w:lvl w:ilvl="6" w:tplc="04090001" w:tentative="1">
+      <w:start w:val="1"/>
+      <w:numFmt w:val="bullet"/>
+      <w:lvlText w:val=""/>
+      <w:lvlJc w:val="left"/>
+      <w:pPr>
+        <w:ind w:left="5040" w:hanging="360"/>
+      </w:pPr>
+      <w:rPr>
+        <w:rFonts w:ascii="Symbol" w:hAnsi="Symbol" w:hint="default"/>
+      </w:rPr>
+    </w:lvl>
+    <w:lvl w:ilvl="7" w:tplc="04090003" w:tentative="1">
+      <w:start w:val="1"/>
+      <w:numFmt w:val="bullet"/>
+      <w:lvlText w:val="o"/>
+      <w:lvlJc w:val="left"/>
+      <w:pPr>
+        <w:ind w:left="5760" w:hanging="360"/>
+      </w:pPr>
+      <w:rPr>
+        <w:rFonts w:ascii="Courier New" w:hAnsi="Courier New" w:cs="Courier New" w:hint="default"/>
+      </w:rPr>
+    </w:lvl>
+    <w:lvl w:ilvl="8" w:tplc="04090005" w:tentative="1">
+      <w:start w:val="1"/>
+      <w:numFmt w:val="bullet"/>
+      <w:lvlText w:val=""/>
+      <w:lvlJc w:val="left"/>
+      <w:pPr>
+        <w:ind w:left="6480" w:hanging="360"/>
+      </w:pPr>
+      <w:rPr>
+        <w:rFonts w:ascii="Wingdings" w:hAnsi="Wingdings" w:hint="default"/>
+      </w:rPr>
+    </w:lvl>
+  </w:abstractNum>
+  <w:abstractNum w:abstractNumId="27" w15:restartNumberingAfterBreak="0">
     <w:nsid w:val="74D3270C"/>
     <w:multiLevelType w:val="multilevel"/>
     <w:tmpl w:val="A6A6C3FE"/>
@@ -11694,7 +12495,7 @@
     <w:abstractNumId w:val="6"/>
   </w:num>
   <w:num w:numId="3" w16cid:durableId="1208877834">
-    <w:abstractNumId w:val="20"/>
+    <w:abstractNumId w:val="23"/>
   </w:num>
   <w:num w:numId="4" w16cid:durableId="1876043960">
     <w:abstractNumId w:val="11"/>
@@ -11721,16 +12522,16 @@
     <w:abstractNumId w:val="4"/>
   </w:num>
   <w:num w:numId="12" w16cid:durableId="2083914644">
-    <w:abstractNumId w:val="21"/>
+    <w:abstractNumId w:val="24"/>
   </w:num>
   <w:num w:numId="13" w16cid:durableId="1380014505">
-    <w:abstractNumId w:val="19"/>
+    <w:abstractNumId w:val="22"/>
   </w:num>
   <w:num w:numId="14" w16cid:durableId="780958750">
-    <w:abstractNumId w:val="16"/>
+    <w:abstractNumId w:val="17"/>
   </w:num>
   <w:num w:numId="15" w16cid:durableId="27031249">
-    <w:abstractNumId w:val="22"/>
+    <w:abstractNumId w:val="27"/>
   </w:num>
   <w:num w:numId="16" w16cid:durableId="1557815404">
     <w:abstractNumId w:val="0"/>
@@ -11748,13 +12549,28 @@
     <w:abstractNumId w:val="12"/>
   </w:num>
   <w:num w:numId="21" w16cid:durableId="817692830">
-    <w:abstractNumId w:val="18"/>
+    <w:abstractNumId w:val="19"/>
   </w:num>
   <w:num w:numId="22" w16cid:durableId="1190993881">
-    <w:abstractNumId w:val="17"/>
+    <w:abstractNumId w:val="18"/>
   </w:num>
   <w:num w:numId="23" w16cid:durableId="2101633869">
     <w:abstractNumId w:val="10"/>
+  </w:num>
+  <w:num w:numId="24" w16cid:durableId="707097929">
+    <w:abstractNumId w:val="16"/>
+  </w:num>
+  <w:num w:numId="25" w16cid:durableId="960847233">
+    <w:abstractNumId w:val="26"/>
+  </w:num>
+  <w:num w:numId="26" w16cid:durableId="2059426527">
+    <w:abstractNumId w:val="20"/>
+  </w:num>
+  <w:num w:numId="27" w16cid:durableId="1816484495">
+    <w:abstractNumId w:val="21"/>
+  </w:num>
+  <w:num w:numId="28" w16cid:durableId="435180825">
+    <w:abstractNumId w:val="25"/>
   </w:num>
 </w:numbering>
 </file>
@@ -12165,6 +12981,7 @@
   <w:style w:type="paragraph" w:default="1" w:styleId="Normal">
     <w:name w:val="Normal"/>
     <w:qFormat/>
+    <w:rsid w:val="007172D5"/>
   </w:style>
   <w:style w:type="paragraph" w:styleId="Heading1">
     <w:name w:val="heading 1"/>
@@ -12207,6 +13024,29 @@
       <w:color w:val="2F5496" w:themeColor="accent1" w:themeShade="BF"/>
       <w:sz w:val="26"/>
       <w:szCs w:val="26"/>
+    </w:rPr>
+  </w:style>
+  <w:style w:type="paragraph" w:styleId="Heading3">
+    <w:name w:val="heading 3"/>
+    <w:basedOn w:val="Normal"/>
+    <w:next w:val="Normal"/>
+    <w:link w:val="Heading3Char"/>
+    <w:uiPriority w:val="9"/>
+    <w:semiHidden/>
+    <w:unhideWhenUsed/>
+    <w:qFormat/>
+    <w:rsid w:val="00180E7A"/>
+    <w:pPr>
+      <w:keepNext/>
+      <w:keepLines/>
+      <w:spacing w:before="40" w:after="0"/>
+      <w:outlineLvl w:val="2"/>
+    </w:pPr>
+    <w:rPr>
+      <w:rFonts w:asciiTheme="majorHAnsi" w:eastAsiaTheme="majorEastAsia" w:hAnsiTheme="majorHAnsi" w:cstheme="majorBidi"/>
+      <w:color w:val="1F3763" w:themeColor="accent1" w:themeShade="7F"/>
+      <w:sz w:val="24"/>
+      <w:szCs w:val="24"/>
     </w:rPr>
   </w:style>
   <w:style w:type="character" w:default="1" w:styleId="DefaultParagraphFont">
@@ -12485,6 +13325,20 @@
     <w:name w:val="gpwvoe5cb5b"/>
     <w:basedOn w:val="DefaultParagraphFont"/>
     <w:rsid w:val="00B7568A"/>
+  </w:style>
+  <w:style w:type="character" w:customStyle="1" w:styleId="Heading3Char">
+    <w:name w:val="Heading 3 Char"/>
+    <w:basedOn w:val="DefaultParagraphFont"/>
+    <w:link w:val="Heading3"/>
+    <w:uiPriority w:val="9"/>
+    <w:semiHidden/>
+    <w:rsid w:val="00180E7A"/>
+    <w:rPr>
+      <w:rFonts w:asciiTheme="majorHAnsi" w:eastAsiaTheme="majorEastAsia" w:hAnsiTheme="majorHAnsi" w:cstheme="majorBidi"/>
+      <w:color w:val="1F3763" w:themeColor="accent1" w:themeShade="7F"/>
+      <w:sz w:val="24"/>
+      <w:szCs w:val="24"/>
+    </w:rPr>
   </w:style>
 </w:styles>
 </file>

--- a/files_for_elpR/Documents/Data_Preparation_Protocol.docx
+++ b/files_for_elpR/Documents/Data_Preparation_Protocol.docx
@@ -3112,7 +3112,7 @@
           </mc:Choice>
           <mc:Fallback>
             <w:pict>
-              <v:oval w14:anchorId="5D525254" id="Oval 2" o:spid="_x0000_s1026" style="position:absolute;margin-left:362.4pt;margin-top:222.6pt;width:106.8pt;height:49.2pt;z-index:251660288;visibility:visible;mso-wrap-style:square;mso-width-percent:0;mso-wrap-distance-left:9pt;mso-wrap-distance-top:0;mso-wrap-distance-right:9pt;mso-wrap-distance-bottom:0;mso-position-horizontal:absolute;mso-position-horizontal-relative:text;mso-position-vertical:absolute;mso-position-vertical-relative:text;mso-width-percent:0;mso-width-relative:margin;v-text-anchor:middle" o:gfxdata="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" filled="f" strokecolor="#e00" strokeweight="1pt">
+              <v:oval w14:anchorId="6BD34A92" id="Oval 2" o:spid="_x0000_s1026" style="position:absolute;margin-left:362.4pt;margin-top:222.6pt;width:106.8pt;height:49.2pt;z-index:251660288;visibility:visible;mso-wrap-style:square;mso-width-percent:0;mso-wrap-distance-left:9pt;mso-wrap-distance-top:0;mso-wrap-distance-right:9pt;mso-wrap-distance-bottom:0;mso-position-horizontal:absolute;mso-position-horizontal-relative:text;mso-position-vertical:absolute;mso-position-vertical-relative:text;mso-width-percent:0;mso-width-relative:margin;v-text-anchor:middle" o:gfxdata="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" filled="f" strokecolor="#e00" strokeweight="1pt">
                 <v:stroke joinstyle="miter"/>
               </v:oval>
             </w:pict>
@@ -8700,23 +8700,7 @@
         <w:t xml:space="preserve">function will produce summaries as </w:t>
       </w:r>
       <w:r>
-        <w:t xml:space="preserve">a .txt file table and plots as .png and </w:t>
-      </w:r>
-      <w:commentRangeStart w:id="46"/>
-      <w:r>
-        <w:t>.eps files</w:t>
-      </w:r>
-      <w:commentRangeEnd w:id="46"/>
-      <w:r>
-        <w:rPr>
-          <w:rStyle w:val="CommentReference"/>
-          <w:sz w:val="22"/>
-          <w:szCs w:val="22"/>
-        </w:rPr>
-        <w:commentReference w:id="46"/>
-      </w:r>
-      <w:r>
-        <w:t xml:space="preserve">. </w:t>
+        <w:t xml:space="preserve">a .txt file table and plots as .png and .eps files. </w:t>
       </w:r>
       <w:r>
         <w:t>You should only process files of the same target species and same sampling scheme. Do not mix rumble files with gunshot files,</w:t>
@@ -8738,6 +8722,19 @@
       </w:r>
       <w:r>
         <w:t>Run this process separately for different datasets.</w:t>
+      </w:r>
+      <w:r>
+        <w:t xml:space="preserve"> The app will save output in </w:t>
+      </w:r>
+      <w:r>
+        <w:rPr>
+          <w:i/>
+          <w:iCs/>
+        </w:rPr>
+        <w:t>elpR_Shiny\files_for_elpR\data_summaries</w:t>
+      </w:r>
+      <w:r>
+        <w:t>. Please make sure the folders inside this folder are empty before you run this app, otherwise existing files risk being overwritten or mixed with the new files when the results are viewed.</w:t>
       </w:r>
     </w:p>
     <w:p>
@@ -8913,7 +8910,7 @@
       <w:r>
         <w:t xml:space="preserve"> Select from the </w:t>
       </w:r>
-      <w:commentRangeStart w:id="47"/>
+      <w:commentRangeStart w:id="46"/>
       <w:r>
         <w:t xml:space="preserve">dropdown the </w:t>
       </w:r>
@@ -8927,14 +8924,14 @@
       <w:r>
         <w:t xml:space="preserve"> </w:t>
       </w:r>
-      <w:commentRangeEnd w:id="47"/>
+      <w:commentRangeEnd w:id="46"/>
       <w:r>
         <w:rPr>
           <w:rStyle w:val="CommentReference"/>
           <w:sz w:val="22"/>
           <w:szCs w:val="22"/>
         </w:rPr>
-        <w:commentReference w:id="47"/>
+        <w:commentReference w:id="46"/>
       </w:r>
       <w:r>
         <w:t xml:space="preserve">that was used for these data. </w:t>
@@ -9032,7 +9029,11 @@
         <w:t>Input 5</w:t>
       </w:r>
       <w:r>
-        <w:t xml:space="preserve">: Choose the folder where you want the </w:t>
+        <w:t xml:space="preserve">: </w:t>
+      </w:r>
+      <w:commentRangeStart w:id="47"/>
+      <w:r>
+        <w:t xml:space="preserve">Choose the folder where you want the </w:t>
       </w:r>
       <w:r>
         <w:rPr>
@@ -9044,634 +9045,281 @@
       <w:r>
         <w:t xml:space="preserve"> files to be saved. Make sure no other files are in this folder. This can be anywhere on your computer or external volume.</w:t>
       </w:r>
-    </w:p>
-    <w:p>
-      <w:pPr>
-        <w:pStyle w:val="ListParagraph"/>
-        <w:numPr>
-          <w:ilvl w:val="0"/>
-          <w:numId w:val="43"/>
-        </w:numPr>
-      </w:pPr>
-      <w:r>
-        <w:rPr>
-          <w:b/>
-          <w:bCs/>
-        </w:rPr>
-        <w:t>Input 6</w:t>
-      </w:r>
-      <w:r>
-        <w:t xml:space="preserve">: Choose the folder that has the </w:t>
-      </w:r>
-      <w:r>
-        <w:rPr>
-          <w:b/>
-          <w:bCs/>
-        </w:rPr>
-        <w:t>selection tables</w:t>
-      </w:r>
-      <w:r>
-        <w:t xml:space="preserve"> to be summarized. This folder should only contain the selection table that match to deployment and project to be summarized, do not include other selection tables from other projects and deployments.</w:t>
-      </w:r>
-    </w:p>
-    <w:p>
-      <w:pPr>
-        <w:pStyle w:val="ListParagraph"/>
-        <w:numPr>
-          <w:ilvl w:val="0"/>
-          <w:numId w:val="43"/>
-        </w:numPr>
-      </w:pPr>
-      <w:r>
-        <w:rPr>
-          <w:b/>
-          <w:bCs/>
-        </w:rPr>
-        <w:t>Input 7</w:t>
-      </w:r>
-      <w:r>
-        <w:t xml:space="preserve">: Select the folder that contains the </w:t>
-      </w:r>
-      <w:r>
-        <w:rPr>
-          <w:b/>
-          <w:bCs/>
-        </w:rPr>
-        <w:t>zero-day files</w:t>
-      </w:r>
-      <w:r>
-        <w:t xml:space="preserve"> that should be included in the sampling effort. Only the zero-day files that correspond to the specified project and deployments should be in this folder. Do not include zero-day files from other projects and deployments in the folder.</w:t>
-      </w:r>
-    </w:p>
-    <w:p>
-      <w:pPr>
-        <w:pStyle w:val="ListParagraph"/>
-        <w:numPr>
-          <w:ilvl w:val="0"/>
-          <w:numId w:val="43"/>
-        </w:numPr>
-      </w:pPr>
-      <w:r>
-        <w:lastRenderedPageBreak/>
-        <w:t>Choose</w:t>
-      </w:r>
-      <w:r>
-        <w:t xml:space="preserve"> if you want to use a </w:t>
-      </w:r>
-      <w:r>
-        <w:rPr>
-          <w:b/>
-          <w:bCs/>
-        </w:rPr>
-        <w:t>sound check file</w:t>
-      </w:r>
-      <w:r>
-        <w:t xml:space="preserve"> in the summaries. Using the sound check file allows the summaries to account for sampling effort by identifying sites and dates that should be excluded from the summaries. If you select ‘yes’, select the folder that has the sound check files. This can be anywhere on your computer or external volume. Ensure that only the sound check files for this project and deployments is in the folder, do not include sound check files from other deployments and projects. If you select ‘no’ the summaries will not account for times to exclude.</w:t>
-      </w:r>
-    </w:p>
-    <w:p>
-      <w:pPr>
-        <w:pStyle w:val="ListParagraph"/>
-        <w:numPr>
-          <w:ilvl w:val="0"/>
-          <w:numId w:val="43"/>
-        </w:numPr>
-      </w:pPr>
-      <w:r>
-        <w:t xml:space="preserve">Choose if you want to include </w:t>
-      </w:r>
-      <w:r>
-        <w:rPr>
-          <w:b/>
-          <w:bCs/>
-        </w:rPr>
-        <w:t>sites</w:t>
-      </w:r>
-      <w:r>
-        <w:t xml:space="preserve"> in the summaries beyond those listed in the sites.txt file. If you choose ‘yes’, then you must select the .txt file that contains a list of your sites. That file should be</w:t>
-      </w:r>
-      <w:r>
-        <w:t xml:space="preserve"> found</w:t>
-      </w:r>
-      <w:r>
-        <w:t xml:space="preserve"> here: </w:t>
-      </w:r>
-      <w:r>
-        <w:rPr>
-          <w:i/>
-          <w:iCs/>
-        </w:rPr>
-        <w:t>elpR_Shiny\files_for_elpR\sites</w:t>
-      </w:r>
-      <w:r>
-        <w:t>. If you choose ‘no’, all sites in the selection tables will be included in the summaries. This can be useful if you want to only summarize a subset of sites. You could create a custom site list for that. If you want strata and/or habitat type included in the summaries, they should exist in this site file.</w:t>
-      </w:r>
-      <w:r>
-        <w:t xml:space="preserve"> See other site files in the elpR folder for examples.</w:t>
-      </w:r>
-    </w:p>
-    <w:p>
-      <w:pPr>
-        <w:pStyle w:val="ListParagraph"/>
-        <w:numPr>
-          <w:ilvl w:val="0"/>
-          <w:numId w:val="43"/>
-        </w:numPr>
-        <w:rPr>
-          <w:i/>
-          <w:iCs/>
-        </w:rPr>
-      </w:pPr>
-      <w:r>
-        <w:t xml:space="preserve">Choose if you only want to summarize counts based on </w:t>
-      </w:r>
-      <w:r>
-        <w:rPr>
-          <w:b/>
-          <w:bCs/>
-        </w:rPr>
-        <w:t>3 random days per week</w:t>
-      </w:r>
-      <w:r>
-        <w:t xml:space="preserve"> (which is what we use for elephant analysis). If you select “yes”, the script will read in the </w:t>
-      </w:r>
-      <w:r>
-        <w:rPr>
-          <w:i/>
-          <w:iCs/>
-        </w:rPr>
-        <w:t>elpR_Shiny\files_for_elpR\rand-days\Rand_dates.csv</w:t>
-      </w:r>
-      <w:r>
-        <w:t xml:space="preserve"> file, which already has random dates listed (until 2030). The output will only include results from those dates and sampling effort will factor that in.</w:t>
-      </w:r>
-      <w:r>
-        <w:t xml:space="preserve"> If you select ‘no’, subsampling will not be implemented in the output.</w:t>
-      </w:r>
-    </w:p>
-    <w:p>
-      <w:pPr>
-        <w:pStyle w:val="ListParagraph"/>
-        <w:numPr>
-          <w:ilvl w:val="0"/>
-          <w:numId w:val="43"/>
-        </w:numPr>
-        <w:rPr>
-          <w:i/>
-          <w:iCs/>
-        </w:rPr>
-      </w:pPr>
-      <w:r>
-        <w:t xml:space="preserve">Choose if you want to exclude dates where there </w:t>
-      </w:r>
-      <w:r>
-        <w:t>were</w:t>
-      </w:r>
-      <w:r>
-        <w:t xml:space="preserve"> less than </w:t>
-      </w:r>
-      <w:r>
-        <w:rPr>
-          <w:b/>
-          <w:bCs/>
-        </w:rPr>
-        <w:t>23 hours of audio</w:t>
-      </w:r>
-      <w:r>
-        <w:t xml:space="preserve"> recordings. For the rumble analysis, we only look at counts from days with at least 23 hours, so we choose ‘yes’. For gunshot analysis, we don’t have a time threshold, so we choose ‘no’. The duration of recording per day comes from the sound check file</w:t>
-      </w:r>
-      <w:r>
-        <w:t>, and sounds to be excluded from the summaries are marked with ‘e’ in the sound check table</w:t>
-      </w:r>
-      <w:r>
-        <w:t>.</w:t>
-      </w:r>
-      <w:r>
-        <w:t xml:space="preserve"> </w:t>
-      </w:r>
-    </w:p>
-    <w:p>
-      <w:pPr>
-        <w:pStyle w:val="ListParagraph"/>
-        <w:numPr>
-          <w:ilvl w:val="0"/>
-          <w:numId w:val="9"/>
-        </w:numPr>
-      </w:pPr>
-      <w:r>
-        <w:t xml:space="preserve">When ready, click </w:t>
-      </w:r>
-      <w:r>
-        <w:rPr>
-          <w:b/>
-          <w:bCs/>
-        </w:rPr>
-        <w:t>Check Your Info</w:t>
-      </w:r>
-      <w:r>
-        <w:rPr>
-          <w:b/>
-          <w:bCs/>
-        </w:rPr>
-        <w:t xml:space="preserve"> </w:t>
-      </w:r>
-      <w:r>
-        <w:t>and confirm that all the information is correct</w:t>
-      </w:r>
-    </w:p>
-    <w:p>
-      <w:pPr>
-        <w:pStyle w:val="ListParagraph"/>
-        <w:numPr>
-          <w:ilvl w:val="0"/>
-          <w:numId w:val="9"/>
-        </w:numPr>
-      </w:pPr>
-      <w:r>
-        <w:t>When you’d confirmed the info is correct, click “</w:t>
-      </w:r>
-      <w:r>
-        <w:rPr>
-          <w:b/>
-          <w:bCs/>
-        </w:rPr>
-        <w:t xml:space="preserve">Run Data </w:t>
-      </w:r>
-      <w:r>
-        <w:rPr>
-          <w:b/>
-          <w:bCs/>
-        </w:rPr>
-        <w:t>Summari</w:t>
-      </w:r>
-      <w:r>
-        <w:rPr>
-          <w:b/>
-          <w:bCs/>
-        </w:rPr>
-        <w:t>es</w:t>
-      </w:r>
-      <w:r>
-        <w:t>”</w:t>
-      </w:r>
-    </w:p>
-    <w:p>
-      <w:pPr>
-        <w:pStyle w:val="ListParagraph"/>
-        <w:numPr>
-          <w:ilvl w:val="0"/>
-          <w:numId w:val="9"/>
-        </w:numPr>
-      </w:pPr>
-      <w:r>
-        <w:t xml:space="preserve">The </w:t>
-      </w:r>
-      <w:r>
-        <w:rPr>
-          <w:b/>
-          <w:bCs/>
-        </w:rPr>
-        <w:t>output</w:t>
-      </w:r>
-      <w:r>
-        <w:t xml:space="preserve"> will be saved to the folder you specified and will include:</w:t>
-      </w:r>
-    </w:p>
-    <w:p>
-      <w:pPr>
-        <w:pStyle w:val="ListParagraph"/>
-        <w:numPr>
-          <w:ilvl w:val="1"/>
-          <w:numId w:val="9"/>
-        </w:numPr>
-        <w:rPr>
-          <w:b/>
-          <w:bCs/>
-          <w:u w:val="single"/>
-        </w:rPr>
-      </w:pPr>
-      <w:r>
-        <w:rPr>
-          <w:b/>
-          <w:bCs/>
-          <w:u w:val="single"/>
-        </w:rPr>
-        <w:t>Hourly summaries</w:t>
-      </w:r>
-    </w:p>
-    <w:p>
-      <w:pPr>
-        <w:pStyle w:val="ListParagraph"/>
-        <w:numPr>
-          <w:ilvl w:val="2"/>
-          <w:numId w:val="9"/>
-        </w:numPr>
-      </w:pPr>
-      <w:r>
-        <w:t>Total rumbles per hour per site per day</w:t>
-      </w:r>
-    </w:p>
-    <w:p>
-      <w:pPr>
-        <w:pStyle w:val="ListParagraph"/>
-        <w:numPr>
-          <w:ilvl w:val="3"/>
-          <w:numId w:val="9"/>
-        </w:numPr>
-      </w:pPr>
-      <w:r>
-        <w:t>Table (.txt)</w:t>
-      </w:r>
-      <w:r>
-        <w:t>: “</w:t>
-      </w:r>
-      <w:r>
-        <w:t>_Rumbles_ZeroDays_ExcludeBadSounds_Rand_hourly.txt</w:t>
-      </w:r>
-      <w:r>
-        <w:t>”</w:t>
-      </w:r>
-    </w:p>
-    <w:p>
-      <w:pPr>
-        <w:pStyle w:val="ListParagraph"/>
-        <w:numPr>
-          <w:ilvl w:val="4"/>
-          <w:numId w:val="35"/>
-        </w:numPr>
-      </w:pPr>
-      <w:r>
-        <w:t>Includes</w:t>
-      </w:r>
-    </w:p>
-    <w:p>
-      <w:pPr>
-        <w:pStyle w:val="ListParagraph"/>
-        <w:numPr>
-          <w:ilvl w:val="5"/>
-          <w:numId w:val="35"/>
-        </w:numPr>
-      </w:pPr>
-      <w:r>
-        <w:t>File name</w:t>
-      </w:r>
-    </w:p>
-    <w:p>
-      <w:pPr>
-        <w:pStyle w:val="ListParagraph"/>
-        <w:numPr>
-          <w:ilvl w:val="5"/>
-          <w:numId w:val="35"/>
-        </w:numPr>
-      </w:pPr>
-      <w:r>
-        <w:t>Date</w:t>
-      </w:r>
-    </w:p>
-    <w:p>
-      <w:pPr>
-        <w:pStyle w:val="ListParagraph"/>
-        <w:numPr>
-          <w:ilvl w:val="5"/>
-          <w:numId w:val="35"/>
-        </w:numPr>
-      </w:pPr>
-      <w:r>
-        <w:t>Deployment number</w:t>
-      </w:r>
-    </w:p>
-    <w:p>
-      <w:pPr>
-        <w:pStyle w:val="ListParagraph"/>
-        <w:numPr>
-          <w:ilvl w:val="5"/>
-          <w:numId w:val="35"/>
-        </w:numPr>
-      </w:pPr>
-      <w:r>
-        <w:t xml:space="preserve">Latitude </w:t>
-      </w:r>
-    </w:p>
-    <w:p>
-      <w:pPr>
-        <w:pStyle w:val="ListParagraph"/>
-        <w:numPr>
-          <w:ilvl w:val="5"/>
-          <w:numId w:val="35"/>
-        </w:numPr>
-      </w:pPr>
-      <w:r>
-        <w:t>Longitude</w:t>
-      </w:r>
-    </w:p>
-    <w:p>
-      <w:pPr>
-        <w:pStyle w:val="ListParagraph"/>
-        <w:numPr>
-          <w:ilvl w:val="5"/>
-          <w:numId w:val="35"/>
-        </w:numPr>
-      </w:pPr>
-      <w:r>
-        <w:t>Month</w:t>
-      </w:r>
-    </w:p>
-    <w:p>
-      <w:pPr>
-        <w:pStyle w:val="ListParagraph"/>
-        <w:numPr>
-          <w:ilvl w:val="5"/>
-          <w:numId w:val="35"/>
-        </w:numPr>
-      </w:pPr>
-      <w:r>
-        <w:t>Year</w:t>
-      </w:r>
-    </w:p>
-    <w:p>
-      <w:pPr>
-        <w:pStyle w:val="ListParagraph"/>
-        <w:numPr>
-          <w:ilvl w:val="5"/>
-          <w:numId w:val="35"/>
-        </w:numPr>
-      </w:pPr>
-      <w:r>
-        <w:t>Week date (first date of each week)</w:t>
-      </w:r>
-    </w:p>
-    <w:p>
-      <w:pPr>
-        <w:pStyle w:val="ListParagraph"/>
-        <w:numPr>
-          <w:ilvl w:val="5"/>
-          <w:numId w:val="35"/>
-        </w:numPr>
-      </w:pPr>
-      <w:commentRangeStart w:id="48"/>
-      <w:r>
-        <w:t>If the hour is considered day (06:00 – 18:00) or night (18:00 – 06:00)</w:t>
-      </w:r>
-      <w:commentRangeEnd w:id="48"/>
+      <w:commentRangeEnd w:id="47"/>
       <w:r>
         <w:rPr>
           <w:rStyle w:val="CommentReference"/>
           <w:sz w:val="22"/>
           <w:szCs w:val="22"/>
         </w:rPr>
-        <w:commentReference w:id="48"/>
-      </w:r>
-    </w:p>
-    <w:p>
-      <w:pPr>
-        <w:pStyle w:val="ListParagraph"/>
-        <w:numPr>
-          <w:ilvl w:val="3"/>
+        <w:commentReference w:id="47"/>
+      </w:r>
+    </w:p>
+    <w:p>
+      <w:pPr>
+        <w:pStyle w:val="ListParagraph"/>
+        <w:numPr>
+          <w:ilvl w:val="0"/>
+          <w:numId w:val="43"/>
+        </w:numPr>
+      </w:pPr>
+      <w:r>
+        <w:rPr>
+          <w:b/>
+          <w:bCs/>
+        </w:rPr>
+        <w:t>Input 6</w:t>
+      </w:r>
+      <w:r>
+        <w:t xml:space="preserve">: Choose the folder that has the </w:t>
+      </w:r>
+      <w:r>
+        <w:rPr>
+          <w:b/>
+          <w:bCs/>
+        </w:rPr>
+        <w:t>selection tables</w:t>
+      </w:r>
+      <w:r>
+        <w:t xml:space="preserve"> to be summarized. This folder should only contain the selection table that match to deployment and project to be summarized, do not include other selection tables from other projects and deployments.</w:t>
+      </w:r>
+    </w:p>
+    <w:p>
+      <w:pPr>
+        <w:pStyle w:val="ListParagraph"/>
+        <w:numPr>
+          <w:ilvl w:val="0"/>
+          <w:numId w:val="43"/>
+        </w:numPr>
+      </w:pPr>
+      <w:r>
+        <w:rPr>
+          <w:b/>
+          <w:bCs/>
+        </w:rPr>
+        <w:t>Input 7</w:t>
+      </w:r>
+      <w:r>
+        <w:t xml:space="preserve">: Select the folder that contains the </w:t>
+      </w:r>
+      <w:r>
+        <w:rPr>
+          <w:b/>
+          <w:bCs/>
+        </w:rPr>
+        <w:t>zero-day files</w:t>
+      </w:r>
+      <w:r>
+        <w:t xml:space="preserve"> that should be included in the sampling effort. Only the zero-day files that correspond to the specified project and deployments should be in this folder. Do not include zero-day files from other projects and deployments in the folder.</w:t>
+      </w:r>
+    </w:p>
+    <w:p>
+      <w:pPr>
+        <w:pStyle w:val="ListParagraph"/>
+        <w:numPr>
+          <w:ilvl w:val="0"/>
+          <w:numId w:val="43"/>
+        </w:numPr>
+      </w:pPr>
+      <w:r>
+        <w:lastRenderedPageBreak/>
+        <w:t>Choose</w:t>
+      </w:r>
+      <w:r>
+        <w:t xml:space="preserve"> if you want to use a </w:t>
+      </w:r>
+      <w:r>
+        <w:rPr>
+          <w:b/>
+          <w:bCs/>
+        </w:rPr>
+        <w:t>sound check file</w:t>
+      </w:r>
+      <w:r>
+        <w:t xml:space="preserve"> in the summaries. Using the sound check file allows the summaries to account for sampling effort by identifying sites and dates that should be excluded from the summaries. If you select ‘yes’, select the folder that has the sound check files. This can be anywhere on your computer or external volume. Ensure that only the sound check files for this project and deployments is in the folder, do not include sound check files from other deployments and projects. If you select ‘no’ the summaries will not account for times to exclude.</w:t>
+      </w:r>
+    </w:p>
+    <w:p>
+      <w:pPr>
+        <w:pStyle w:val="ListParagraph"/>
+        <w:numPr>
+          <w:ilvl w:val="0"/>
+          <w:numId w:val="43"/>
+        </w:numPr>
+      </w:pPr>
+      <w:r>
+        <w:t xml:space="preserve">Choose if you want to include </w:t>
+      </w:r>
+      <w:r>
+        <w:rPr>
+          <w:b/>
+          <w:bCs/>
+        </w:rPr>
+        <w:t>sites</w:t>
+      </w:r>
+      <w:r>
+        <w:t xml:space="preserve"> in the summaries beyond those listed in the sites.txt file. If you choose ‘yes’, then you must select the .txt file that contains a list of your sites. That file should be</w:t>
+      </w:r>
+      <w:r>
+        <w:t xml:space="preserve"> found</w:t>
+      </w:r>
+      <w:r>
+        <w:t xml:space="preserve"> here: </w:t>
+      </w:r>
+      <w:r>
+        <w:rPr>
+          <w:i/>
+          <w:iCs/>
+        </w:rPr>
+        <w:t>elpR_Shiny\files_for_elpR\sites</w:t>
+      </w:r>
+      <w:r>
+        <w:t>. If you choose ‘no’, all sites in the selection tables will be included in the summaries. This can be useful if you want to only summarize a subset of sites. You could create a custom site list for that. If you want strata and/or habitat type included in the summaries, they should exist in this site file.</w:t>
+      </w:r>
+      <w:r>
+        <w:t xml:space="preserve"> See other site files in the elpR folder for examples.</w:t>
+      </w:r>
+    </w:p>
+    <w:p>
+      <w:pPr>
+        <w:pStyle w:val="ListParagraph"/>
+        <w:numPr>
+          <w:ilvl w:val="0"/>
+          <w:numId w:val="43"/>
+        </w:numPr>
+        <w:rPr>
+          <w:i/>
+          <w:iCs/>
+        </w:rPr>
+      </w:pPr>
+      <w:r>
+        <w:t xml:space="preserve">Choose if you only want to summarize counts based on </w:t>
+      </w:r>
+      <w:r>
+        <w:rPr>
+          <w:b/>
+          <w:bCs/>
+        </w:rPr>
+        <w:t>3 random days per week</w:t>
+      </w:r>
+      <w:r>
+        <w:t xml:space="preserve"> (which is what we use for elephant analysis). If you select “yes”, the script will read in the </w:t>
+      </w:r>
+      <w:r>
+        <w:rPr>
+          <w:i/>
+          <w:iCs/>
+        </w:rPr>
+        <w:t>elpR_Shiny\files_for_elpR\rand-days\Rand_dates.csv</w:t>
+      </w:r>
+      <w:r>
+        <w:t xml:space="preserve"> file, which already has random dates listed (until 2030). The output will only include results from those dates and sampling effort will factor that in.</w:t>
+      </w:r>
+      <w:r>
+        <w:t xml:space="preserve"> If you select ‘no’, subsampling will not be implemented in the output.</w:t>
+      </w:r>
+    </w:p>
+    <w:p>
+      <w:pPr>
+        <w:pStyle w:val="ListParagraph"/>
+        <w:numPr>
+          <w:ilvl w:val="0"/>
+          <w:numId w:val="43"/>
+        </w:numPr>
+        <w:rPr>
+          <w:i/>
+          <w:iCs/>
+        </w:rPr>
+      </w:pPr>
+      <w:r>
+        <w:t xml:space="preserve">Choose if you want to exclude dates where there </w:t>
+      </w:r>
+      <w:r>
+        <w:t>were</w:t>
+      </w:r>
+      <w:r>
+        <w:t xml:space="preserve"> less than </w:t>
+      </w:r>
+      <w:r>
+        <w:rPr>
+          <w:b/>
+          <w:bCs/>
+        </w:rPr>
+        <w:t>23 hours of audio</w:t>
+      </w:r>
+      <w:r>
+        <w:t xml:space="preserve"> recordings. For the rumble analysis, we only look at counts from days with at least 23 hours, so we choose ‘yes’. For gunshot analysis, we don’t have a time threshold, so we choose ‘no’. The duration of recording per day comes from the sound check file</w:t>
+      </w:r>
+      <w:r>
+        <w:t>, and sounds to be excluded from the summaries are marked with ‘e’ in the sound check table</w:t>
+      </w:r>
+      <w:r>
+        <w:t>.</w:t>
+      </w:r>
+      <w:r>
+        <w:t xml:space="preserve"> </w:t>
+      </w:r>
+    </w:p>
+    <w:p>
+      <w:pPr>
+        <w:pStyle w:val="ListParagraph"/>
+        <w:numPr>
+          <w:ilvl w:val="0"/>
           <w:numId w:val="9"/>
         </w:numPr>
       </w:pPr>
       <w:r>
-        <w:t>Plot (.png and .eps)</w:t>
-      </w:r>
-    </w:p>
-    <w:p>
-      <w:pPr>
-        <w:pStyle w:val="ListParagraph"/>
-        <w:numPr>
-          <w:ilvl w:val="4"/>
-          <w:numId w:val="34"/>
-        </w:numPr>
-      </w:pPr>
-      <w:r>
-        <w:t>“</w:t>
-      </w:r>
-      <w:r>
-        <w:t>_ele_hrly_plot</w:t>
-      </w:r>
-      <w:r>
-        <w:t xml:space="preserve">”: </w:t>
-      </w:r>
-      <w:r>
-        <w:t xml:space="preserve">line plot of </w:t>
-      </w:r>
-      <w:r>
-        <w:t>Total rumbles per hour per site</w:t>
-      </w:r>
-    </w:p>
-    <w:p>
-      <w:pPr>
-        <w:pStyle w:val="ListParagraph"/>
-        <w:numPr>
-          <w:ilvl w:val="4"/>
-          <w:numId w:val="34"/>
-        </w:numPr>
-      </w:pPr>
-      <w:r>
-        <w:lastRenderedPageBreak/>
-        <w:t>“</w:t>
-      </w:r>
-      <w:r>
-        <w:t>_ele_hrly_nightday_plot</w:t>
-      </w:r>
-      <w:r>
-        <w:t xml:space="preserve">”: </w:t>
-      </w:r>
-      <w:r>
-        <w:t xml:space="preserve">boxplot of </w:t>
-      </w:r>
-      <w:r>
-        <w:t>total rumbles during the night and day time hours (all sites combined)</w:t>
-      </w:r>
-    </w:p>
-    <w:p>
-      <w:pPr>
-        <w:pStyle w:val="ListParagraph"/>
-        <w:numPr>
-          <w:ilvl w:val="4"/>
-          <w:numId w:val="34"/>
-        </w:numPr>
-      </w:pPr>
-      <w:r>
-        <w:t xml:space="preserve">“_ele_hr_site_plot”: </w:t>
-      </w:r>
-      <w:r>
-        <w:t xml:space="preserve">barplot of </w:t>
-      </w:r>
-      <w:r>
-        <w:t>Mean</w:t>
-      </w:r>
-      <w:r>
-        <w:t xml:space="preserve"> (±SE)</w:t>
-      </w:r>
-      <w:r>
-        <w:t xml:space="preserve"> rumbles per hour per site</w:t>
-      </w:r>
-    </w:p>
-    <w:p>
-      <w:pPr>
-        <w:pStyle w:val="ListParagraph"/>
-        <w:numPr>
-          <w:ilvl w:val="4"/>
-          <w:numId w:val="34"/>
-        </w:numPr>
-      </w:pPr>
-      <w:r>
-        <w:t>“</w:t>
-      </w:r>
-      <w:r>
-        <w:t>_ele_hr_plot</w:t>
-      </w:r>
-      <w:r>
-        <w:t xml:space="preserve">”: </w:t>
-      </w:r>
-      <w:r>
-        <w:t xml:space="preserve">barplot of </w:t>
-      </w:r>
-      <w:r>
-        <w:t xml:space="preserve">Mean </w:t>
-      </w:r>
-      <w:r>
-        <w:t>(±SE)</w:t>
-      </w:r>
-      <w:r>
-        <w:t xml:space="preserve"> rumbles per hours (sites combined)</w:t>
-      </w:r>
-    </w:p>
-    <w:p>
-      <w:pPr>
-        <w:pStyle w:val="ListParagraph"/>
-        <w:numPr>
-          <w:ilvl w:val="1"/>
+        <w:t xml:space="preserve">When ready, click </w:t>
+      </w:r>
+      <w:r>
+        <w:rPr>
+          <w:b/>
+          <w:bCs/>
+        </w:rPr>
+        <w:t>Check Your Info</w:t>
+      </w:r>
+      <w:r>
+        <w:rPr>
+          <w:b/>
+          <w:bCs/>
+        </w:rPr>
+        <w:t xml:space="preserve"> </w:t>
+      </w:r>
+      <w:r>
+        <w:t>and confirm that all the information is correct</w:t>
+      </w:r>
+    </w:p>
+    <w:p>
+      <w:pPr>
+        <w:pStyle w:val="ListParagraph"/>
+        <w:numPr>
+          <w:ilvl w:val="0"/>
           <w:numId w:val="9"/>
         </w:numPr>
-        <w:rPr>
-          <w:b/>
-          <w:bCs/>
-          <w:u w:val="single"/>
-        </w:rPr>
-      </w:pPr>
-      <w:r>
-        <w:rPr>
-          <w:b/>
-          <w:bCs/>
-          <w:u w:val="single"/>
-        </w:rPr>
-        <w:t>Daily Summaries</w:t>
-      </w:r>
-    </w:p>
-    <w:p>
-      <w:pPr>
-        <w:pStyle w:val="ListParagraph"/>
-        <w:numPr>
-          <w:ilvl w:val="2"/>
-          <w:numId w:val="33"/>
-        </w:numPr>
-      </w:pPr>
-      <w:r>
-        <w:t>Table (.txt): “</w:t>
-      </w:r>
-      <w:r>
-        <w:t>_Rumbles_perDay.txt</w:t>
+      </w:pPr>
+      <w:r>
+        <w:t>When you’d confirmed the info is correct, click “</w:t>
+      </w:r>
+      <w:r>
+        <w:rPr>
+          <w:b/>
+          <w:bCs/>
+        </w:rPr>
+        <w:t xml:space="preserve">Run Data </w:t>
+      </w:r>
+      <w:r>
+        <w:rPr>
+          <w:b/>
+          <w:bCs/>
+        </w:rPr>
+        <w:t>Summari</w:t>
+      </w:r>
+      <w:r>
+        <w:rPr>
+          <w:b/>
+          <w:bCs/>
+        </w:rPr>
+        <w:t>es</w:t>
       </w:r>
       <w:r>
         <w:t>”</w:t>
@@ -9681,61 +9329,436 @@
       <w:pPr>
         <w:pStyle w:val="ListParagraph"/>
         <w:numPr>
-          <w:ilvl w:val="3"/>
-          <w:numId w:val="33"/>
-        </w:numPr>
-      </w:pPr>
-      <w:r>
-        <w:t>Includes:</w:t>
-      </w:r>
-    </w:p>
-    <w:p>
-      <w:pPr>
-        <w:pStyle w:val="ListParagraph"/>
-        <w:numPr>
-          <w:ilvl w:val="4"/>
-          <w:numId w:val="33"/>
-        </w:numPr>
-      </w:pPr>
-      <w:r>
-        <w:t>Date</w:t>
-      </w:r>
-    </w:p>
-    <w:p>
-      <w:pPr>
-        <w:pStyle w:val="ListParagraph"/>
-        <w:numPr>
-          <w:ilvl w:val="4"/>
-          <w:numId w:val="33"/>
-        </w:numPr>
-      </w:pPr>
-      <w:r>
-        <w:t>Site</w:t>
-      </w:r>
-    </w:p>
-    <w:p>
-      <w:pPr>
-        <w:pStyle w:val="ListParagraph"/>
-        <w:numPr>
-          <w:ilvl w:val="4"/>
-          <w:numId w:val="33"/>
-        </w:numPr>
-      </w:pPr>
-      <w:r>
-        <w:t>WeekDate (</w:t>
-      </w:r>
-      <w:commentRangeStart w:id="49"/>
-      <w:r>
-        <w:t>first date in week</w:t>
-      </w:r>
-      <w:commentRangeEnd w:id="49"/>
+          <w:ilvl w:val="0"/>
+          <w:numId w:val="9"/>
+        </w:numPr>
+      </w:pPr>
+      <w:r>
+        <w:t xml:space="preserve">The </w:t>
+      </w:r>
+      <w:commentRangeStart w:id="48"/>
+      <w:r>
+        <w:rPr>
+          <w:b/>
+          <w:bCs/>
+        </w:rPr>
+        <w:t>output</w:t>
+      </w:r>
+      <w:r>
+        <w:t xml:space="preserve"> </w:t>
+      </w:r>
+      <w:commentRangeEnd w:id="48"/>
       <w:r>
         <w:rPr>
           <w:rStyle w:val="CommentReference"/>
           <w:sz w:val="22"/>
           <w:szCs w:val="22"/>
         </w:rPr>
+        <w:commentReference w:id="48"/>
+      </w:r>
+      <w:r>
+        <w:t>will be saved to the folder you specified and will include:</w:t>
+      </w:r>
+    </w:p>
+    <w:p>
+      <w:pPr>
+        <w:pStyle w:val="ListParagraph"/>
+        <w:numPr>
+          <w:ilvl w:val="1"/>
+          <w:numId w:val="9"/>
+        </w:numPr>
+        <w:rPr>
+          <w:b/>
+          <w:bCs/>
+          <w:u w:val="single"/>
+        </w:rPr>
+      </w:pPr>
+      <w:r>
+        <w:rPr>
+          <w:b/>
+          <w:bCs/>
+          <w:u w:val="single"/>
+        </w:rPr>
+        <w:t>Hourly summaries</w:t>
+      </w:r>
+    </w:p>
+    <w:p>
+      <w:pPr>
+        <w:pStyle w:val="ListParagraph"/>
+        <w:numPr>
+          <w:ilvl w:val="2"/>
+          <w:numId w:val="9"/>
+        </w:numPr>
+      </w:pPr>
+      <w:r>
+        <w:t>Total rumbles per hour per site per day</w:t>
+      </w:r>
+    </w:p>
+    <w:p>
+      <w:pPr>
+        <w:pStyle w:val="ListParagraph"/>
+        <w:numPr>
+          <w:ilvl w:val="3"/>
+          <w:numId w:val="9"/>
+        </w:numPr>
+      </w:pPr>
+      <w:r>
+        <w:t>Table (.txt)</w:t>
+      </w:r>
+      <w:r>
+        <w:t>: “</w:t>
+      </w:r>
+      <w:r>
+        <w:t>_Rumbles_ZeroDays_ExcludeBadSounds_Rand_hourly.txt</w:t>
+      </w:r>
+      <w:r>
+        <w:t>”</w:t>
+      </w:r>
+    </w:p>
+    <w:p>
+      <w:pPr>
+        <w:pStyle w:val="ListParagraph"/>
+        <w:numPr>
+          <w:ilvl w:val="4"/>
+          <w:numId w:val="35"/>
+        </w:numPr>
+      </w:pPr>
+      <w:r>
+        <w:t>Includes</w:t>
+      </w:r>
+    </w:p>
+    <w:p>
+      <w:pPr>
+        <w:pStyle w:val="ListParagraph"/>
+        <w:numPr>
+          <w:ilvl w:val="5"/>
+          <w:numId w:val="35"/>
+        </w:numPr>
+      </w:pPr>
+      <w:r>
+        <w:t>File name</w:t>
+      </w:r>
+    </w:p>
+    <w:p>
+      <w:pPr>
+        <w:pStyle w:val="ListParagraph"/>
+        <w:numPr>
+          <w:ilvl w:val="5"/>
+          <w:numId w:val="35"/>
+        </w:numPr>
+      </w:pPr>
+      <w:r>
+        <w:t>Date</w:t>
+      </w:r>
+    </w:p>
+    <w:p>
+      <w:pPr>
+        <w:pStyle w:val="ListParagraph"/>
+        <w:numPr>
+          <w:ilvl w:val="5"/>
+          <w:numId w:val="35"/>
+        </w:numPr>
+      </w:pPr>
+      <w:r>
+        <w:t>Deployment number</w:t>
+      </w:r>
+    </w:p>
+    <w:p>
+      <w:pPr>
+        <w:pStyle w:val="ListParagraph"/>
+        <w:numPr>
+          <w:ilvl w:val="5"/>
+          <w:numId w:val="35"/>
+        </w:numPr>
+      </w:pPr>
+      <w:r>
+        <w:t xml:space="preserve">Latitude </w:t>
+      </w:r>
+    </w:p>
+    <w:p>
+      <w:pPr>
+        <w:pStyle w:val="ListParagraph"/>
+        <w:numPr>
+          <w:ilvl w:val="5"/>
+          <w:numId w:val="35"/>
+        </w:numPr>
+      </w:pPr>
+      <w:r>
+        <w:t>Longitude</w:t>
+      </w:r>
+    </w:p>
+    <w:p>
+      <w:pPr>
+        <w:pStyle w:val="ListParagraph"/>
+        <w:numPr>
+          <w:ilvl w:val="5"/>
+          <w:numId w:val="35"/>
+        </w:numPr>
+      </w:pPr>
+      <w:r>
+        <w:t>Month</w:t>
+      </w:r>
+    </w:p>
+    <w:p>
+      <w:pPr>
+        <w:pStyle w:val="ListParagraph"/>
+        <w:numPr>
+          <w:ilvl w:val="5"/>
+          <w:numId w:val="35"/>
+        </w:numPr>
+      </w:pPr>
+      <w:r>
+        <w:t>Year</w:t>
+      </w:r>
+    </w:p>
+    <w:p>
+      <w:pPr>
+        <w:pStyle w:val="ListParagraph"/>
+        <w:numPr>
+          <w:ilvl w:val="5"/>
+          <w:numId w:val="35"/>
+        </w:numPr>
+      </w:pPr>
+      <w:r>
+        <w:t>Week date (first date of each week)</w:t>
+      </w:r>
+    </w:p>
+    <w:p>
+      <w:pPr>
+        <w:pStyle w:val="ListParagraph"/>
+        <w:numPr>
+          <w:ilvl w:val="5"/>
+          <w:numId w:val="35"/>
+        </w:numPr>
+      </w:pPr>
+      <w:commentRangeStart w:id="49"/>
+      <w:r>
+        <w:t>If the hour is considered day (06:00 – 18:00) or night (18:00 – 06:00)</w:t>
+      </w:r>
+      <w:commentRangeEnd w:id="49"/>
+      <w:r>
+        <w:rPr>
+          <w:rStyle w:val="CommentReference"/>
+          <w:sz w:val="22"/>
+          <w:szCs w:val="22"/>
+        </w:rPr>
         <w:commentReference w:id="49"/>
+      </w:r>
+    </w:p>
+    <w:p>
+      <w:pPr>
+        <w:pStyle w:val="ListParagraph"/>
+        <w:numPr>
+          <w:ilvl w:val="3"/>
+          <w:numId w:val="9"/>
+        </w:numPr>
+      </w:pPr>
+      <w:r>
+        <w:t>Plot (.png and .eps)</w:t>
+      </w:r>
+    </w:p>
+    <w:p>
+      <w:pPr>
+        <w:pStyle w:val="ListParagraph"/>
+        <w:numPr>
+          <w:ilvl w:val="4"/>
+          <w:numId w:val="34"/>
+        </w:numPr>
+      </w:pPr>
+      <w:r>
+        <w:t>“</w:t>
+      </w:r>
+      <w:r>
+        <w:t>_ele_hrly_plot</w:t>
+      </w:r>
+      <w:r>
+        <w:t xml:space="preserve">”: </w:t>
+      </w:r>
+      <w:r>
+        <w:t xml:space="preserve">line plot of </w:t>
+      </w:r>
+      <w:r>
+        <w:t>Total rumbles per hour per site</w:t>
+      </w:r>
+    </w:p>
+    <w:p>
+      <w:pPr>
+        <w:pStyle w:val="ListParagraph"/>
+        <w:numPr>
+          <w:ilvl w:val="4"/>
+          <w:numId w:val="34"/>
+        </w:numPr>
+      </w:pPr>
+      <w:r>
+        <w:lastRenderedPageBreak/>
+        <w:t>“</w:t>
+      </w:r>
+      <w:r>
+        <w:t>_ele_hrly_nightday_plot</w:t>
+      </w:r>
+      <w:r>
+        <w:t xml:space="preserve">”: </w:t>
+      </w:r>
+      <w:r>
+        <w:t xml:space="preserve">boxplot of </w:t>
+      </w:r>
+      <w:r>
+        <w:t>total rumbles during the night and day time hours (all sites combined)</w:t>
+      </w:r>
+    </w:p>
+    <w:p>
+      <w:pPr>
+        <w:pStyle w:val="ListParagraph"/>
+        <w:numPr>
+          <w:ilvl w:val="4"/>
+          <w:numId w:val="34"/>
+        </w:numPr>
+      </w:pPr>
+      <w:r>
+        <w:t xml:space="preserve">“_ele_hr_site_plot”: </w:t>
+      </w:r>
+      <w:r>
+        <w:t xml:space="preserve">barplot of </w:t>
+      </w:r>
+      <w:r>
+        <w:t>Mean</w:t>
+      </w:r>
+      <w:r>
+        <w:t xml:space="preserve"> (±SE)</w:t>
+      </w:r>
+      <w:r>
+        <w:t xml:space="preserve"> rumbles per hour per site</w:t>
+      </w:r>
+    </w:p>
+    <w:p>
+      <w:pPr>
+        <w:pStyle w:val="ListParagraph"/>
+        <w:numPr>
+          <w:ilvl w:val="4"/>
+          <w:numId w:val="34"/>
+        </w:numPr>
+      </w:pPr>
+      <w:r>
+        <w:t>“</w:t>
+      </w:r>
+      <w:r>
+        <w:t>_ele_hr_plot</w:t>
+      </w:r>
+      <w:r>
+        <w:t xml:space="preserve">”: </w:t>
+      </w:r>
+      <w:r>
+        <w:t xml:space="preserve">barplot of </w:t>
+      </w:r>
+      <w:r>
+        <w:t xml:space="preserve">Mean </w:t>
+      </w:r>
+      <w:r>
+        <w:t>(±SE)</w:t>
+      </w:r>
+      <w:r>
+        <w:t xml:space="preserve"> rumbles per hours (sites combined)</w:t>
+      </w:r>
+    </w:p>
+    <w:p>
+      <w:pPr>
+        <w:pStyle w:val="ListParagraph"/>
+        <w:numPr>
+          <w:ilvl w:val="1"/>
+          <w:numId w:val="9"/>
+        </w:numPr>
+        <w:rPr>
+          <w:b/>
+          <w:bCs/>
+          <w:u w:val="single"/>
+        </w:rPr>
+      </w:pPr>
+      <w:r>
+        <w:rPr>
+          <w:b/>
+          <w:bCs/>
+          <w:u w:val="single"/>
+        </w:rPr>
+        <w:t>Daily Summaries</w:t>
+      </w:r>
+    </w:p>
+    <w:p>
+      <w:pPr>
+        <w:pStyle w:val="ListParagraph"/>
+        <w:numPr>
+          <w:ilvl w:val="2"/>
+          <w:numId w:val="33"/>
+        </w:numPr>
+      </w:pPr>
+      <w:r>
+        <w:t>Table (.txt): “</w:t>
+      </w:r>
+      <w:r>
+        <w:t>_Rumbles_perDay.txt</w:t>
+      </w:r>
+      <w:r>
+        <w:t>”</w:t>
+      </w:r>
+    </w:p>
+    <w:p>
+      <w:pPr>
+        <w:pStyle w:val="ListParagraph"/>
+        <w:numPr>
+          <w:ilvl w:val="3"/>
+          <w:numId w:val="33"/>
+        </w:numPr>
+      </w:pPr>
+      <w:r>
+        <w:t>Includes:</w:t>
+      </w:r>
+    </w:p>
+    <w:p>
+      <w:pPr>
+        <w:pStyle w:val="ListParagraph"/>
+        <w:numPr>
+          <w:ilvl w:val="4"/>
+          <w:numId w:val="33"/>
+        </w:numPr>
+      </w:pPr>
+      <w:r>
+        <w:t>Date</w:t>
+      </w:r>
+    </w:p>
+    <w:p>
+      <w:pPr>
+        <w:pStyle w:val="ListParagraph"/>
+        <w:numPr>
+          <w:ilvl w:val="4"/>
+          <w:numId w:val="33"/>
+        </w:numPr>
+      </w:pPr>
+      <w:r>
+        <w:t>Site</w:t>
+      </w:r>
+    </w:p>
+    <w:p>
+      <w:pPr>
+        <w:pStyle w:val="ListParagraph"/>
+        <w:numPr>
+          <w:ilvl w:val="4"/>
+          <w:numId w:val="33"/>
+        </w:numPr>
+      </w:pPr>
+      <w:r>
+        <w:t>WeekDate (</w:t>
+      </w:r>
+      <w:commentRangeStart w:id="50"/>
+      <w:r>
+        <w:t>first date in week</w:t>
+      </w:r>
+      <w:commentRangeEnd w:id="50"/>
+      <w:r>
+        <w:rPr>
+          <w:rStyle w:val="CommentReference"/>
+          <w:sz w:val="22"/>
+          <w:szCs w:val="22"/>
+        </w:rPr>
+        <w:commentReference w:id="50"/>
       </w:r>
       <w:r>
         <w:t>)</w:t>
@@ -10330,7 +10353,7 @@
           <w:szCs w:val="22"/>
         </w:rPr>
       </w:pPr>
-      <w:commentRangeStart w:id="50"/>
+      <w:commentRangeStart w:id="51"/>
       <w:r>
         <w:rPr>
           <w:rStyle w:val="gpwvoe5cb5b"/>
@@ -10342,7 +10365,7 @@
         </w:rPr>
         <w:t>SumNightRumblesPerDaysSampled</w:t>
       </w:r>
-      <w:commentRangeEnd w:id="50"/>
+      <w:commentRangeEnd w:id="51"/>
       <w:r>
         <w:rPr>
           <w:rStyle w:val="CommentReference"/>
@@ -10352,7 +10375,7 @@
           <w:szCs w:val="22"/>
           <w:bdr w:val="none" w:sz="0" w:space="0" w:color="auto" w:frame="1"/>
         </w:rPr>
-        <w:commentReference w:id="50"/>
+        <w:commentReference w:id="51"/>
       </w:r>
       <w:r>
         <w:rPr>
@@ -10698,16 +10721,176 @@
     <w:p>
       <w:pPr>
         <w:pStyle w:val="ListParagraph"/>
+        <w:ind w:left="1440"/>
+      </w:pPr>
+    </w:p>
+    <w:p>
+      <w:pPr>
+        <w:pStyle w:val="Heading1"/>
+        <w:rPr>
+          <w:rStyle w:val="Heading1Char"/>
+        </w:rPr>
+      </w:pPr>
+      <w:r>
+        <w:rPr>
+          <w:rStyle w:val="Heading1Char"/>
+        </w:rPr>
+        <w:lastRenderedPageBreak/>
+        <w:t>13. RESULTS OF DATA SUMMARIES</w:t>
+      </w:r>
+    </w:p>
+    <w:p>
+      <w:r>
+        <w:t xml:space="preserve">This part of the app allows you to visualize the data summaries generated from the Data Summaries output. It requires the .Rds files generated </w:t>
+      </w:r>
+      <w:r>
+        <w:t>and the tables that were created by the Data Summaries function. Before running this function, make sure your input folders only contain files that are to be plotted.</w:t>
+      </w:r>
+      <w:bookmarkStart w:id="52" w:name="_Toc242969713"/>
+    </w:p>
+    <w:p>
+      <w:pPr>
+        <w:jc w:val="center"/>
+      </w:pPr>
+      <w:r>
+        <w:drawing>
+          <wp:inline distT="0" distB="0" distL="0" distR="0" wp14:anchorId="2046667B" wp14:editId="2D5DC9FC">
+            <wp:extent cx="5943600" cy="3868420"/>
+            <wp:effectExtent l="0" t="0" r="0" b="0"/>
+            <wp:docPr id="639255378" name="Picture 1"/>
+            <wp:cNvGraphicFramePr>
+              <a:graphicFrameLocks xmlns:a="http://schemas.openxmlformats.org/drawingml/2006/main" noChangeAspect="1"/>
+            </wp:cNvGraphicFramePr>
+            <a:graphic xmlns:a="http://schemas.openxmlformats.org/drawingml/2006/main">
+              <a:graphicData uri="http://schemas.openxmlformats.org/drawingml/2006/picture">
+                <pic:pic xmlns:pic="http://schemas.openxmlformats.org/drawingml/2006/picture">
+                  <pic:nvPicPr>
+                    <pic:cNvPr id="639255378" name=""/>
+                    <pic:cNvPicPr/>
+                  </pic:nvPicPr>
+                  <pic:blipFill>
+                    <a:blip r:embed="rId35"/>
+                    <a:stretch>
+                      <a:fillRect/>
+                    </a:stretch>
+                  </pic:blipFill>
+                  <pic:spPr>
+                    <a:xfrm>
+                      <a:off x="0" y="0"/>
+                      <a:ext cx="5943600" cy="3868420"/>
+                    </a:xfrm>
+                    <a:prstGeom prst="rect">
+                      <a:avLst/>
+                    </a:prstGeom>
+                  </pic:spPr>
+                </pic:pic>
+              </a:graphicData>
+            </a:graphic>
+          </wp:inline>
+        </w:drawing>
+      </w:r>
+    </w:p>
+    <w:p>
+      <w:pPr>
+        <w:pStyle w:val="ListParagraph"/>
+        <w:numPr>
+          <w:ilvl w:val="0"/>
+          <w:numId w:val="47"/>
+        </w:numPr>
+      </w:pPr>
+      <w:r>
+        <w:t>Open the App</w:t>
+      </w:r>
+    </w:p>
+    <w:p>
+      <w:pPr>
+        <w:pStyle w:val="ListParagraph"/>
+        <w:numPr>
+          <w:ilvl w:val="0"/>
+          <w:numId w:val="47"/>
+        </w:numPr>
+      </w:pPr>
+      <w:r>
+        <w:t>Go to the Results tab</w:t>
+      </w:r>
+    </w:p>
+    <w:p>
+      <w:pPr>
+        <w:pStyle w:val="ListParagraph"/>
+        <w:numPr>
+          <w:ilvl w:val="0"/>
+          <w:numId w:val="47"/>
+        </w:numPr>
+      </w:pPr>
+      <w:r>
+        <w:t>Plots</w:t>
+      </w:r>
+    </w:p>
+    <w:p>
+      <w:pPr>
+        <w:pStyle w:val="ListParagraph"/>
         <w:numPr>
           <w:ilvl w:val="1"/>
-          <w:numId w:val="9"/>
-        </w:numPr>
-      </w:pPr>
-      <w:r>
-        <w:t>Site Map summaries</w:t>
-      </w:r>
-      <w:r>
-        <w:t xml:space="preserve"> (in progress)</w:t>
+          <w:numId w:val="47"/>
+        </w:numPr>
+      </w:pPr>
+      <w:r>
+        <w:t xml:space="preserve">Click on the file icon to load your saved .Rds file </w:t>
+      </w:r>
+      <w:r>
+        <w:rPr>
+          <w:i/>
+          <w:iCs/>
+        </w:rPr>
+        <w:t>elpR_Shiny\files_for_elpR\data_summaries\summary_plots</w:t>
+      </w:r>
+    </w:p>
+    <w:p>
+      <w:pPr>
+        <w:pStyle w:val="ListParagraph"/>
+        <w:numPr>
+          <w:ilvl w:val="2"/>
+          <w:numId w:val="47"/>
+        </w:numPr>
+      </w:pPr>
+      <w:r>
+        <w:t>select the .Rds file to load (only choose one file)</w:t>
+      </w:r>
+    </w:p>
+    <w:p>
+      <w:pPr>
+        <w:pStyle w:val="ListParagraph"/>
+        <w:numPr>
+          <w:ilvl w:val="1"/>
+          <w:numId w:val="47"/>
+        </w:numPr>
+      </w:pPr>
+      <w:r>
+        <w:t>Click Load Plots</w:t>
+      </w:r>
+    </w:p>
+    <w:p>
+      <w:pPr>
+        <w:pStyle w:val="ListParagraph"/>
+        <w:numPr>
+          <w:ilvl w:val="1"/>
+          <w:numId w:val="47"/>
+        </w:numPr>
+      </w:pPr>
+      <w:r>
+        <w:t>Under plot options, explore the different plots.</w:t>
+      </w:r>
+    </w:p>
+    <w:p>
+      <w:pPr>
+        <w:pStyle w:val="ListParagraph"/>
+        <w:numPr>
+          <w:ilvl w:val="1"/>
+          <w:numId w:val="47"/>
+        </w:numPr>
+      </w:pPr>
+      <w:r>
+        <w:t>To download a .png (the app already should have saved .png files) or .eps (not already saved)</w:t>
       </w:r>
     </w:p>
     <w:p>
@@ -10715,65 +10898,103 @@
         <w:pStyle w:val="ListParagraph"/>
         <w:numPr>
           <w:ilvl w:val="0"/>
-          <w:numId w:val="45"/>
-        </w:numPr>
-      </w:pPr>
+          <w:numId w:val="47"/>
+        </w:numPr>
+      </w:pPr>
+      <w:r>
+        <w:t>Maps</w:t>
+      </w:r>
+    </w:p>
+    <w:p>
+      <w:pPr>
+        <w:pStyle w:val="ListParagraph"/>
+        <w:numPr>
+          <w:ilvl w:val="1"/>
+          <w:numId w:val="47"/>
+        </w:numPr>
+      </w:pPr>
+      <w:r>
+        <w:t>Click on the folder icon and choose the folder with the .txt tables (</w:t>
+      </w:r>
+      <w:r>
+        <w:rPr>
+          <w:i/>
+          <w:iCs/>
+        </w:rPr>
+        <w:t>elpR_Shiny\files_for_elpR\data_summaries\summary_tables</w:t>
+      </w:r>
+      <w:r>
+        <w:t>)</w:t>
+      </w:r>
+    </w:p>
+    <w:p>
+      <w:pPr>
+        <w:pStyle w:val="ListParagraph"/>
+        <w:numPr>
+          <w:ilvl w:val="1"/>
+          <w:numId w:val="47"/>
+        </w:numPr>
+      </w:pPr>
+      <w:r>
+        <w:t>Choose the Sites.txt file that contains site ID, latitude and longitude</w:t>
+      </w:r>
+    </w:p>
+    <w:p>
+      <w:pPr>
+        <w:pStyle w:val="ListParagraph"/>
+        <w:numPr>
+          <w:ilvl w:val="1"/>
+          <w:numId w:val="47"/>
+        </w:numPr>
+      </w:pPr>
+      <w:r>
+        <w:t>Click Load Tables</w:t>
+      </w:r>
+    </w:p>
+    <w:p>
+      <w:pPr>
+        <w:pStyle w:val="ListParagraph"/>
+        <w:numPr>
+          <w:ilvl w:val="1"/>
+          <w:numId w:val="47"/>
+        </w:numPr>
+      </w:pPr>
+      <w:r>
+        <w:t>Navigate the different map options</w:t>
+      </w:r>
+    </w:p>
+    <w:p>
+      <w:pPr>
+        <w:pStyle w:val="ListParagraph"/>
+        <w:numPr>
+          <w:ilvl w:val="1"/>
+          <w:numId w:val="47"/>
+        </w:numPr>
+      </w:pPr>
+      <w:commentRangeStart w:id="53"/>
       <w:r>
         <w:lastRenderedPageBreak/>
-        <w:t>Plot</w:t>
-      </w:r>
-    </w:p>
-    <w:p>
-      <w:pPr>
-        <w:pStyle w:val="ListParagraph"/>
-        <w:numPr>
-          <w:ilvl w:val="1"/>
-          <w:numId w:val="45"/>
-        </w:numPr>
-      </w:pPr>
-      <w:r>
-        <w:t>Total rumbles per site</w:t>
-      </w:r>
-    </w:p>
-    <w:p>
-      <w:pPr>
-        <w:pStyle w:val="ListParagraph"/>
-        <w:numPr>
-          <w:ilvl w:val="1"/>
-          <w:numId w:val="45"/>
-        </w:numPr>
-      </w:pPr>
-      <w:r>
-        <w:t>Total Rumbles per site per year</w:t>
-      </w:r>
-    </w:p>
-    <w:p>
-      <w:pPr>
-        <w:pStyle w:val="ListParagraph"/>
-        <w:numPr>
-          <w:ilvl w:val="1"/>
-          <w:numId w:val="45"/>
-        </w:numPr>
-      </w:pPr>
-      <w:r>
-        <w:t>Total Rumbles per site per month (disabled)</w:t>
-      </w:r>
-    </w:p>
-    <w:p>
-      <w:r>
-        <w:br w:type="page"/>
-      </w:r>
-    </w:p>
+        <w:t>Download the map by clicking Download</w:t>
+      </w:r>
+      <w:commentRangeEnd w:id="53"/>
+      <w:r>
+        <w:rPr>
+          <w:rStyle w:val="CommentReference"/>
+          <w:sz w:val="22"/>
+          <w:szCs w:val="22"/>
+        </w:rPr>
+        <w:commentReference w:id="53"/>
+      </w:r>
+    </w:p>
+    <w:p/>
     <w:p>
       <w:pPr>
         <w:pStyle w:val="Heading1"/>
       </w:pPr>
-      <w:bookmarkStart w:id="51" w:name="_Toc242969713"/>
-      <w:r>
-        <w:lastRenderedPageBreak/>
+      <w:r>
         <w:t>Troubleshooting</w:t>
       </w:r>
-      <w:bookmarkEnd w:id="51"/>
+      <w:bookmarkEnd w:id="52"/>
     </w:p>
     <w:p>
       <w:pPr>
@@ -10784,18 +11005,30 @@
         </w:numPr>
       </w:pPr>
       <w:r>
-        <w:t>Locked binding – try restarting R and Rstudio</w:t>
+        <w:t>When encountering “</w:t>
+      </w:r>
+      <w:r>
+        <w:t>Locked binding</w:t>
+      </w:r>
+      <w:r>
+        <w:t xml:space="preserve">” </w:t>
+      </w:r>
+      <w:r>
+        <w:t>errors</w:t>
+      </w:r>
+      <w:r>
+        <w:t xml:space="preserve"> – try restarting R and Rstudio</w:t>
       </w:r>
     </w:p>
     <w:p>
       <w:pPr>
         <w:pStyle w:val="Heading1"/>
       </w:pPr>
-      <w:bookmarkStart w:id="52" w:name="_Toc242969714"/>
+      <w:bookmarkStart w:id="54" w:name="_Toc242969714"/>
       <w:r>
         <w:t>Improvement Suggestions</w:t>
       </w:r>
-      <w:bookmarkEnd w:id="52"/>
+      <w:bookmarkEnd w:id="54"/>
     </w:p>
     <w:p>
       <w:pPr>
@@ -10862,18 +11095,6 @@
         <w:pStyle w:val="ListParagraph"/>
         <w:numPr>
           <w:ilvl w:val="0"/>
-          <w:numId w:val="10"/>
-        </w:numPr>
-      </w:pPr>
-      <w:r>
-        <w:t>Plots and visuals in a GUI window</w:t>
-      </w:r>
-    </w:p>
-    <w:p>
-      <w:pPr>
-        <w:pStyle w:val="ListParagraph"/>
-        <w:numPr>
-          <w:ilvl w:val="1"/>
           <w:numId w:val="10"/>
         </w:numPr>
       </w:pPr>
@@ -10998,7 +11219,7 @@
       </w:r>
     </w:p>
   </w:comment>
-  <w:comment w:id="46" w:author="Bobbi Jacqueline Estabrook" w:date="2026-10-15T15:04:00Z" w:initials="BE">
+  <w:comment w:id="46" w:author="Bobbi Jacqueline Estabrook" w:date="2026-10-15T15:23:00Z" w:initials="BE">
     <w:p>
       <w:pPr>
         <w:pStyle w:val="CommentText"/>
@@ -11010,11 +11231,11 @@
         <w:annotationRef/>
       </w:r>
       <w:r>
-        <w:t>Doesn’t look like this is working right now.</w:t>
+        <w:t>Will make this more flexible, but didn’t want user to use varying combinations of labels for the same detector for consistency.</w:t>
       </w:r>
     </w:p>
   </w:comment>
-  <w:comment w:id="47" w:author="Bobbi Jacqueline Estabrook" w:date="2026-10-15T15:23:00Z" w:initials="BE">
+  <w:comment w:id="47" w:author="Bobbi Jacqueline Estabrook" w:date="2026-10-15T22:10:00Z" w:initials="BE">
     <w:p>
       <w:pPr>
         <w:pStyle w:val="CommentText"/>
@@ -11026,11 +11247,22 @@
         <w:annotationRef/>
       </w:r>
       <w:r>
-        <w:t>Will make this more flexible, but didn’t want user to use varying combinations of labels for the same detector for consistency.</w:t>
+        <w:t xml:space="preserve">The output automatically go to </w:t>
+      </w:r>
+      <w:hyperlink r:id="rId1" w:history="1">
+        <w:r>
+          <w:rPr>
+            <w:rStyle w:val="Hyperlink"/>
+          </w:rPr>
+          <w:t>D:\Temp\TEST\data_summaries</w:t>
+        </w:r>
+      </w:hyperlink>
+      <w:r>
+        <w:t xml:space="preserve"> regardless of chosen output path. </w:t>
       </w:r>
     </w:p>
   </w:comment>
-  <w:comment w:id="48" w:author="Bobbi Jacqueline Estabrook" w:date="2025-09-19T14:32:00Z" w:initials="BE">
+  <w:comment w:id="48" w:author="Bobbi Jacqueline Estabrook" w:date="2026-10-16T12:07:00Z" w:initials="BE">
     <w:p>
       <w:pPr>
         <w:pStyle w:val="CommentText"/>
@@ -11042,11 +11274,27 @@
         <w:annotationRef/>
       </w:r>
       <w:r>
+        <w:t>Check that the app is saving all these tables and plots. Some are missing.</w:t>
+      </w:r>
+    </w:p>
+  </w:comment>
+  <w:comment w:id="49" w:author="Bobbi Jacqueline Estabrook" w:date="2025-09-19T14:32:00Z" w:initials="BE">
+    <w:p>
+      <w:pPr>
+        <w:pStyle w:val="CommentText"/>
+      </w:pPr>
+      <w:r>
+        <w:rPr>
+          <w:rStyle w:val="CommentReference"/>
+        </w:rPr>
+        <w:annotationRef/>
+      </w:r>
+      <w:r>
         <w:t>Specific to Northern Congo. If this needs to be flexible, then we should incorporate suncalc.</w:t>
       </w:r>
     </w:p>
   </w:comment>
-  <w:comment w:id="49" w:author="Bobbi Jacqueline Estabrook" w:date="2025-09-19T14:43:00Z" w:initials="BE">
+  <w:comment w:id="50" w:author="Bobbi Jacqueline Estabrook" w:date="2025-09-19T14:43:00Z" w:initials="BE">
     <w:p>
       <w:pPr>
         <w:pStyle w:val="CommentText"/>
@@ -11062,7 +11310,7 @@
       </w:r>
     </w:p>
   </w:comment>
-  <w:comment w:id="50" w:author="Bobbi Jacqueline Estabrook" w:date="2025-09-19T15:07:00Z" w:initials="BE">
+  <w:comment w:id="51" w:author="Bobbi Jacqueline Estabrook" w:date="2025-09-19T15:07:00Z" w:initials="BE">
     <w:p>
       <w:pPr>
         <w:pStyle w:val="CommentText"/>
@@ -11075,6 +11323,22 @@
       </w:r>
       <w:r>
         <w:t>Can’t remember why we wanted this value</w:t>
+      </w:r>
+    </w:p>
+  </w:comment>
+  <w:comment w:id="53" w:author="Bobbi Jacqueline Estabrook" w:date="2026-10-16T12:22:00Z" w:initials="BE">
+    <w:p>
+      <w:pPr>
+        <w:pStyle w:val="CommentText"/>
+      </w:pPr>
+      <w:r>
+        <w:rPr>
+          <w:rStyle w:val="CommentReference"/>
+        </w:rPr>
+        <w:annotationRef/>
+      </w:r>
+      <w:r>
+        <w:t>Not currently working</w:t>
       </w:r>
     </w:p>
   </w:comment>
@@ -11089,11 +11353,13 @@
   <w15:commentEx w15:paraId="3BBB8A7E" w15:done="0"/>
   <w15:commentEx w15:paraId="66EF26D7" w15:done="0"/>
   <w15:commentEx w15:paraId="5052E0F3" w15:done="0"/>
-  <w15:commentEx w15:paraId="286C0E95" w15:done="0"/>
   <w15:commentEx w15:paraId="410D2BD5" w15:done="0"/>
+  <w15:commentEx w15:paraId="15C048BC" w15:done="0"/>
+  <w15:commentEx w15:paraId="6A4E3484" w15:done="0"/>
   <w15:commentEx w15:paraId="210774CC" w15:done="0"/>
   <w15:commentEx w15:paraId="3067AB8A" w15:done="0"/>
   <w15:commentEx w15:paraId="2F7C2FF6" w15:done="0"/>
+  <w15:commentEx w15:paraId="054F993B" w15:done="0"/>
 </w15:commentsEx>
 </file>
 
@@ -11105,11 +11371,13 @@
   <w16cex:commentExtensible w16cex:durableId="6AED3607" w16cex:dateUtc="2026-10-15T17:59:00Z"/>
   <w16cex:commentExtensible w16cex:durableId="2AD28999" w16cex:dateUtc="2026-10-15T17:51:00Z"/>
   <w16cex:commentExtensible w16cex:durableId="232D334F" w16cex:dateUtc="2026-10-15T19:04:00Z"/>
-  <w16cex:commentExtensible w16cex:durableId="7A70CEB2" w16cex:dateUtc="2026-10-15T19:04:00Z"/>
   <w16cex:commentExtensible w16cex:durableId="36963D1B" w16cex:dateUtc="2026-10-15T19:23:00Z"/>
+  <w16cex:commentExtensible w16cex:durableId="328D7292" w16cex:dateUtc="2026-10-16T02:10:00Z"/>
+  <w16cex:commentExtensible w16cex:durableId="5132AB9A" w16cex:dateUtc="2026-10-16T16:07:00Z"/>
   <w16cex:commentExtensible w16cex:durableId="7474B162" w16cex:dateUtc="2025-09-19T18:32:00Z"/>
   <w16cex:commentExtensible w16cex:durableId="07052030" w16cex:dateUtc="2025-09-19T18:43:00Z"/>
   <w16cex:commentExtensible w16cex:durableId="2C16C78F" w16cex:dateUtc="2025-09-19T19:07:00Z"/>
+  <w16cex:commentExtensible w16cex:durableId="0187611D" w16cex:dateUtc="2026-10-16T16:22:00Z"/>
 </w16cex:commentsExtensible>
 </file>
 
@@ -11121,11 +11389,13 @@
   <w16cid:commentId w16cid:paraId="3BBB8A7E" w16cid:durableId="6AED3607"/>
   <w16cid:commentId w16cid:paraId="66EF26D7" w16cid:durableId="2AD28999"/>
   <w16cid:commentId w16cid:paraId="5052E0F3" w16cid:durableId="232D334F"/>
-  <w16cid:commentId w16cid:paraId="286C0E95" w16cid:durableId="7A70CEB2"/>
   <w16cid:commentId w16cid:paraId="410D2BD5" w16cid:durableId="36963D1B"/>
+  <w16cid:commentId w16cid:paraId="15C048BC" w16cid:durableId="328D7292"/>
+  <w16cid:commentId w16cid:paraId="6A4E3484" w16cid:durableId="5132AB9A"/>
   <w16cid:commentId w16cid:paraId="210774CC" w16cid:durableId="7474B162"/>
   <w16cid:commentId w16cid:paraId="3067AB8A" w16cid:durableId="07052030"/>
   <w16cid:commentId w16cid:paraId="2F7C2FF6" w16cid:durableId="2C16C78F"/>
+  <w16cid:commentId w16cid:paraId="054F993B" w16cid:durableId="0187611D"/>
 </w16cid:commentsIds>
 </file>
 
@@ -11353,6 +11623,92 @@
     </w:lvl>
   </w:abstractNum>
   <w:abstractNum w:abstractNumId="2" w15:restartNumberingAfterBreak="0">
+    <w:nsid w:val="05A53D79"/>
+    <w:multiLevelType w:val="multilevel"/>
+    <w:tmpl w:val="0409001D"/>
+    <w:lvl w:ilvl="0">
+      <w:start w:val="1"/>
+      <w:numFmt w:val="decimal"/>
+      <w:lvlText w:val="%1)"/>
+      <w:lvlJc w:val="left"/>
+      <w:pPr>
+        <w:ind w:left="360" w:hanging="360"/>
+      </w:pPr>
+    </w:lvl>
+    <w:lvl w:ilvl="1">
+      <w:start w:val="1"/>
+      <w:numFmt w:val="lowerLetter"/>
+      <w:lvlText w:val="%2)"/>
+      <w:lvlJc w:val="left"/>
+      <w:pPr>
+        <w:ind w:left="720" w:hanging="360"/>
+      </w:pPr>
+    </w:lvl>
+    <w:lvl w:ilvl="2">
+      <w:start w:val="1"/>
+      <w:numFmt w:val="lowerRoman"/>
+      <w:lvlText w:val="%3)"/>
+      <w:lvlJc w:val="left"/>
+      <w:pPr>
+        <w:ind w:left="1080" w:hanging="360"/>
+      </w:pPr>
+    </w:lvl>
+    <w:lvl w:ilvl="3">
+      <w:start w:val="1"/>
+      <w:numFmt w:val="decimal"/>
+      <w:lvlText w:val="(%4)"/>
+      <w:lvlJc w:val="left"/>
+      <w:pPr>
+        <w:ind w:left="1440" w:hanging="360"/>
+      </w:pPr>
+    </w:lvl>
+    <w:lvl w:ilvl="4">
+      <w:start w:val="1"/>
+      <w:numFmt w:val="lowerLetter"/>
+      <w:lvlText w:val="(%5)"/>
+      <w:lvlJc w:val="left"/>
+      <w:pPr>
+        <w:ind w:left="1800" w:hanging="360"/>
+      </w:pPr>
+    </w:lvl>
+    <w:lvl w:ilvl="5">
+      <w:start w:val="1"/>
+      <w:numFmt w:val="lowerRoman"/>
+      <w:lvlText w:val="(%6)"/>
+      <w:lvlJc w:val="left"/>
+      <w:pPr>
+        <w:ind w:left="2160" w:hanging="360"/>
+      </w:pPr>
+    </w:lvl>
+    <w:lvl w:ilvl="6">
+      <w:start w:val="1"/>
+      <w:numFmt w:val="decimal"/>
+      <w:lvlText w:val="%7."/>
+      <w:lvlJc w:val="left"/>
+      <w:pPr>
+        <w:ind w:left="2520" w:hanging="360"/>
+      </w:pPr>
+    </w:lvl>
+    <w:lvl w:ilvl="7">
+      <w:start w:val="1"/>
+      <w:numFmt w:val="lowerLetter"/>
+      <w:lvlText w:val="%8."/>
+      <w:lvlJc w:val="left"/>
+      <w:pPr>
+        <w:ind w:left="2880" w:hanging="360"/>
+      </w:pPr>
+    </w:lvl>
+    <w:lvl w:ilvl="8">
+      <w:start w:val="1"/>
+      <w:numFmt w:val="lowerRoman"/>
+      <w:lvlText w:val="%9."/>
+      <w:lvlJc w:val="left"/>
+      <w:pPr>
+        <w:ind w:left="3240" w:hanging="360"/>
+      </w:pPr>
+    </w:lvl>
+  </w:abstractNum>
+  <w:abstractNum w:abstractNumId="3" w15:restartNumberingAfterBreak="0">
     <w:nsid w:val="0A7551FD"/>
     <w:multiLevelType w:val="hybridMultilevel"/>
     <w:tmpl w:val="F9525D0E"/>
@@ -11444,7 +11800,7 @@
       </w:pPr>
     </w:lvl>
   </w:abstractNum>
-  <w:abstractNum w:abstractNumId="3" w15:restartNumberingAfterBreak="0">
+  <w:abstractNum w:abstractNumId="4" w15:restartNumberingAfterBreak="0">
     <w:nsid w:val="0D1D3911"/>
     <w:multiLevelType w:val="hybridMultilevel"/>
     <w:tmpl w:val="E7B48D2A"/>
@@ -11557,7 +11913,7 @@
       </w:rPr>
     </w:lvl>
   </w:abstractNum>
-  <w:abstractNum w:abstractNumId="4" w15:restartNumberingAfterBreak="0">
+  <w:abstractNum w:abstractNumId="5" w15:restartNumberingAfterBreak="0">
     <w:nsid w:val="0DFE0BCE"/>
     <w:multiLevelType w:val="multilevel"/>
     <w:tmpl w:val="5E16E164"/>
@@ -11652,7 +12008,7 @@
       </w:pPr>
     </w:lvl>
   </w:abstractNum>
-  <w:abstractNum w:abstractNumId="5" w15:restartNumberingAfterBreak="0">
+  <w:abstractNum w:abstractNumId="6" w15:restartNumberingAfterBreak="0">
     <w:nsid w:val="11483A06"/>
     <w:multiLevelType w:val="multilevel"/>
     <w:tmpl w:val="C43233EA"/>
@@ -11755,7 +12111,7 @@
       </w:pPr>
     </w:lvl>
   </w:abstractNum>
-  <w:abstractNum w:abstractNumId="6" w15:restartNumberingAfterBreak="0">
+  <w:abstractNum w:abstractNumId="7" w15:restartNumberingAfterBreak="0">
     <w:nsid w:val="157A17F9"/>
     <w:multiLevelType w:val="hybridMultilevel"/>
     <w:tmpl w:val="45925C92"/>
@@ -11850,7 +12206,7 @@
       </w:pPr>
     </w:lvl>
   </w:abstractNum>
-  <w:abstractNum w:abstractNumId="7" w15:restartNumberingAfterBreak="0">
+  <w:abstractNum w:abstractNumId="8" w15:restartNumberingAfterBreak="0">
     <w:nsid w:val="1863307A"/>
     <w:multiLevelType w:val="hybridMultilevel"/>
     <w:tmpl w:val="887CA150"/>
@@ -11963,7 +12319,7 @@
       </w:rPr>
     </w:lvl>
   </w:abstractNum>
-  <w:abstractNum w:abstractNumId="8" w15:restartNumberingAfterBreak="0">
+  <w:abstractNum w:abstractNumId="9" w15:restartNumberingAfterBreak="0">
     <w:nsid w:val="1AFA170F"/>
     <w:multiLevelType w:val="hybridMultilevel"/>
     <w:tmpl w:val="8C38EB8C"/>
@@ -12076,7 +12432,7 @@
       </w:rPr>
     </w:lvl>
   </w:abstractNum>
-  <w:abstractNum w:abstractNumId="9" w15:restartNumberingAfterBreak="0">
+  <w:abstractNum w:abstractNumId="10" w15:restartNumberingAfterBreak="0">
     <w:nsid w:val="27D557C9"/>
     <w:multiLevelType w:val="hybridMultilevel"/>
     <w:tmpl w:val="00029EBA"/>
@@ -12171,7 +12527,7 @@
       </w:pPr>
     </w:lvl>
   </w:abstractNum>
-  <w:abstractNum w:abstractNumId="10" w15:restartNumberingAfterBreak="0">
+  <w:abstractNum w:abstractNumId="11" w15:restartNumberingAfterBreak="0">
     <w:nsid w:val="2C881BFF"/>
     <w:multiLevelType w:val="hybridMultilevel"/>
     <w:tmpl w:val="7F3A72F6"/>
@@ -12284,7 +12640,7 @@
       </w:rPr>
     </w:lvl>
   </w:abstractNum>
-  <w:abstractNum w:abstractNumId="11" w15:restartNumberingAfterBreak="0">
+  <w:abstractNum w:abstractNumId="12" w15:restartNumberingAfterBreak="0">
     <w:nsid w:val="2F7C6546"/>
     <w:multiLevelType w:val="multilevel"/>
     <w:tmpl w:val="A6A6C3FE"/>
@@ -12387,7 +12743,7 @@
       </w:pPr>
     </w:lvl>
   </w:abstractNum>
-  <w:abstractNum w:abstractNumId="12" w15:restartNumberingAfterBreak="0">
+  <w:abstractNum w:abstractNumId="13" w15:restartNumberingAfterBreak="0">
     <w:nsid w:val="31490312"/>
     <w:multiLevelType w:val="hybridMultilevel"/>
     <w:tmpl w:val="35E870B4"/>
@@ -12500,7 +12856,7 @@
       </w:rPr>
     </w:lvl>
   </w:abstractNum>
-  <w:abstractNum w:abstractNumId="13" w15:restartNumberingAfterBreak="0">
+  <w:abstractNum w:abstractNumId="14" w15:restartNumberingAfterBreak="0">
     <w:nsid w:val="33102559"/>
     <w:multiLevelType w:val="hybridMultilevel"/>
     <w:tmpl w:val="F5C8B1FA"/>
@@ -12613,7 +12969,7 @@
       </w:rPr>
     </w:lvl>
   </w:abstractNum>
-  <w:abstractNum w:abstractNumId="14" w15:restartNumberingAfterBreak="0">
+  <w:abstractNum w:abstractNumId="15" w15:restartNumberingAfterBreak="0">
     <w:nsid w:val="33341922"/>
     <w:multiLevelType w:val="multilevel"/>
     <w:tmpl w:val="A6A6C3FE"/>
@@ -12716,7 +13072,7 @@
       </w:pPr>
     </w:lvl>
   </w:abstractNum>
-  <w:abstractNum w:abstractNumId="15" w15:restartNumberingAfterBreak="0">
+  <w:abstractNum w:abstractNumId="16" w15:restartNumberingAfterBreak="0">
     <w:nsid w:val="33591E4D"/>
     <w:multiLevelType w:val="hybridMultilevel"/>
     <w:tmpl w:val="327AC42C"/>
@@ -12829,7 +13185,7 @@
       </w:rPr>
     </w:lvl>
   </w:abstractNum>
-  <w:abstractNum w:abstractNumId="16" w15:restartNumberingAfterBreak="0">
+  <w:abstractNum w:abstractNumId="17" w15:restartNumberingAfterBreak="0">
     <w:nsid w:val="38137BB9"/>
     <w:multiLevelType w:val="hybridMultilevel"/>
     <w:tmpl w:val="6DE6A3E6"/>
@@ -12942,7 +13298,7 @@
       </w:rPr>
     </w:lvl>
   </w:abstractNum>
-  <w:abstractNum w:abstractNumId="17" w15:restartNumberingAfterBreak="0">
+  <w:abstractNum w:abstractNumId="18" w15:restartNumberingAfterBreak="0">
     <w:nsid w:val="3A2A2D1E"/>
     <w:multiLevelType w:val="multilevel"/>
     <w:tmpl w:val="A6A6C3FE"/>
@@ -13045,7 +13401,7 @@
       </w:pPr>
     </w:lvl>
   </w:abstractNum>
-  <w:abstractNum w:abstractNumId="18" w15:restartNumberingAfterBreak="0">
+  <w:abstractNum w:abstractNumId="19" w15:restartNumberingAfterBreak="0">
     <w:nsid w:val="3A603BC1"/>
     <w:multiLevelType w:val="hybridMultilevel"/>
     <w:tmpl w:val="119CF57A"/>
@@ -13157,7 +13513,7 @@
       </w:rPr>
     </w:lvl>
   </w:abstractNum>
-  <w:abstractNum w:abstractNumId="19" w15:restartNumberingAfterBreak="0">
+  <w:abstractNum w:abstractNumId="20" w15:restartNumberingAfterBreak="0">
     <w:nsid w:val="3D0B03A5"/>
     <w:multiLevelType w:val="multilevel"/>
     <w:tmpl w:val="0560B4AE"/>
@@ -13266,7 +13622,120 @@
       </w:pPr>
     </w:lvl>
   </w:abstractNum>
-  <w:abstractNum w:abstractNumId="20" w15:restartNumberingAfterBreak="0">
+  <w:abstractNum w:abstractNumId="21" w15:restartNumberingAfterBreak="0">
+    <w:nsid w:val="422E32FB"/>
+    <w:multiLevelType w:val="hybridMultilevel"/>
+    <w:tmpl w:val="2E6EBC6E"/>
+    <w:lvl w:ilvl="0" w:tplc="04090001">
+      <w:start w:val="1"/>
+      <w:numFmt w:val="bullet"/>
+      <w:lvlText w:val=""/>
+      <w:lvlJc w:val="left"/>
+      <w:pPr>
+        <w:ind w:left="720" w:hanging="360"/>
+      </w:pPr>
+      <w:rPr>
+        <w:rFonts w:ascii="Symbol" w:hAnsi="Symbol" w:hint="default"/>
+      </w:rPr>
+    </w:lvl>
+    <w:lvl w:ilvl="1" w:tplc="04090003">
+      <w:start w:val="1"/>
+      <w:numFmt w:val="bullet"/>
+      <w:lvlText w:val="o"/>
+      <w:lvlJc w:val="left"/>
+      <w:pPr>
+        <w:ind w:left="1440" w:hanging="360"/>
+      </w:pPr>
+      <w:rPr>
+        <w:rFonts w:ascii="Courier New" w:hAnsi="Courier New" w:cs="Courier New" w:hint="default"/>
+      </w:rPr>
+    </w:lvl>
+    <w:lvl w:ilvl="2" w:tplc="04090005">
+      <w:start w:val="1"/>
+      <w:numFmt w:val="bullet"/>
+      <w:lvlText w:val=""/>
+      <w:lvlJc w:val="left"/>
+      <w:pPr>
+        <w:ind w:left="2160" w:hanging="360"/>
+      </w:pPr>
+      <w:rPr>
+        <w:rFonts w:ascii="Wingdings" w:hAnsi="Wingdings" w:hint="default"/>
+      </w:rPr>
+    </w:lvl>
+    <w:lvl w:ilvl="3" w:tplc="04090001" w:tentative="1">
+      <w:start w:val="1"/>
+      <w:numFmt w:val="bullet"/>
+      <w:lvlText w:val=""/>
+      <w:lvlJc w:val="left"/>
+      <w:pPr>
+        <w:ind w:left="2880" w:hanging="360"/>
+      </w:pPr>
+      <w:rPr>
+        <w:rFonts w:ascii="Symbol" w:hAnsi="Symbol" w:hint="default"/>
+      </w:rPr>
+    </w:lvl>
+    <w:lvl w:ilvl="4" w:tplc="04090003" w:tentative="1">
+      <w:start w:val="1"/>
+      <w:numFmt w:val="bullet"/>
+      <w:lvlText w:val="o"/>
+      <w:lvlJc w:val="left"/>
+      <w:pPr>
+        <w:ind w:left="3600" w:hanging="360"/>
+      </w:pPr>
+      <w:rPr>
+        <w:rFonts w:ascii="Courier New" w:hAnsi="Courier New" w:cs="Courier New" w:hint="default"/>
+      </w:rPr>
+    </w:lvl>
+    <w:lvl w:ilvl="5" w:tplc="04090005" w:tentative="1">
+      <w:start w:val="1"/>
+      <w:numFmt w:val="bullet"/>
+      <w:lvlText w:val=""/>
+      <w:lvlJc w:val="left"/>
+      <w:pPr>
+        <w:ind w:left="4320" w:hanging="360"/>
+      </w:pPr>
+      <w:rPr>
+        <w:rFonts w:ascii="Wingdings" w:hAnsi="Wingdings" w:hint="default"/>
+      </w:rPr>
+    </w:lvl>
+    <w:lvl w:ilvl="6" w:tplc="04090001" w:tentative="1">
+      <w:start w:val="1"/>
+      <w:numFmt w:val="bullet"/>
+      <w:lvlText w:val=""/>
+      <w:lvlJc w:val="left"/>
+      <w:pPr>
+        <w:ind w:left="5040" w:hanging="360"/>
+      </w:pPr>
+      <w:rPr>
+        <w:rFonts w:ascii="Symbol" w:hAnsi="Symbol" w:hint="default"/>
+      </w:rPr>
+    </w:lvl>
+    <w:lvl w:ilvl="7" w:tplc="04090003" w:tentative="1">
+      <w:start w:val="1"/>
+      <w:numFmt w:val="bullet"/>
+      <w:lvlText w:val="o"/>
+      <w:lvlJc w:val="left"/>
+      <w:pPr>
+        <w:ind w:left="5760" w:hanging="360"/>
+      </w:pPr>
+      <w:rPr>
+        <w:rFonts w:ascii="Courier New" w:hAnsi="Courier New" w:cs="Courier New" w:hint="default"/>
+      </w:rPr>
+    </w:lvl>
+    <w:lvl w:ilvl="8" w:tplc="04090005" w:tentative="1">
+      <w:start w:val="1"/>
+      <w:numFmt w:val="bullet"/>
+      <w:lvlText w:val=""/>
+      <w:lvlJc w:val="left"/>
+      <w:pPr>
+        <w:ind w:left="6480" w:hanging="360"/>
+      </w:pPr>
+      <w:rPr>
+        <w:rFonts w:ascii="Wingdings" w:hAnsi="Wingdings" w:hint="default"/>
+      </w:rPr>
+    </w:lvl>
+  </w:abstractNum>
+  <w:abstractNum w:abstractNumId="22" w15:restartNumberingAfterBreak="0">
     <w:nsid w:val="435548A2"/>
     <w:multiLevelType w:val="hybridMultilevel"/>
     <w:tmpl w:val="2C783CDA"/>
@@ -13379,7 +13848,7 @@
       </w:rPr>
     </w:lvl>
   </w:abstractNum>
-  <w:abstractNum w:abstractNumId="21" w15:restartNumberingAfterBreak="0">
+  <w:abstractNum w:abstractNumId="23" w15:restartNumberingAfterBreak="0">
     <w:nsid w:val="4973736F"/>
     <w:multiLevelType w:val="multilevel"/>
     <w:tmpl w:val="E9D09544"/>
@@ -13482,7 +13951,7 @@
       </w:pPr>
     </w:lvl>
   </w:abstractNum>
-  <w:abstractNum w:abstractNumId="22" w15:restartNumberingAfterBreak="0">
+  <w:abstractNum w:abstractNumId="24" w15:restartNumberingAfterBreak="0">
     <w:nsid w:val="51712723"/>
     <w:multiLevelType w:val="hybridMultilevel"/>
     <w:tmpl w:val="001EC3C4"/>
@@ -13574,7 +14043,7 @@
       </w:pPr>
     </w:lvl>
   </w:abstractNum>
-  <w:abstractNum w:abstractNumId="23" w15:restartNumberingAfterBreak="0">
+  <w:abstractNum w:abstractNumId="25" w15:restartNumberingAfterBreak="0">
     <w:nsid w:val="527A4BCD"/>
     <w:multiLevelType w:val="hybridMultilevel"/>
     <w:tmpl w:val="68F884BC"/>
@@ -13687,7 +14156,7 @@
       </w:rPr>
     </w:lvl>
   </w:abstractNum>
-  <w:abstractNum w:abstractNumId="24" w15:restartNumberingAfterBreak="0">
+  <w:abstractNum w:abstractNumId="26" w15:restartNumberingAfterBreak="0">
     <w:nsid w:val="54120BC9"/>
     <w:multiLevelType w:val="hybridMultilevel"/>
     <w:tmpl w:val="D230332A"/>
@@ -13776,7 +14245,7 @@
       </w:pPr>
     </w:lvl>
   </w:abstractNum>
-  <w:abstractNum w:abstractNumId="25" w15:restartNumberingAfterBreak="0">
+  <w:abstractNum w:abstractNumId="27" w15:restartNumberingAfterBreak="0">
     <w:nsid w:val="552B08C1"/>
     <w:multiLevelType w:val="multilevel"/>
     <w:tmpl w:val="D6F4E4CC"/>
@@ -13882,7 +14351,7 @@
       </w:pPr>
     </w:lvl>
   </w:abstractNum>
-  <w:abstractNum w:abstractNumId="26" w15:restartNumberingAfterBreak="0">
+  <w:abstractNum w:abstractNumId="28" w15:restartNumberingAfterBreak="0">
     <w:nsid w:val="55E85F28"/>
     <w:multiLevelType w:val="hybridMultilevel"/>
     <w:tmpl w:val="B6FC9A52"/>
@@ -13995,7 +14464,7 @@
       </w:rPr>
     </w:lvl>
   </w:abstractNum>
-  <w:abstractNum w:abstractNumId="27" w15:restartNumberingAfterBreak="0">
+  <w:abstractNum w:abstractNumId="29" w15:restartNumberingAfterBreak="0">
     <w:nsid w:val="597350BA"/>
     <w:multiLevelType w:val="hybridMultilevel"/>
     <w:tmpl w:val="91D8A760"/>
@@ -14087,7 +14556,7 @@
       </w:pPr>
     </w:lvl>
   </w:abstractNum>
-  <w:abstractNum w:abstractNumId="28" w15:restartNumberingAfterBreak="0">
+  <w:abstractNum w:abstractNumId="30" w15:restartNumberingAfterBreak="0">
     <w:nsid w:val="5A8E3DBF"/>
     <w:multiLevelType w:val="hybridMultilevel"/>
     <w:tmpl w:val="33661CEE"/>
@@ -14200,7 +14669,7 @@
       </w:rPr>
     </w:lvl>
   </w:abstractNum>
-  <w:abstractNum w:abstractNumId="29" w15:restartNumberingAfterBreak="0">
+  <w:abstractNum w:abstractNumId="31" w15:restartNumberingAfterBreak="0">
     <w:nsid w:val="5AFF3733"/>
     <w:multiLevelType w:val="multilevel"/>
     <w:tmpl w:val="0409001D"/>
@@ -14286,7 +14755,7 @@
       </w:pPr>
     </w:lvl>
   </w:abstractNum>
-  <w:abstractNum w:abstractNumId="30" w15:restartNumberingAfterBreak="0">
+  <w:abstractNum w:abstractNumId="32" w15:restartNumberingAfterBreak="0">
     <w:nsid w:val="5F5A5515"/>
     <w:multiLevelType w:val="multilevel"/>
     <w:tmpl w:val="EB20C912"/>
@@ -14389,7 +14858,7 @@
       </w:pPr>
     </w:lvl>
   </w:abstractNum>
-  <w:abstractNum w:abstractNumId="31" w15:restartNumberingAfterBreak="0">
+  <w:abstractNum w:abstractNumId="33" w15:restartNumberingAfterBreak="0">
     <w:nsid w:val="60613D64"/>
     <w:multiLevelType w:val="hybridMultilevel"/>
     <w:tmpl w:val="C172A682"/>
@@ -14475,7 +14944,7 @@
       </w:pPr>
     </w:lvl>
   </w:abstractNum>
-  <w:abstractNum w:abstractNumId="32" w15:restartNumberingAfterBreak="0">
+  <w:abstractNum w:abstractNumId="34" w15:restartNumberingAfterBreak="0">
     <w:nsid w:val="62507383"/>
     <w:multiLevelType w:val="multilevel"/>
     <w:tmpl w:val="E9D09544"/>
@@ -14578,7 +15047,7 @@
       </w:pPr>
     </w:lvl>
   </w:abstractNum>
-  <w:abstractNum w:abstractNumId="33" w15:restartNumberingAfterBreak="0">
+  <w:abstractNum w:abstractNumId="35" w15:restartNumberingAfterBreak="0">
     <w:nsid w:val="625C3620"/>
     <w:multiLevelType w:val="hybridMultilevel"/>
     <w:tmpl w:val="D688C616"/>
@@ -14670,7 +15139,7 @@
       </w:pPr>
     </w:lvl>
   </w:abstractNum>
-  <w:abstractNum w:abstractNumId="34" w15:restartNumberingAfterBreak="0">
+  <w:abstractNum w:abstractNumId="36" w15:restartNumberingAfterBreak="0">
     <w:nsid w:val="62F76A8D"/>
     <w:multiLevelType w:val="hybridMultilevel"/>
     <w:tmpl w:val="041CF1E6"/>
@@ -14783,7 +15252,7 @@
       </w:rPr>
     </w:lvl>
   </w:abstractNum>
-  <w:abstractNum w:abstractNumId="35" w15:restartNumberingAfterBreak="0">
+  <w:abstractNum w:abstractNumId="37" w15:restartNumberingAfterBreak="0">
     <w:nsid w:val="647B7E44"/>
     <w:multiLevelType w:val="hybridMultilevel"/>
     <w:tmpl w:val="74704F26"/>
@@ -14896,7 +15365,7 @@
       </w:rPr>
     </w:lvl>
   </w:abstractNum>
-  <w:abstractNum w:abstractNumId="36" w15:restartNumberingAfterBreak="0">
+  <w:abstractNum w:abstractNumId="38" w15:restartNumberingAfterBreak="0">
     <w:nsid w:val="677A0156"/>
     <w:multiLevelType w:val="multilevel"/>
     <w:tmpl w:val="0409001D"/>
@@ -14982,7 +15451,7 @@
       </w:pPr>
     </w:lvl>
   </w:abstractNum>
-  <w:abstractNum w:abstractNumId="37" w15:restartNumberingAfterBreak="0">
+  <w:abstractNum w:abstractNumId="39" w15:restartNumberingAfterBreak="0">
     <w:nsid w:val="6CAC47EA"/>
     <w:multiLevelType w:val="hybridMultilevel"/>
     <w:tmpl w:val="08782B28"/>
@@ -15074,7 +15543,7 @@
       </w:pPr>
     </w:lvl>
   </w:abstractNum>
-  <w:abstractNum w:abstractNumId="38" w15:restartNumberingAfterBreak="0">
+  <w:abstractNum w:abstractNumId="40" w15:restartNumberingAfterBreak="0">
     <w:nsid w:val="6E5469DE"/>
     <w:multiLevelType w:val="multilevel"/>
     <w:tmpl w:val="C29A3954"/>
@@ -15166,7 +15635,7 @@
       </w:pPr>
     </w:lvl>
   </w:abstractNum>
-  <w:abstractNum w:abstractNumId="39" w15:restartNumberingAfterBreak="0">
+  <w:abstractNum w:abstractNumId="41" w15:restartNumberingAfterBreak="0">
     <w:nsid w:val="6F931EFA"/>
     <w:multiLevelType w:val="hybridMultilevel"/>
     <w:tmpl w:val="4A42488A"/>
@@ -15279,7 +15748,7 @@
       </w:rPr>
     </w:lvl>
   </w:abstractNum>
-  <w:abstractNum w:abstractNumId="40" w15:restartNumberingAfterBreak="0">
+  <w:abstractNum w:abstractNumId="42" w15:restartNumberingAfterBreak="0">
     <w:nsid w:val="716E4A73"/>
     <w:multiLevelType w:val="hybridMultilevel"/>
     <w:tmpl w:val="DACC4D02"/>
@@ -15392,7 +15861,7 @@
       </w:rPr>
     </w:lvl>
   </w:abstractNum>
-  <w:abstractNum w:abstractNumId="41" w15:restartNumberingAfterBreak="0">
+  <w:abstractNum w:abstractNumId="43" w15:restartNumberingAfterBreak="0">
     <w:nsid w:val="729D47CB"/>
     <w:multiLevelType w:val="hybridMultilevel"/>
     <w:tmpl w:val="0C50CC0C"/>
@@ -15505,7 +15974,7 @@
       </w:rPr>
     </w:lvl>
   </w:abstractNum>
-  <w:abstractNum w:abstractNumId="42" w15:restartNumberingAfterBreak="0">
+  <w:abstractNum w:abstractNumId="44" w15:restartNumberingAfterBreak="0">
     <w:nsid w:val="74541EB6"/>
     <w:multiLevelType w:val="hybridMultilevel"/>
     <w:tmpl w:val="B928C0E4"/>
@@ -15618,7 +16087,7 @@
       </w:rPr>
     </w:lvl>
   </w:abstractNum>
-  <w:abstractNum w:abstractNumId="43" w15:restartNumberingAfterBreak="0">
+  <w:abstractNum w:abstractNumId="45" w15:restartNumberingAfterBreak="0">
     <w:nsid w:val="74D3270C"/>
     <w:multiLevelType w:val="multilevel"/>
     <w:tmpl w:val="A6A6C3FE"/>
@@ -15721,7 +16190,7 @@
       </w:pPr>
     </w:lvl>
   </w:abstractNum>
-  <w:abstractNum w:abstractNumId="44" w15:restartNumberingAfterBreak="0">
+  <w:abstractNum w:abstractNumId="46" w15:restartNumberingAfterBreak="0">
     <w:nsid w:val="7DDA6A5F"/>
     <w:multiLevelType w:val="hybridMultilevel"/>
     <w:tmpl w:val="FF4E04E0"/>
@@ -15835,139 +16304,145 @@
     </w:lvl>
   </w:abstractNum>
   <w:num w:numId="1" w16cid:durableId="396366626">
-    <w:abstractNumId w:val="17"/>
+    <w:abstractNumId w:val="18"/>
   </w:num>
   <w:num w:numId="2" w16cid:durableId="364986833">
-    <w:abstractNumId w:val="12"/>
+    <w:abstractNumId w:val="13"/>
   </w:num>
   <w:num w:numId="3" w16cid:durableId="1208877834">
+    <w:abstractNumId w:val="40"/>
+  </w:num>
+  <w:num w:numId="4" w16cid:durableId="1876043960">
+    <w:abstractNumId w:val="22"/>
+  </w:num>
+  <w:num w:numId="5" w16cid:durableId="22438840">
+    <w:abstractNumId w:val="27"/>
+  </w:num>
+  <w:num w:numId="6" w16cid:durableId="1101222348">
+    <w:abstractNumId w:val="19"/>
+  </w:num>
+  <w:num w:numId="7" w16cid:durableId="1156918716">
+    <w:abstractNumId w:val="8"/>
+  </w:num>
+  <w:num w:numId="8" w16cid:durableId="220992744">
+    <w:abstractNumId w:val="5"/>
+  </w:num>
+  <w:num w:numId="9" w16cid:durableId="1040547076">
+    <w:abstractNumId w:val="26"/>
+  </w:num>
+  <w:num w:numId="10" w16cid:durableId="2020042740">
+    <w:abstractNumId w:val="25"/>
+  </w:num>
+  <w:num w:numId="11" w16cid:durableId="648899868">
+    <w:abstractNumId w:val="9"/>
+  </w:num>
+  <w:num w:numId="12" w16cid:durableId="2083914644">
+    <w:abstractNumId w:val="42"/>
+  </w:num>
+  <w:num w:numId="13" w16cid:durableId="1380014505">
     <w:abstractNumId w:val="38"/>
   </w:num>
-  <w:num w:numId="4" w16cid:durableId="1876043960">
-    <w:abstractNumId w:val="20"/>
-  </w:num>
-  <w:num w:numId="5" w16cid:durableId="22438840">
-    <w:abstractNumId w:val="25"/>
-  </w:num>
-  <w:num w:numId="6" w16cid:durableId="1101222348">
-    <w:abstractNumId w:val="18"/>
-  </w:num>
-  <w:num w:numId="7" w16cid:durableId="1156918716">
-    <w:abstractNumId w:val="7"/>
-  </w:num>
-  <w:num w:numId="8" w16cid:durableId="220992744">
-    <w:abstractNumId w:val="4"/>
-  </w:num>
-  <w:num w:numId="9" w16cid:durableId="1040547076">
-    <w:abstractNumId w:val="24"/>
-  </w:num>
-  <w:num w:numId="10" w16cid:durableId="2020042740">
-    <w:abstractNumId w:val="23"/>
-  </w:num>
-  <w:num w:numId="11" w16cid:durableId="648899868">
-    <w:abstractNumId w:val="8"/>
-  </w:num>
-  <w:num w:numId="12" w16cid:durableId="2083914644">
-    <w:abstractNumId w:val="40"/>
-  </w:num>
-  <w:num w:numId="13" w16cid:durableId="1380014505">
-    <w:abstractNumId w:val="36"/>
-  </w:num>
   <w:num w:numId="14" w16cid:durableId="780958750">
-    <w:abstractNumId w:val="29"/>
+    <w:abstractNumId w:val="31"/>
   </w:num>
   <w:num w:numId="15" w16cid:durableId="27031249">
-    <w:abstractNumId w:val="43"/>
+    <w:abstractNumId w:val="45"/>
   </w:num>
   <w:num w:numId="16" w16cid:durableId="1557815404">
     <w:abstractNumId w:val="0"/>
   </w:num>
   <w:num w:numId="17" w16cid:durableId="1705717612">
-    <w:abstractNumId w:val="5"/>
+    <w:abstractNumId w:val="6"/>
   </w:num>
   <w:num w:numId="18" w16cid:durableId="1998141684">
-    <w:abstractNumId w:val="11"/>
+    <w:abstractNumId w:val="12"/>
   </w:num>
   <w:num w:numId="19" w16cid:durableId="2117753339">
-    <w:abstractNumId w:val="15"/>
+    <w:abstractNumId w:val="16"/>
   </w:num>
   <w:num w:numId="20" w16cid:durableId="1184172798">
-    <w:abstractNumId w:val="21"/>
+    <w:abstractNumId w:val="23"/>
   </w:num>
   <w:num w:numId="21" w16cid:durableId="817692830">
+    <w:abstractNumId w:val="34"/>
+  </w:num>
+  <w:num w:numId="22" w16cid:durableId="1190993881">
     <w:abstractNumId w:val="32"/>
   </w:num>
-  <w:num w:numId="22" w16cid:durableId="1190993881">
-    <w:abstractNumId w:val="30"/>
-  </w:num>
   <w:num w:numId="23" w16cid:durableId="2101633869">
-    <w:abstractNumId w:val="19"/>
+    <w:abstractNumId w:val="20"/>
   </w:num>
   <w:num w:numId="24" w16cid:durableId="707097929">
-    <w:abstractNumId w:val="26"/>
+    <w:abstractNumId w:val="28"/>
   </w:num>
   <w:num w:numId="25" w16cid:durableId="960847233">
-    <w:abstractNumId w:val="42"/>
+    <w:abstractNumId w:val="44"/>
   </w:num>
   <w:num w:numId="26" w16cid:durableId="2059426527">
-    <w:abstractNumId w:val="34"/>
+    <w:abstractNumId w:val="36"/>
   </w:num>
   <w:num w:numId="27" w16cid:durableId="1816484495">
-    <w:abstractNumId w:val="35"/>
+    <w:abstractNumId w:val="37"/>
   </w:num>
   <w:num w:numId="28" w16cid:durableId="435180825">
-    <w:abstractNumId w:val="41"/>
+    <w:abstractNumId w:val="43"/>
   </w:num>
   <w:num w:numId="29" w16cid:durableId="1420180232">
-    <w:abstractNumId w:val="31"/>
+    <w:abstractNumId w:val="33"/>
   </w:num>
   <w:num w:numId="30" w16cid:durableId="1616477079">
-    <w:abstractNumId w:val="14"/>
+    <w:abstractNumId w:val="15"/>
   </w:num>
   <w:num w:numId="31" w16cid:durableId="1106968798">
     <w:abstractNumId w:val="1"/>
   </w:num>
   <w:num w:numId="32" w16cid:durableId="495265531">
-    <w:abstractNumId w:val="13"/>
+    <w:abstractNumId w:val="14"/>
   </w:num>
   <w:num w:numId="33" w16cid:durableId="153230133">
+    <w:abstractNumId w:val="41"/>
+  </w:num>
+  <w:num w:numId="34" w16cid:durableId="1030180447">
+    <w:abstractNumId w:val="29"/>
+  </w:num>
+  <w:num w:numId="35" w16cid:durableId="1897081776">
+    <w:abstractNumId w:val="17"/>
+  </w:num>
+  <w:num w:numId="36" w16cid:durableId="787744343">
+    <w:abstractNumId w:val="35"/>
+  </w:num>
+  <w:num w:numId="37" w16cid:durableId="1621719928">
+    <w:abstractNumId w:val="4"/>
+  </w:num>
+  <w:num w:numId="38" w16cid:durableId="717436434">
+    <w:abstractNumId w:val="24"/>
+  </w:num>
+  <w:num w:numId="39" w16cid:durableId="543836875">
     <w:abstractNumId w:val="39"/>
   </w:num>
-  <w:num w:numId="34" w16cid:durableId="1030180447">
-    <w:abstractNumId w:val="27"/>
+  <w:num w:numId="40" w16cid:durableId="1905489815">
+    <w:abstractNumId w:val="7"/>
   </w:num>
-  <w:num w:numId="35" w16cid:durableId="1897081776">
-    <w:abstractNumId w:val="16"/>
+  <w:num w:numId="41" w16cid:durableId="315229150">
+    <w:abstractNumId w:val="10"/>
   </w:num>
-  <w:num w:numId="36" w16cid:durableId="787744343">
-    <w:abstractNumId w:val="33"/>
+  <w:num w:numId="42" w16cid:durableId="680856702">
+    <w:abstractNumId w:val="46"/>
   </w:num>
-  <w:num w:numId="37" w16cid:durableId="1621719928">
+  <w:num w:numId="43" w16cid:durableId="1388987333">
+    <w:abstractNumId w:val="11"/>
+  </w:num>
+  <w:num w:numId="44" w16cid:durableId="502890397">
     <w:abstractNumId w:val="3"/>
   </w:num>
-  <w:num w:numId="38" w16cid:durableId="717436434">
-    <w:abstractNumId w:val="22"/>
+  <w:num w:numId="45" w16cid:durableId="41440487">
+    <w:abstractNumId w:val="30"/>
   </w:num>
-  <w:num w:numId="39" w16cid:durableId="543836875">
-    <w:abstractNumId w:val="37"/>
-  </w:num>
-  <w:num w:numId="40" w16cid:durableId="1905489815">
-    <w:abstractNumId w:val="6"/>
-  </w:num>
-  <w:num w:numId="41" w16cid:durableId="315229150">
-    <w:abstractNumId w:val="9"/>
-  </w:num>
-  <w:num w:numId="42" w16cid:durableId="680856702">
-    <w:abstractNumId w:val="44"/>
-  </w:num>
-  <w:num w:numId="43" w16cid:durableId="1388987333">
-    <w:abstractNumId w:val="10"/>
-  </w:num>
-  <w:num w:numId="44" w16cid:durableId="502890397">
+  <w:num w:numId="46" w16cid:durableId="296105720">
     <w:abstractNumId w:val="2"/>
   </w:num>
-  <w:num w:numId="45" w16cid:durableId="41440487">
-    <w:abstractNumId w:val="28"/>
+  <w:num w:numId="47" w16cid:durableId="141771484">
+    <w:abstractNumId w:val="21"/>
   </w:num>
 </w:numbering>
 </file>
